--- a/resources/document-templates/startup-information-sheet-template.docx
+++ b/resources/document-templates/startup-information-sheet-template.docx
@@ -343,9 +343,9 @@
           <w:szCs w:val="18"/>
         </w:rPr>
         <w:drawing>
-          <wp:inline distT="0" distB="0" distL="0" distR="0" wp14:anchorId="2EDFBE65" wp14:editId="589803BA">
-            <wp:extent cx="6513460" cy="266439"/>
-            <wp:effectExtent l="0" t="0" r="0" b="0"/>
+          <wp:inline distT="0" distB="0" distL="0" distR="0" wp14:anchorId="2EDFBE65" wp14:editId="089A91DB">
+            <wp:extent cx="6309360" cy="266065"/>
+            <wp:effectExtent l="0" t="0" r="0" b="635"/>
             <wp:docPr id="2022791838" name="image1.jpg"/>
             <wp:cNvGraphicFramePr/>
             <a:graphic xmlns:a="http://schemas.openxmlformats.org/drawingml/2006/main">
@@ -365,7 +365,7 @@
                   <pic:spPr>
                     <a:xfrm>
                       <a:off x="0" y="0"/>
-                      <a:ext cx="6513460" cy="266439"/>
+                      <a:ext cx="6318230" cy="266439"/>
                     </a:xfrm>
                     <a:prstGeom prst="rect">
                       <a:avLst/>
@@ -1373,6 +1373,7 @@
       <w:tr>
         <w:trPr>
           <w:gridAfter w:val="2"/>
+          <w:wAfter w:w="4050" w:type="dxa"/>
           <w:trHeight w:val="297"/>
         </w:trPr>
         <w:tc>
@@ -1482,6 +1483,7 @@
       <w:tr>
         <w:trPr>
           <w:gridAfter w:val="2"/>
+          <w:wAfter w:w="4050" w:type="dxa"/>
           <w:trHeight w:val="297"/>
         </w:trPr>
         <w:tc>
@@ -1608,7 +1610,7 @@
     <w:tbl>
       <w:tblPr>
         <w:tblStyle w:val="a1"/>
-        <w:tblW w:w="9990" w:type="dxa"/>
+        <w:tblW w:w="9923" w:type="dxa"/>
         <w:tblLayout w:type="fixed"/>
         <w:tblLook w:val="0400" w:firstRow="0" w:lastRow="0" w:firstColumn="0" w:lastColumn="0" w:noHBand="0" w:noVBand="1"/>
       </w:tblPr>
@@ -1616,7 +1618,7 @@
         <w:gridCol w:w="2250"/>
         <w:gridCol w:w="3060"/>
         <w:gridCol w:w="1980"/>
-        <w:gridCol w:w="2700"/>
+        <w:gridCol w:w="2633"/>
       </w:tblGrid>
       <w:tr>
         <w:trPr>
@@ -1751,7 +1753,7 @@
         </w:tc>
         <w:tc>
           <w:tcPr>
-            <w:tcW w:w="2700" w:type="dxa"/>
+            <w:tcW w:w="2633" w:type="dxa"/>
             <w:tcBorders>
               <w:left w:val="single" w:sz="4" w:space="0" w:color="auto"/>
             </w:tcBorders>
@@ -1940,7 +1942,7 @@
         </w:tc>
         <w:tc>
           <w:tcPr>
-            <w:tcW w:w="2700" w:type="dxa"/>
+            <w:tcW w:w="2633" w:type="dxa"/>
             <w:tcBorders>
               <w:left w:val="single" w:sz="4" w:space="0" w:color="auto"/>
             </w:tcBorders>
@@ -2121,7 +2123,7 @@
         </w:tc>
         <w:tc>
           <w:tcPr>
-            <w:tcW w:w="2700" w:type="dxa"/>
+            <w:tcW w:w="2633" w:type="dxa"/>
             <w:tcBorders>
               <w:left w:val="single" w:sz="4" w:space="0" w:color="auto"/>
             </w:tcBorders>
@@ -2275,7 +2277,7 @@
         </w:tc>
         <w:tc>
           <w:tcPr>
-            <w:tcW w:w="2700" w:type="dxa"/>
+            <w:tcW w:w="2633" w:type="dxa"/>
             <w:tcBorders>
               <w:left w:val="single" w:sz="4" w:space="0" w:color="auto"/>
             </w:tcBorders>
@@ -2429,7 +2431,7 @@
         </w:tc>
         <w:tc>
           <w:tcPr>
-            <w:tcW w:w="2700" w:type="dxa"/>
+            <w:tcW w:w="2633" w:type="dxa"/>
             <w:tcBorders>
               <w:left w:val="single" w:sz="4" w:space="0" w:color="auto"/>
             </w:tcBorders>
@@ -2732,7 +2734,7 @@
     <w:tbl>
       <w:tblPr>
         <w:tblStyle w:val="a3"/>
-        <w:tblW w:w="10255" w:type="dxa"/>
+        <w:tblW w:w="9918" w:type="dxa"/>
         <w:tblBorders>
           <w:top w:val="nil"/>
           <w:left w:val="nil"/>
@@ -2748,12 +2750,13 @@
         <w:gridCol w:w="1345"/>
         <w:gridCol w:w="3510"/>
         <w:gridCol w:w="2970"/>
-        <w:gridCol w:w="1260"/>
-        <w:gridCol w:w="1170"/>
+        <w:gridCol w:w="1242"/>
+        <w:gridCol w:w="851"/>
       </w:tblGrid>
       <w:tr>
         <w:trPr>
           <w:gridAfter w:val="3"/>
+          <w:wAfter w:w="5063" w:type="dxa"/>
           <w:cantSplit/>
           <w:trHeight w:val="193"/>
         </w:trPr>
@@ -2882,7 +2885,7 @@
         </w:tc>
         <w:tc>
           <w:tcPr>
-            <w:tcW w:w="1260" w:type="dxa"/>
+            <w:tcW w:w="1242" w:type="dxa"/>
             <w:tcBorders>
               <w:top w:val="single" w:sz="4" w:space="0" w:color="auto"/>
               <w:left w:val="single" w:sz="4" w:space="0" w:color="auto"/>
@@ -2911,7 +2914,7 @@
         </w:tc>
         <w:tc>
           <w:tcPr>
-            <w:tcW w:w="1170" w:type="dxa"/>
+            <w:tcW w:w="851" w:type="dxa"/>
             <w:tcBorders>
               <w:top w:val="single" w:sz="4" w:space="0" w:color="auto"/>
               <w:left w:val="single" w:sz="4" w:space="0" w:color="000000"/>
@@ -3083,7 +3086,7 @@
         </w:tc>
         <w:tc>
           <w:tcPr>
-            <w:tcW w:w="1260" w:type="dxa"/>
+            <w:tcW w:w="1242" w:type="dxa"/>
             <w:tcBorders>
               <w:top w:val="single" w:sz="4" w:space="0" w:color="auto"/>
               <w:left w:val="single" w:sz="4" w:space="0" w:color="auto"/>
@@ -3127,7 +3130,7 @@
         </w:tc>
         <w:tc>
           <w:tcPr>
-            <w:tcW w:w="1170" w:type="dxa"/>
+            <w:tcW w:w="851" w:type="dxa"/>
             <w:tcBorders>
               <w:top w:val="single" w:sz="4" w:space="0" w:color="auto"/>
               <w:left w:val="nil"/>
@@ -3314,7 +3317,7 @@
         </w:tc>
         <w:tc>
           <w:tcPr>
-            <w:tcW w:w="1260" w:type="dxa"/>
+            <w:tcW w:w="1242" w:type="dxa"/>
             <w:tcBorders>
               <w:top w:val="nil"/>
               <w:left w:val="single" w:sz="4" w:space="0" w:color="auto"/>
@@ -3358,7 +3361,7 @@
         </w:tc>
         <w:tc>
           <w:tcPr>
-            <w:tcW w:w="1170" w:type="dxa"/>
+            <w:tcW w:w="851" w:type="dxa"/>
             <w:tcBorders>
               <w:top w:val="nil"/>
               <w:left w:val="nil"/>
@@ -3545,7 +3548,7 @@
         </w:tc>
         <w:tc>
           <w:tcPr>
-            <w:tcW w:w="1260" w:type="dxa"/>
+            <w:tcW w:w="1242" w:type="dxa"/>
             <w:tcBorders>
               <w:top w:val="nil"/>
               <w:left w:val="single" w:sz="4" w:space="0" w:color="auto"/>
@@ -3589,7 +3592,7 @@
         </w:tc>
         <w:tc>
           <w:tcPr>
-            <w:tcW w:w="1170" w:type="dxa"/>
+            <w:tcW w:w="851" w:type="dxa"/>
             <w:tcBorders>
               <w:top w:val="nil"/>
               <w:left w:val="nil"/>
@@ -3776,7 +3779,7 @@
         </w:tc>
         <w:tc>
           <w:tcPr>
-            <w:tcW w:w="1260" w:type="dxa"/>
+            <w:tcW w:w="1242" w:type="dxa"/>
             <w:tcBorders>
               <w:top w:val="nil"/>
               <w:left w:val="single" w:sz="4" w:space="0" w:color="auto"/>
@@ -3820,7 +3823,7 @@
         </w:tc>
         <w:tc>
           <w:tcPr>
-            <w:tcW w:w="1170" w:type="dxa"/>
+            <w:tcW w:w="851" w:type="dxa"/>
             <w:tcBorders>
               <w:top w:val="nil"/>
               <w:left w:val="nil"/>
@@ -3883,14 +3886,16 @@
     <w:tbl>
       <w:tblPr>
         <w:tblStyle w:val="a4"/>
-        <w:tblW w:w="10255" w:type="dxa"/>
+        <w:tblW w:w="9923" w:type="dxa"/>
         <w:tblLayout w:type="fixed"/>
         <w:tblLook w:val="0400" w:firstRow="0" w:lastRow="0" w:firstColumn="0" w:lastColumn="0" w:noHBand="0" w:noVBand="1"/>
       </w:tblPr>
       <w:tblGrid>
         <w:gridCol w:w="3235"/>
-        <w:gridCol w:w="3600"/>
-        <w:gridCol w:w="3420"/>
+        <w:gridCol w:w="72"/>
+        <w:gridCol w:w="3308"/>
+        <w:gridCol w:w="189"/>
+        <w:gridCol w:w="3119"/>
       </w:tblGrid>
       <w:tr>
         <w:trPr>
@@ -3899,8 +3904,8 @@
         </w:trPr>
         <w:tc>
           <w:tcPr>
-            <w:tcW w:w="10255" w:type="dxa"/>
-            <w:gridSpan w:val="3"/>
+            <w:tcW w:w="9923" w:type="dxa"/>
+            <w:gridSpan w:val="5"/>
           </w:tcPr>
           <w:p>
             <w:pPr>
@@ -3933,7 +3938,8 @@
         </w:trPr>
         <w:tc>
           <w:tcPr>
-            <w:tcW w:w="3235" w:type="dxa"/>
+            <w:tcW w:w="3307" w:type="dxa"/>
+            <w:gridSpan w:val="2"/>
             <w:tcBorders>
               <w:left w:val="single" w:sz="4" w:space="0" w:color="auto"/>
               <w:right w:val="single" w:sz="4" w:space="0" w:color="auto"/>
@@ -3965,7 +3971,7 @@
         </w:tc>
         <w:tc>
           <w:tcPr>
-            <w:tcW w:w="3600" w:type="dxa"/>
+            <w:tcW w:w="3308" w:type="dxa"/>
             <w:tcBorders>
               <w:left w:val="single" w:sz="4" w:space="0" w:color="auto"/>
               <w:right w:val="single" w:sz="4" w:space="0" w:color="auto"/>
@@ -3998,7 +4004,8 @@
         </w:tc>
         <w:tc>
           <w:tcPr>
-            <w:tcW w:w="3420" w:type="dxa"/>
+            <w:tcW w:w="3308" w:type="dxa"/>
+            <w:gridSpan w:val="2"/>
             <w:tcBorders>
               <w:left w:val="single" w:sz="4" w:space="0" w:color="auto"/>
             </w:tcBorders>
@@ -4036,7 +4043,8 @@
         </w:trPr>
         <w:tc>
           <w:tcPr>
-            <w:tcW w:w="3235" w:type="dxa"/>
+            <w:tcW w:w="3307" w:type="dxa"/>
+            <w:gridSpan w:val="2"/>
             <w:tcBorders>
               <w:left w:val="single" w:sz="4" w:space="0" w:color="auto"/>
               <w:right w:val="single" w:sz="4" w:space="0" w:color="auto"/>
@@ -4068,7 +4076,7 @@
         </w:tc>
         <w:tc>
           <w:tcPr>
-            <w:tcW w:w="3600" w:type="dxa"/>
+            <w:tcW w:w="3308" w:type="dxa"/>
             <w:tcBorders>
               <w:left w:val="single" w:sz="4" w:space="0" w:color="auto"/>
               <w:right w:val="single" w:sz="4" w:space="0" w:color="auto"/>
@@ -4101,7 +4109,8 @@
         </w:tc>
         <w:tc>
           <w:tcPr>
-            <w:tcW w:w="3420" w:type="dxa"/>
+            <w:tcW w:w="3308" w:type="dxa"/>
+            <w:gridSpan w:val="2"/>
             <w:tcBorders>
               <w:left w:val="single" w:sz="4" w:space="0" w:color="auto"/>
             </w:tcBorders>
@@ -4165,13 +4174,15 @@
                 <w:sz w:val="18"/>
                 <w:szCs w:val="18"/>
               </w:rPr>
+              <w:lastRenderedPageBreak/>
               <w:t>${scholarship_7}</w:t>
             </w:r>
           </w:p>
         </w:tc>
         <w:tc>
           <w:tcPr>
-            <w:tcW w:w="3600" w:type="dxa"/>
+            <w:tcW w:w="3569" w:type="dxa"/>
+            <w:gridSpan w:val="3"/>
             <w:tcBorders>
               <w:left w:val="single" w:sz="4" w:space="0" w:color="auto"/>
               <w:right w:val="single" w:sz="4" w:space="0" w:color="auto"/>
@@ -4204,7 +4215,7 @@
         </w:tc>
         <w:tc>
           <w:tcPr>
-            <w:tcW w:w="3420" w:type="dxa"/>
+            <w:tcW w:w="3119" w:type="dxa"/>
             <w:tcBorders>
               <w:left w:val="single" w:sz="4" w:space="0" w:color="auto"/>
             </w:tcBorders>
@@ -4231,6 +4242,1574 @@
                 <w:szCs w:val="18"/>
               </w:rPr>
               <w:t>${scholarship_9}</w:t>
+            </w:r>
+          </w:p>
+        </w:tc>
+      </w:tr>
+    </w:tbl>
+    <w:p>
+      <w:pPr>
+        <w:spacing w:after="0"/>
+        <w:jc w:val="both"/>
+        <w:rPr>
+          <w:rFonts w:ascii="Times New Roman" w:eastAsia="Times New Roman" w:hAnsi="Times New Roman" w:cs="Times New Roman"/>
+          <w:b/>
+          <w:bCs/>
+          <w:i/>
+          <w:iCs/>
+          <w:sz w:val="18"/>
+          <w:szCs w:val="18"/>
+          <w:u w:val="single"/>
+        </w:rPr>
+      </w:pPr>
+    </w:p>
+    <w:p>
+      <w:pPr>
+        <w:spacing w:after="0"/>
+        <w:jc w:val="both"/>
+        <w:rPr>
+          <w:rFonts w:ascii="Times New Roman" w:eastAsia="Times New Roman" w:hAnsi="Times New Roman" w:cs="Times New Roman"/>
+          <w:b/>
+          <w:bCs/>
+          <w:i/>
+          <w:iCs/>
+          <w:sz w:val="18"/>
+          <w:szCs w:val="18"/>
+          <w:u w:val="single"/>
+        </w:rPr>
+      </w:pPr>
+    </w:p>
+    <w:p>
+      <w:pPr>
+        <w:spacing w:after="0"/>
+        <w:jc w:val="both"/>
+        <w:rPr>
+          <w:rFonts w:ascii="Times New Roman" w:eastAsia="Times New Roman" w:hAnsi="Times New Roman" w:cs="Times New Roman"/>
+          <w:b/>
+          <w:bCs/>
+          <w:i/>
+          <w:iCs/>
+          <w:sz w:val="18"/>
+          <w:szCs w:val="18"/>
+          <w:u w:val="single"/>
+        </w:rPr>
+      </w:pPr>
+      <w:r>
+        <w:rPr>
+          <w:rFonts w:ascii="Times New Roman" w:eastAsia="Times New Roman" w:hAnsi="Times New Roman" w:cs="Times New Roman"/>
+          <w:b/>
+          <w:bCs/>
+          <w:i/>
+          <w:iCs/>
+          <w:noProof/>
+          <w:sz w:val="18"/>
+          <w:szCs w:val="18"/>
+          <w:u w:val="single"/>
+        </w:rPr>
+        <w:drawing>
+          <wp:inline distT="0" distB="0" distL="0" distR="0" wp14:anchorId="5AD3EB02" wp14:editId="59D16F19">
+            <wp:extent cx="6293224" cy="266065"/>
+            <wp:effectExtent l="0" t="0" r="0" b="635"/>
+            <wp:docPr id="2022791841" name="image3.jpg"/>
+            <wp:cNvGraphicFramePr/>
+            <a:graphic xmlns:a="http://schemas.openxmlformats.org/drawingml/2006/main">
+              <a:graphicData uri="http://schemas.openxmlformats.org/drawingml/2006/picture">
+                <pic:pic xmlns:pic="http://schemas.openxmlformats.org/drawingml/2006/picture">
+                  <pic:nvPicPr>
+                    <pic:cNvPr id="0" name="image3.jpg"/>
+                    <pic:cNvPicPr preferRelativeResize="0"/>
+                  </pic:nvPicPr>
+                  <pic:blipFill>
+                    <a:blip r:embed="rId9"/>
+                    <a:srcRect/>
+                    <a:stretch>
+                      <a:fillRect/>
+                    </a:stretch>
+                  </pic:blipFill>
+                  <pic:spPr>
+                    <a:xfrm>
+                      <a:off x="0" y="0"/>
+                      <a:ext cx="6441008" cy="272313"/>
+                    </a:xfrm>
+                    <a:prstGeom prst="rect">
+                      <a:avLst/>
+                    </a:prstGeom>
+                    <a:ln/>
+                  </pic:spPr>
+                </pic:pic>
+              </a:graphicData>
+            </a:graphic>
+          </wp:inline>
+        </w:drawing>
+      </w:r>
+    </w:p>
+    <w:tbl>
+      <w:tblPr>
+        <w:tblStyle w:val="a5"/>
+        <w:tblW w:w="10970" w:type="dxa"/>
+        <w:tblBorders>
+          <w:top w:val="single" w:sz="4" w:space="0" w:color="000000"/>
+          <w:left w:val="single" w:sz="4" w:space="0" w:color="000000"/>
+          <w:bottom w:val="single" w:sz="4" w:space="0" w:color="000000"/>
+          <w:right w:val="single" w:sz="4" w:space="0" w:color="000000"/>
+          <w:insideH w:val="single" w:sz="4" w:space="0" w:color="000000"/>
+          <w:insideV w:val="single" w:sz="4" w:space="0" w:color="000000"/>
+        </w:tblBorders>
+        <w:tblLayout w:type="fixed"/>
+        <w:tblLook w:val="0400" w:firstRow="0" w:lastRow="0" w:firstColumn="0" w:lastColumn="0" w:noHBand="0" w:noVBand="1"/>
+      </w:tblPr>
+      <w:tblGrid>
+        <w:gridCol w:w="1382"/>
+        <w:gridCol w:w="1382"/>
+        <w:gridCol w:w="1382"/>
+        <w:gridCol w:w="1383"/>
+        <w:gridCol w:w="992"/>
+        <w:gridCol w:w="1276"/>
+        <w:gridCol w:w="850"/>
+        <w:gridCol w:w="567"/>
+        <w:gridCol w:w="709"/>
+        <w:gridCol w:w="1047"/>
+      </w:tblGrid>
+      <w:tr>
+        <w:trPr>
+          <w:cantSplit/>
+        </w:trPr>
+        <w:tc>
+          <w:tcPr>
+            <w:tcW w:w="1382" w:type="dxa"/>
+            <w:tcBorders>
+              <w:top w:val="nil"/>
+              <w:left w:val="nil"/>
+              <w:bottom w:val="single" w:sz="4" w:space="0" w:color="auto"/>
+              <w:right w:val="nil"/>
+            </w:tcBorders>
+          </w:tcPr>
+          <w:p>
+            <w:pPr>
+              <w:spacing w:after="0"/>
+              <w:rPr>
+                <w:rFonts w:ascii="Times New Roman" w:eastAsia="Times New Roman" w:hAnsi="Times New Roman" w:cs="Times New Roman"/>
+                <w:sz w:val="16"/>
+                <w:szCs w:val="16"/>
+              </w:rPr>
+            </w:pPr>
+            <w:r>
+              <w:rPr>
+                <w:rFonts w:ascii="Times New Roman" w:eastAsia="Times New Roman" w:hAnsi="Times New Roman" w:cs="Times New Roman"/>
+                <w:sz w:val="16"/>
+                <w:szCs w:val="16"/>
+              </w:rPr>
+              <w:t>24. NAME (SURNAME, FIRSTNAME, MIDDLE NAME, EXT)</w:t>
+            </w:r>
+          </w:p>
+        </w:tc>
+        <w:tc>
+          <w:tcPr>
+            <w:tcW w:w="1382" w:type="dxa"/>
+            <w:tcBorders>
+              <w:top w:val="nil"/>
+              <w:left w:val="nil"/>
+              <w:bottom w:val="single" w:sz="4" w:space="0" w:color="auto"/>
+              <w:right w:val="nil"/>
+            </w:tcBorders>
+          </w:tcPr>
+          <w:p>
+            <w:pPr>
+              <w:spacing w:after="0"/>
+              <w:rPr>
+                <w:rFonts w:ascii="Times New Roman" w:eastAsia="Times New Roman" w:hAnsi="Times New Roman" w:cs="Times New Roman"/>
+                <w:sz w:val="16"/>
+                <w:szCs w:val="16"/>
+              </w:rPr>
+            </w:pPr>
+            <w:r>
+              <w:rPr>
+                <w:rFonts w:ascii="Times New Roman" w:eastAsia="Times New Roman" w:hAnsi="Times New Roman" w:cs="Times New Roman"/>
+                <w:sz w:val="16"/>
+                <w:szCs w:val="16"/>
+              </w:rPr>
+              <w:t>DESIGNATION</w:t>
+            </w:r>
+          </w:p>
+        </w:tc>
+        <w:tc>
+          <w:tcPr>
+            <w:tcW w:w="1382" w:type="dxa"/>
+            <w:tcBorders>
+              <w:top w:val="nil"/>
+              <w:left w:val="nil"/>
+              <w:bottom w:val="single" w:sz="4" w:space="0" w:color="auto"/>
+              <w:right w:val="nil"/>
+            </w:tcBorders>
+          </w:tcPr>
+          <w:p>
+            <w:pPr>
+              <w:spacing w:after="0"/>
+              <w:rPr>
+                <w:rFonts w:ascii="Times New Roman" w:eastAsia="Times New Roman" w:hAnsi="Times New Roman" w:cs="Times New Roman"/>
+                <w:sz w:val="16"/>
+                <w:szCs w:val="16"/>
+              </w:rPr>
+            </w:pPr>
+            <w:r>
+              <w:rPr>
+                <w:rFonts w:ascii="Times New Roman" w:eastAsia="Times New Roman" w:hAnsi="Times New Roman" w:cs="Times New Roman"/>
+                <w:sz w:val="16"/>
+                <w:szCs w:val="16"/>
+              </w:rPr>
+              <w:t>PHONE NO.</w:t>
+            </w:r>
+          </w:p>
+        </w:tc>
+        <w:tc>
+          <w:tcPr>
+            <w:tcW w:w="1383" w:type="dxa"/>
+            <w:tcBorders>
+              <w:top w:val="nil"/>
+              <w:left w:val="nil"/>
+              <w:bottom w:val="single" w:sz="4" w:space="0" w:color="auto"/>
+              <w:right w:val="nil"/>
+            </w:tcBorders>
+          </w:tcPr>
+          <w:p>
+            <w:pPr>
+              <w:spacing w:after="0"/>
+              <w:rPr>
+                <w:rFonts w:ascii="Times New Roman" w:eastAsia="Times New Roman" w:hAnsi="Times New Roman" w:cs="Times New Roman"/>
+                <w:sz w:val="16"/>
+                <w:szCs w:val="16"/>
+              </w:rPr>
+            </w:pPr>
+            <w:r>
+              <w:rPr>
+                <w:rFonts w:ascii="Times New Roman" w:eastAsia="Times New Roman" w:hAnsi="Times New Roman" w:cs="Times New Roman"/>
+                <w:sz w:val="16"/>
+                <w:szCs w:val="16"/>
+              </w:rPr>
+              <w:t>ADDRESS</w:t>
+            </w:r>
+          </w:p>
+        </w:tc>
+        <w:tc>
+          <w:tcPr>
+            <w:tcW w:w="992" w:type="dxa"/>
+            <w:tcBorders>
+              <w:top w:val="nil"/>
+              <w:left w:val="nil"/>
+              <w:bottom w:val="single" w:sz="4" w:space="0" w:color="auto"/>
+              <w:right w:val="nil"/>
+            </w:tcBorders>
+          </w:tcPr>
+          <w:p>
+            <w:pPr>
+              <w:spacing w:after="0"/>
+              <w:rPr>
+                <w:rFonts w:ascii="Times New Roman" w:eastAsia="Times New Roman" w:hAnsi="Times New Roman" w:cs="Times New Roman"/>
+                <w:sz w:val="16"/>
+                <w:szCs w:val="16"/>
+              </w:rPr>
+            </w:pPr>
+            <w:r>
+              <w:rPr>
+                <w:rFonts w:ascii="Times New Roman" w:eastAsia="Times New Roman" w:hAnsi="Times New Roman" w:cs="Times New Roman"/>
+                <w:sz w:val="16"/>
+                <w:szCs w:val="16"/>
+              </w:rPr>
+              <w:t>DATE OF BIRTH</w:t>
+            </w:r>
+          </w:p>
+        </w:tc>
+        <w:tc>
+          <w:tcPr>
+            <w:tcW w:w="1276" w:type="dxa"/>
+            <w:tcBorders>
+              <w:top w:val="nil"/>
+              <w:left w:val="nil"/>
+              <w:bottom w:val="single" w:sz="4" w:space="0" w:color="auto"/>
+              <w:right w:val="nil"/>
+            </w:tcBorders>
+          </w:tcPr>
+          <w:p>
+            <w:pPr>
+              <w:spacing w:after="0"/>
+              <w:rPr>
+                <w:rFonts w:ascii="Times New Roman" w:eastAsia="Times New Roman" w:hAnsi="Times New Roman" w:cs="Times New Roman"/>
+                <w:sz w:val="16"/>
+                <w:szCs w:val="16"/>
+              </w:rPr>
+            </w:pPr>
+            <w:r>
+              <w:rPr>
+                <w:rFonts w:ascii="Times New Roman" w:eastAsia="Times New Roman" w:hAnsi="Times New Roman" w:cs="Times New Roman"/>
+                <w:sz w:val="16"/>
+                <w:szCs w:val="16"/>
+              </w:rPr>
+              <w:t>EMAIL</w:t>
+            </w:r>
+          </w:p>
+        </w:tc>
+        <w:tc>
+          <w:tcPr>
+            <w:tcW w:w="850" w:type="dxa"/>
+            <w:tcBorders>
+              <w:top w:val="nil"/>
+              <w:left w:val="nil"/>
+              <w:bottom w:val="single" w:sz="4" w:space="0" w:color="auto"/>
+              <w:right w:val="nil"/>
+            </w:tcBorders>
+          </w:tcPr>
+          <w:p>
+            <w:pPr>
+              <w:spacing w:after="0"/>
+              <w:rPr>
+                <w:rFonts w:ascii="Times New Roman" w:eastAsia="Times New Roman" w:hAnsi="Times New Roman" w:cs="Times New Roman"/>
+                <w:sz w:val="16"/>
+                <w:szCs w:val="16"/>
+              </w:rPr>
+            </w:pPr>
+            <w:r>
+              <w:rPr>
+                <w:rFonts w:ascii="Times New Roman" w:eastAsia="Times New Roman" w:hAnsi="Times New Roman" w:cs="Times New Roman"/>
+                <w:sz w:val="16"/>
+                <w:szCs w:val="16"/>
+              </w:rPr>
+              <w:t>CITIZENSHIP</w:t>
+            </w:r>
+          </w:p>
+        </w:tc>
+        <w:tc>
+          <w:tcPr>
+            <w:tcW w:w="567" w:type="dxa"/>
+            <w:tcBorders>
+              <w:top w:val="nil"/>
+              <w:left w:val="nil"/>
+              <w:bottom w:val="single" w:sz="4" w:space="0" w:color="auto"/>
+              <w:right w:val="nil"/>
+            </w:tcBorders>
+          </w:tcPr>
+          <w:p>
+            <w:pPr>
+              <w:spacing w:after="0"/>
+              <w:rPr>
+                <w:rFonts w:ascii="Times New Roman" w:eastAsia="Times New Roman" w:hAnsi="Times New Roman" w:cs="Times New Roman"/>
+                <w:sz w:val="16"/>
+                <w:szCs w:val="16"/>
+              </w:rPr>
+            </w:pPr>
+            <w:r>
+              <w:rPr>
+                <w:rFonts w:ascii="Times New Roman" w:eastAsia="Times New Roman" w:hAnsi="Times New Roman" w:cs="Times New Roman"/>
+                <w:sz w:val="16"/>
+                <w:szCs w:val="16"/>
+              </w:rPr>
+              <w:t>SEX</w:t>
+            </w:r>
+          </w:p>
+        </w:tc>
+        <w:tc>
+          <w:tcPr>
+            <w:tcW w:w="709" w:type="dxa"/>
+            <w:tcBorders>
+              <w:top w:val="nil"/>
+              <w:left w:val="nil"/>
+              <w:bottom w:val="single" w:sz="4" w:space="0" w:color="auto"/>
+              <w:right w:val="nil"/>
+            </w:tcBorders>
+          </w:tcPr>
+          <w:p>
+            <w:pPr>
+              <w:spacing w:after="0"/>
+              <w:rPr>
+                <w:rFonts w:ascii="Times New Roman" w:eastAsia="Times New Roman" w:hAnsi="Times New Roman" w:cs="Times New Roman"/>
+                <w:sz w:val="16"/>
+                <w:szCs w:val="16"/>
+              </w:rPr>
+            </w:pPr>
+            <w:r>
+              <w:rPr>
+                <w:rFonts w:ascii="Times New Roman" w:eastAsia="Times New Roman" w:hAnsi="Times New Roman" w:cs="Times New Roman"/>
+                <w:sz w:val="16"/>
+                <w:szCs w:val="16"/>
+              </w:rPr>
+              <w:t>CIVIL STATUS</w:t>
+            </w:r>
+          </w:p>
+        </w:tc>
+        <w:tc>
+          <w:tcPr>
+            <w:tcW w:w="1047" w:type="dxa"/>
+            <w:tcBorders>
+              <w:top w:val="nil"/>
+              <w:left w:val="nil"/>
+              <w:bottom w:val="nil"/>
+              <w:right w:val="nil"/>
+            </w:tcBorders>
+          </w:tcPr>
+          <w:p>
+            <w:pPr>
+              <w:spacing w:after="0"/>
+              <w:rPr>
+                <w:rFonts w:ascii="Times New Roman" w:eastAsia="Times New Roman" w:hAnsi="Times New Roman" w:cs="Times New Roman"/>
+                <w:sz w:val="16"/>
+                <w:szCs w:val="16"/>
+              </w:rPr>
+            </w:pPr>
+          </w:p>
+        </w:tc>
+      </w:tr>
+      <w:tr>
+        <w:trPr>
+          <w:cantSplit/>
+        </w:trPr>
+        <w:tc>
+          <w:tcPr>
+            <w:tcW w:w="1382" w:type="dxa"/>
+            <w:tcBorders>
+              <w:top w:val="single" w:sz="4" w:space="0" w:color="auto"/>
+              <w:left w:val="single" w:sz="4" w:space="0" w:color="000000"/>
+              <w:bottom w:val="single" w:sz="4" w:space="0" w:color="000000"/>
+              <w:right w:val="single" w:sz="4" w:space="0" w:color="000000"/>
+            </w:tcBorders>
+          </w:tcPr>
+          <w:p>
+            <w:pPr>
+              <w:spacing w:after="0"/>
+              <w:rPr>
+                <w:rFonts w:ascii="Times New Roman" w:eastAsia="Times New Roman" w:hAnsi="Times New Roman" w:cs="Times New Roman"/>
+                <w:sz w:val="16"/>
+                <w:szCs w:val="16"/>
+              </w:rPr>
+            </w:pPr>
+            <w:r>
+              <w:rPr>
+                <w:rFonts w:ascii="Times New Roman" w:eastAsia="Times New Roman" w:hAnsi="Times New Roman" w:cs="Times New Roman"/>
+                <w:sz w:val="16"/>
+                <w:szCs w:val="16"/>
+              </w:rPr>
+              <w:t>${</w:t>
+            </w:r>
+            <w:proofErr w:type="spellStart"/>
+            <w:r>
+              <w:rPr>
+                <w:rFonts w:ascii="Times New Roman" w:eastAsia="Times New Roman" w:hAnsi="Times New Roman" w:cs="Times New Roman"/>
+                <w:sz w:val="16"/>
+                <w:szCs w:val="16"/>
+              </w:rPr>
+              <w:t>member_full_name</w:t>
+            </w:r>
+            <w:proofErr w:type="spellEnd"/>
+            <w:r>
+              <w:rPr>
+                <w:rFonts w:ascii="Times New Roman" w:eastAsia="Times New Roman" w:hAnsi="Times New Roman" w:cs="Times New Roman"/>
+                <w:sz w:val="16"/>
+                <w:szCs w:val="16"/>
+              </w:rPr>
+              <w:t>}</w:t>
+            </w:r>
+          </w:p>
+        </w:tc>
+        <w:tc>
+          <w:tcPr>
+            <w:tcW w:w="1382" w:type="dxa"/>
+            <w:tcBorders>
+              <w:top w:val="single" w:sz="4" w:space="0" w:color="auto"/>
+              <w:left w:val="single" w:sz="4" w:space="0" w:color="000000"/>
+              <w:bottom w:val="single" w:sz="4" w:space="0" w:color="000000"/>
+              <w:right w:val="single" w:sz="4" w:space="0" w:color="000000"/>
+            </w:tcBorders>
+          </w:tcPr>
+          <w:p>
+            <w:pPr>
+              <w:spacing w:after="0"/>
+              <w:rPr>
+                <w:rFonts w:ascii="Times New Roman" w:eastAsia="Times New Roman" w:hAnsi="Times New Roman" w:cs="Times New Roman"/>
+                <w:sz w:val="16"/>
+                <w:szCs w:val="16"/>
+              </w:rPr>
+            </w:pPr>
+            <w:r>
+              <w:rPr>
+                <w:rFonts w:ascii="Times New Roman" w:eastAsia="Times New Roman" w:hAnsi="Times New Roman" w:cs="Times New Roman"/>
+                <w:sz w:val="16"/>
+                <w:szCs w:val="16"/>
+                <w:u w:val="single"/>
+              </w:rPr>
+              <w:t>${</w:t>
+            </w:r>
+            <w:proofErr w:type="spellStart"/>
+            <w:r>
+              <w:rPr>
+                <w:rFonts w:ascii="Times New Roman" w:eastAsia="Times New Roman" w:hAnsi="Times New Roman" w:cs="Times New Roman"/>
+                <w:sz w:val="16"/>
+                <w:szCs w:val="16"/>
+                <w:u w:val="single"/>
+              </w:rPr>
+              <w:t>member_designation</w:t>
+            </w:r>
+            <w:proofErr w:type="spellEnd"/>
+            <w:r>
+              <w:rPr>
+                <w:rFonts w:ascii="Times New Roman" w:eastAsia="Times New Roman" w:hAnsi="Times New Roman" w:cs="Times New Roman"/>
+                <w:sz w:val="16"/>
+                <w:szCs w:val="16"/>
+                <w:u w:val="single"/>
+              </w:rPr>
+              <w:t>}</w:t>
+            </w:r>
+          </w:p>
+        </w:tc>
+        <w:tc>
+          <w:tcPr>
+            <w:tcW w:w="1382" w:type="dxa"/>
+            <w:tcBorders>
+              <w:top w:val="single" w:sz="4" w:space="0" w:color="auto"/>
+              <w:left w:val="single" w:sz="4" w:space="0" w:color="000000"/>
+              <w:bottom w:val="single" w:sz="4" w:space="0" w:color="000000"/>
+              <w:right w:val="single" w:sz="4" w:space="0" w:color="000000"/>
+            </w:tcBorders>
+          </w:tcPr>
+          <w:p>
+            <w:pPr>
+              <w:spacing w:after="0"/>
+              <w:rPr>
+                <w:rFonts w:ascii="Times New Roman" w:eastAsia="Times New Roman" w:hAnsi="Times New Roman" w:cs="Times New Roman"/>
+                <w:sz w:val="16"/>
+                <w:szCs w:val="16"/>
+              </w:rPr>
+            </w:pPr>
+            <w:r>
+              <w:rPr>
+                <w:rFonts w:ascii="Times New Roman" w:eastAsia="Times New Roman" w:hAnsi="Times New Roman" w:cs="Times New Roman"/>
+                <w:sz w:val="16"/>
+                <w:szCs w:val="16"/>
+                <w:u w:val="single"/>
+              </w:rPr>
+              <w:t>${</w:t>
+            </w:r>
+            <w:proofErr w:type="spellStart"/>
+            <w:r>
+              <w:rPr>
+                <w:rFonts w:ascii="Times New Roman" w:eastAsia="Times New Roman" w:hAnsi="Times New Roman" w:cs="Times New Roman"/>
+                <w:sz w:val="16"/>
+                <w:szCs w:val="16"/>
+                <w:u w:val="single"/>
+              </w:rPr>
+              <w:t>member_phone</w:t>
+            </w:r>
+            <w:proofErr w:type="spellEnd"/>
+            <w:r>
+              <w:rPr>
+                <w:rFonts w:ascii="Times New Roman" w:eastAsia="Times New Roman" w:hAnsi="Times New Roman" w:cs="Times New Roman"/>
+                <w:sz w:val="16"/>
+                <w:szCs w:val="16"/>
+                <w:u w:val="single"/>
+              </w:rPr>
+              <w:t>}</w:t>
+            </w:r>
+          </w:p>
+        </w:tc>
+        <w:tc>
+          <w:tcPr>
+            <w:tcW w:w="1383" w:type="dxa"/>
+            <w:tcBorders>
+              <w:top w:val="single" w:sz="4" w:space="0" w:color="auto"/>
+              <w:left w:val="single" w:sz="4" w:space="0" w:color="000000"/>
+              <w:bottom w:val="single" w:sz="4" w:space="0" w:color="000000"/>
+              <w:right w:val="single" w:sz="4" w:space="0" w:color="000000"/>
+            </w:tcBorders>
+          </w:tcPr>
+          <w:p>
+            <w:pPr>
+              <w:spacing w:after="0"/>
+              <w:rPr>
+                <w:rFonts w:ascii="Times New Roman" w:eastAsia="Times New Roman" w:hAnsi="Times New Roman" w:cs="Times New Roman"/>
+                <w:sz w:val="16"/>
+                <w:szCs w:val="16"/>
+              </w:rPr>
+            </w:pPr>
+            <w:r>
+              <w:rPr>
+                <w:rFonts w:ascii="Times New Roman" w:eastAsia="Times New Roman" w:hAnsi="Times New Roman" w:cs="Times New Roman"/>
+                <w:sz w:val="16"/>
+                <w:szCs w:val="16"/>
+                <w:u w:val="single"/>
+              </w:rPr>
+              <w:t>${</w:t>
+            </w:r>
+            <w:proofErr w:type="spellStart"/>
+            <w:r>
+              <w:rPr>
+                <w:rFonts w:ascii="Times New Roman" w:eastAsia="Times New Roman" w:hAnsi="Times New Roman" w:cs="Times New Roman"/>
+                <w:sz w:val="16"/>
+                <w:szCs w:val="16"/>
+                <w:u w:val="single"/>
+              </w:rPr>
+              <w:t>member_address</w:t>
+            </w:r>
+            <w:proofErr w:type="spellEnd"/>
+            <w:r>
+              <w:rPr>
+                <w:rFonts w:ascii="Times New Roman" w:eastAsia="Times New Roman" w:hAnsi="Times New Roman" w:cs="Times New Roman"/>
+                <w:sz w:val="16"/>
+                <w:szCs w:val="16"/>
+                <w:u w:val="single"/>
+              </w:rPr>
+              <w:t>}</w:t>
+            </w:r>
+          </w:p>
+        </w:tc>
+        <w:tc>
+          <w:tcPr>
+            <w:tcW w:w="992" w:type="dxa"/>
+            <w:tcBorders>
+              <w:top w:val="single" w:sz="4" w:space="0" w:color="auto"/>
+              <w:left w:val="single" w:sz="4" w:space="0" w:color="000000"/>
+              <w:bottom w:val="single" w:sz="4" w:space="0" w:color="000000"/>
+              <w:right w:val="single" w:sz="4" w:space="0" w:color="000000"/>
+            </w:tcBorders>
+          </w:tcPr>
+          <w:p>
+            <w:pPr>
+              <w:spacing w:after="0"/>
+              <w:rPr>
+                <w:rFonts w:ascii="Times New Roman" w:eastAsia="Times New Roman" w:hAnsi="Times New Roman" w:cs="Times New Roman"/>
+                <w:sz w:val="16"/>
+                <w:szCs w:val="16"/>
+              </w:rPr>
+            </w:pPr>
+            <w:r>
+              <w:rPr>
+                <w:rFonts w:ascii="Times New Roman" w:eastAsia="Times New Roman" w:hAnsi="Times New Roman" w:cs="Times New Roman"/>
+                <w:sz w:val="16"/>
+                <w:szCs w:val="16"/>
+                <w:u w:val="single"/>
+              </w:rPr>
+              <w:t>${</w:t>
+            </w:r>
+            <w:proofErr w:type="spellStart"/>
+            <w:r>
+              <w:rPr>
+                <w:rFonts w:ascii="Times New Roman" w:eastAsia="Times New Roman" w:hAnsi="Times New Roman" w:cs="Times New Roman"/>
+                <w:sz w:val="16"/>
+                <w:szCs w:val="16"/>
+                <w:u w:val="single"/>
+              </w:rPr>
+              <w:t>member_date_of_birth</w:t>
+            </w:r>
+            <w:proofErr w:type="spellEnd"/>
+            <w:r>
+              <w:rPr>
+                <w:rFonts w:ascii="Times New Roman" w:eastAsia="Times New Roman" w:hAnsi="Times New Roman" w:cs="Times New Roman"/>
+                <w:sz w:val="16"/>
+                <w:szCs w:val="16"/>
+                <w:u w:val="single"/>
+              </w:rPr>
+              <w:t>}</w:t>
+            </w:r>
+          </w:p>
+        </w:tc>
+        <w:tc>
+          <w:tcPr>
+            <w:tcW w:w="1276" w:type="dxa"/>
+            <w:tcBorders>
+              <w:top w:val="single" w:sz="4" w:space="0" w:color="auto"/>
+              <w:left w:val="single" w:sz="4" w:space="0" w:color="000000"/>
+              <w:bottom w:val="single" w:sz="4" w:space="0" w:color="000000"/>
+              <w:right w:val="single" w:sz="4" w:space="0" w:color="000000"/>
+            </w:tcBorders>
+          </w:tcPr>
+          <w:p>
+            <w:pPr>
+              <w:spacing w:after="0"/>
+              <w:rPr>
+                <w:rFonts w:ascii="Times New Roman" w:eastAsia="Times New Roman" w:hAnsi="Times New Roman" w:cs="Times New Roman"/>
+                <w:sz w:val="16"/>
+                <w:szCs w:val="16"/>
+              </w:rPr>
+            </w:pPr>
+            <w:r>
+              <w:rPr>
+                <w:rFonts w:ascii="Times New Roman" w:eastAsia="Times New Roman" w:hAnsi="Times New Roman" w:cs="Times New Roman"/>
+                <w:sz w:val="16"/>
+                <w:szCs w:val="16"/>
+                <w:u w:val="single"/>
+              </w:rPr>
+              <w:t>${</w:t>
+            </w:r>
+            <w:proofErr w:type="spellStart"/>
+            <w:r>
+              <w:rPr>
+                <w:rFonts w:ascii="Times New Roman" w:eastAsia="Times New Roman" w:hAnsi="Times New Roman" w:cs="Times New Roman"/>
+                <w:sz w:val="16"/>
+                <w:szCs w:val="16"/>
+                <w:u w:val="single"/>
+              </w:rPr>
+              <w:t>member_email</w:t>
+            </w:r>
+            <w:proofErr w:type="spellEnd"/>
+            <w:r>
+              <w:rPr>
+                <w:rFonts w:ascii="Times New Roman" w:eastAsia="Times New Roman" w:hAnsi="Times New Roman" w:cs="Times New Roman"/>
+                <w:sz w:val="16"/>
+                <w:szCs w:val="16"/>
+                <w:u w:val="single"/>
+              </w:rPr>
+              <w:t>}</w:t>
+            </w:r>
+          </w:p>
+        </w:tc>
+        <w:tc>
+          <w:tcPr>
+            <w:tcW w:w="850" w:type="dxa"/>
+            <w:tcBorders>
+              <w:top w:val="single" w:sz="4" w:space="0" w:color="auto"/>
+              <w:left w:val="single" w:sz="4" w:space="0" w:color="000000"/>
+              <w:bottom w:val="single" w:sz="4" w:space="0" w:color="000000"/>
+              <w:right w:val="single" w:sz="4" w:space="0" w:color="000000"/>
+            </w:tcBorders>
+          </w:tcPr>
+          <w:p>
+            <w:pPr>
+              <w:spacing w:after="0"/>
+              <w:rPr>
+                <w:rFonts w:ascii="Times New Roman" w:eastAsia="Times New Roman" w:hAnsi="Times New Roman" w:cs="Times New Roman"/>
+                <w:sz w:val="16"/>
+                <w:szCs w:val="16"/>
+              </w:rPr>
+            </w:pPr>
+            <w:r>
+              <w:rPr>
+                <w:rFonts w:ascii="Times New Roman" w:eastAsia="Times New Roman" w:hAnsi="Times New Roman" w:cs="Times New Roman"/>
+                <w:sz w:val="16"/>
+                <w:szCs w:val="16"/>
+                <w:u w:val="single"/>
+              </w:rPr>
+              <w:t>${</w:t>
+            </w:r>
+            <w:proofErr w:type="spellStart"/>
+            <w:r>
+              <w:rPr>
+                <w:rFonts w:ascii="Times New Roman" w:eastAsia="Times New Roman" w:hAnsi="Times New Roman" w:cs="Times New Roman"/>
+                <w:sz w:val="16"/>
+                <w:szCs w:val="16"/>
+                <w:u w:val="single"/>
+              </w:rPr>
+              <w:t>member_citizenship</w:t>
+            </w:r>
+            <w:proofErr w:type="spellEnd"/>
+            <w:r>
+              <w:rPr>
+                <w:rFonts w:ascii="Times New Roman" w:eastAsia="Times New Roman" w:hAnsi="Times New Roman" w:cs="Times New Roman"/>
+                <w:sz w:val="16"/>
+                <w:szCs w:val="16"/>
+                <w:u w:val="single"/>
+              </w:rPr>
+              <w:t>}</w:t>
+            </w:r>
+          </w:p>
+        </w:tc>
+        <w:tc>
+          <w:tcPr>
+            <w:tcW w:w="567" w:type="dxa"/>
+            <w:tcBorders>
+              <w:top w:val="single" w:sz="4" w:space="0" w:color="auto"/>
+              <w:left w:val="single" w:sz="4" w:space="0" w:color="000000"/>
+              <w:bottom w:val="single" w:sz="4" w:space="0" w:color="000000"/>
+              <w:right w:val="single" w:sz="4" w:space="0" w:color="auto"/>
+            </w:tcBorders>
+          </w:tcPr>
+          <w:p>
+            <w:pPr>
+              <w:spacing w:after="0"/>
+              <w:rPr>
+                <w:rFonts w:ascii="Times New Roman" w:eastAsia="Times New Roman" w:hAnsi="Times New Roman" w:cs="Times New Roman"/>
+                <w:sz w:val="16"/>
+                <w:szCs w:val="16"/>
+              </w:rPr>
+            </w:pPr>
+            <w:r>
+              <w:rPr>
+                <w:rFonts w:ascii="Times New Roman" w:eastAsia="Times New Roman" w:hAnsi="Times New Roman" w:cs="Times New Roman"/>
+                <w:sz w:val="16"/>
+                <w:szCs w:val="16"/>
+                <w:u w:val="single"/>
+              </w:rPr>
+              <w:t>${</w:t>
+            </w:r>
+            <w:proofErr w:type="spellStart"/>
+            <w:r>
+              <w:rPr>
+                <w:rFonts w:ascii="Times New Roman" w:eastAsia="Times New Roman" w:hAnsi="Times New Roman" w:cs="Times New Roman"/>
+                <w:sz w:val="16"/>
+                <w:szCs w:val="16"/>
+                <w:u w:val="single"/>
+              </w:rPr>
+              <w:t>member_sex</w:t>
+            </w:r>
+            <w:proofErr w:type="spellEnd"/>
+            <w:r>
+              <w:rPr>
+                <w:rFonts w:ascii="Times New Roman" w:eastAsia="Times New Roman" w:hAnsi="Times New Roman" w:cs="Times New Roman"/>
+                <w:sz w:val="16"/>
+                <w:szCs w:val="16"/>
+                <w:u w:val="single"/>
+              </w:rPr>
+              <w:t>}</w:t>
+            </w:r>
+          </w:p>
+        </w:tc>
+        <w:tc>
+          <w:tcPr>
+            <w:tcW w:w="709" w:type="dxa"/>
+            <w:tcBorders>
+              <w:top w:val="single" w:sz="4" w:space="0" w:color="auto"/>
+              <w:left w:val="single" w:sz="4" w:space="0" w:color="auto"/>
+              <w:bottom w:val="single" w:sz="4" w:space="0" w:color="auto"/>
+              <w:right w:val="single" w:sz="4" w:space="0" w:color="auto"/>
+            </w:tcBorders>
+          </w:tcPr>
+          <w:p>
+            <w:pPr>
+              <w:spacing w:after="0"/>
+              <w:rPr>
+                <w:rFonts w:ascii="Times New Roman" w:eastAsia="Times New Roman" w:hAnsi="Times New Roman" w:cs="Times New Roman"/>
+                <w:sz w:val="16"/>
+                <w:szCs w:val="16"/>
+              </w:rPr>
+            </w:pPr>
+            <w:r>
+              <w:rPr>
+                <w:rFonts w:ascii="Times New Roman" w:eastAsia="Times New Roman" w:hAnsi="Times New Roman" w:cs="Times New Roman"/>
+                <w:sz w:val="16"/>
+                <w:szCs w:val="16"/>
+                <w:u w:val="single"/>
+              </w:rPr>
+              <w:t>${</w:t>
+            </w:r>
+            <w:proofErr w:type="spellStart"/>
+            <w:r>
+              <w:rPr>
+                <w:rFonts w:ascii="Times New Roman" w:eastAsia="Times New Roman" w:hAnsi="Times New Roman" w:cs="Times New Roman"/>
+                <w:sz w:val="16"/>
+                <w:szCs w:val="16"/>
+                <w:u w:val="single"/>
+              </w:rPr>
+              <w:t>member_civil_status</w:t>
+            </w:r>
+            <w:proofErr w:type="spellEnd"/>
+            <w:r>
+              <w:rPr>
+                <w:rFonts w:ascii="Times New Roman" w:eastAsia="Times New Roman" w:hAnsi="Times New Roman" w:cs="Times New Roman"/>
+                <w:sz w:val="16"/>
+                <w:szCs w:val="16"/>
+                <w:u w:val="single"/>
+              </w:rPr>
+              <w:t>}</w:t>
+            </w:r>
+          </w:p>
+        </w:tc>
+        <w:tc>
+          <w:tcPr>
+            <w:tcW w:w="1047" w:type="dxa"/>
+            <w:tcBorders>
+              <w:top w:val="nil"/>
+              <w:left w:val="single" w:sz="4" w:space="0" w:color="auto"/>
+              <w:bottom w:val="nil"/>
+              <w:right w:val="nil"/>
+            </w:tcBorders>
+          </w:tcPr>
+          <w:p>
+            <w:pPr>
+              <w:spacing w:after="0"/>
+              <w:rPr>
+                <w:rFonts w:ascii="Times New Roman" w:eastAsia="Times New Roman" w:hAnsi="Times New Roman" w:cs="Times New Roman"/>
+                <w:sz w:val="16"/>
+                <w:szCs w:val="16"/>
+                <w:u w:val="single"/>
+              </w:rPr>
+            </w:pPr>
+          </w:p>
+        </w:tc>
+      </w:tr>
+    </w:tbl>
+    <w:p>
+      <w:pPr>
+        <w:spacing w:after="0"/>
+        <w:jc w:val="both"/>
+        <w:rPr>
+          <w:rFonts w:ascii="Times New Roman" w:eastAsia="Times New Roman" w:hAnsi="Times New Roman" w:cs="Times New Roman"/>
+          <w:sz w:val="16"/>
+          <w:szCs w:val="16"/>
+          <w:u w:val="single"/>
+        </w:rPr>
+      </w:pPr>
+    </w:p>
+    <w:p>
+      <w:pPr>
+        <w:spacing w:after="0"/>
+        <w:jc w:val="both"/>
+        <w:rPr>
+          <w:rFonts w:ascii="Times New Roman" w:eastAsia="Times New Roman" w:hAnsi="Times New Roman" w:cs="Times New Roman"/>
+          <w:b/>
+          <w:bCs/>
+          <w:i/>
+          <w:iCs/>
+          <w:sz w:val="18"/>
+          <w:szCs w:val="18"/>
+          <w:u w:val="single"/>
+        </w:rPr>
+      </w:pPr>
+      <w:r>
+        <w:rPr>
+          <w:rFonts w:ascii="Times New Roman" w:eastAsia="Times New Roman" w:hAnsi="Times New Roman" w:cs="Times New Roman"/>
+          <w:b/>
+          <w:bCs/>
+          <w:i/>
+          <w:iCs/>
+          <w:noProof/>
+          <w:sz w:val="18"/>
+          <w:szCs w:val="18"/>
+          <w:u w:val="single"/>
+        </w:rPr>
+        <w:drawing>
+          <wp:inline distT="0" distB="0" distL="0" distR="0" wp14:anchorId="7DFC8B7F" wp14:editId="228567E1">
+            <wp:extent cx="6315075" cy="252413"/>
+            <wp:effectExtent l="0" t="0" r="0" b="0"/>
+            <wp:docPr id="2022791840" name="image8.jpg"/>
+            <wp:cNvGraphicFramePr/>
+            <a:graphic xmlns:a="http://schemas.openxmlformats.org/drawingml/2006/main">
+              <a:graphicData uri="http://schemas.openxmlformats.org/drawingml/2006/picture">
+                <pic:pic xmlns:pic="http://schemas.openxmlformats.org/drawingml/2006/picture">
+                  <pic:nvPicPr>
+                    <pic:cNvPr id="0" name="image8.jpg"/>
+                    <pic:cNvPicPr preferRelativeResize="0"/>
+                  </pic:nvPicPr>
+                  <pic:blipFill>
+                    <a:blip r:embed="rId10"/>
+                    <a:srcRect/>
+                    <a:stretch>
+                      <a:fillRect/>
+                    </a:stretch>
+                  </pic:blipFill>
+                  <pic:spPr>
+                    <a:xfrm>
+                      <a:off x="0" y="0"/>
+                      <a:ext cx="6467682" cy="258513"/>
+                    </a:xfrm>
+                    <a:prstGeom prst="rect">
+                      <a:avLst/>
+                    </a:prstGeom>
+                    <a:ln/>
+                  </pic:spPr>
+                </pic:pic>
+              </a:graphicData>
+            </a:graphic>
+          </wp:inline>
+        </w:drawing>
+      </w:r>
+    </w:p>
+    <w:tbl>
+      <w:tblPr>
+        <w:tblStyle w:val="a7"/>
+        <w:tblW w:w="9918" w:type="dxa"/>
+        <w:tblBorders>
+          <w:top w:val="single" w:sz="4" w:space="0" w:color="000000"/>
+          <w:left w:val="single" w:sz="4" w:space="0" w:color="000000"/>
+          <w:bottom w:val="single" w:sz="4" w:space="0" w:color="000000"/>
+          <w:right w:val="single" w:sz="4" w:space="0" w:color="000000"/>
+          <w:insideH w:val="single" w:sz="4" w:space="0" w:color="000000"/>
+          <w:insideV w:val="single" w:sz="4" w:space="0" w:color="000000"/>
+        </w:tblBorders>
+        <w:tblLayout w:type="fixed"/>
+        <w:tblLook w:val="0400" w:firstRow="0" w:lastRow="0" w:firstColumn="0" w:lastColumn="0" w:noHBand="0" w:noVBand="1"/>
+      </w:tblPr>
+      <w:tblGrid>
+        <w:gridCol w:w="3681"/>
+        <w:gridCol w:w="950"/>
+        <w:gridCol w:w="787"/>
+        <w:gridCol w:w="1156"/>
+        <w:gridCol w:w="3344"/>
+      </w:tblGrid>
+      <w:tr>
+        <w:trPr>
+          <w:cantSplit/>
+        </w:trPr>
+        <w:tc>
+          <w:tcPr>
+            <w:tcW w:w="3681" w:type="dxa"/>
+            <w:vMerge w:val="restart"/>
+            <w:tcBorders>
+              <w:top w:val="single" w:sz="4" w:space="0" w:color="000000"/>
+              <w:left w:val="single" w:sz="4" w:space="0" w:color="000000"/>
+              <w:bottom w:val="single" w:sz="4" w:space="0" w:color="000000"/>
+              <w:right w:val="single" w:sz="4" w:space="0" w:color="000000"/>
+            </w:tcBorders>
+          </w:tcPr>
+          <w:p>
+            <w:pPr>
+              <w:spacing w:after="0"/>
+              <w:rPr>
+                <w:rFonts w:ascii="Times New Roman" w:eastAsia="Times New Roman" w:hAnsi="Times New Roman" w:cs="Times New Roman"/>
+                <w:sz w:val="18"/>
+                <w:szCs w:val="18"/>
+              </w:rPr>
+            </w:pPr>
+            <w:r>
+              <w:rPr>
+                <w:rFonts w:ascii="Times New Roman" w:eastAsia="Times New Roman" w:hAnsi="Times New Roman" w:cs="Times New Roman"/>
+                <w:sz w:val="18"/>
+                <w:szCs w:val="18"/>
+              </w:rPr>
+              <w:t xml:space="preserve">25. NAME &amp; ADDRESS OF ORGANIZATION                                                                                                  </w:t>
+            </w:r>
+            <w:proofErr w:type="gramStart"/>
+            <w:r>
+              <w:rPr>
+                <w:rFonts w:ascii="Times New Roman" w:eastAsia="Times New Roman" w:hAnsi="Times New Roman" w:cs="Times New Roman"/>
+                <w:sz w:val="18"/>
+                <w:szCs w:val="18"/>
+              </w:rPr>
+              <w:t xml:space="preserve">   (</w:t>
+            </w:r>
+            <w:proofErr w:type="gramEnd"/>
+            <w:r>
+              <w:rPr>
+                <w:rFonts w:ascii="Times New Roman" w:eastAsia="Times New Roman" w:hAnsi="Times New Roman" w:cs="Times New Roman"/>
+                <w:sz w:val="18"/>
+                <w:szCs w:val="18"/>
+              </w:rPr>
+              <w:t>Write in full)</w:t>
+            </w:r>
+          </w:p>
+        </w:tc>
+        <w:tc>
+          <w:tcPr>
+            <w:tcW w:w="1737" w:type="dxa"/>
+            <w:gridSpan w:val="2"/>
+            <w:tcBorders>
+              <w:top w:val="single" w:sz="4" w:space="0" w:color="000000"/>
+              <w:left w:val="single" w:sz="4" w:space="0" w:color="000000"/>
+              <w:bottom w:val="single" w:sz="4" w:space="0" w:color="000000"/>
+              <w:right w:val="single" w:sz="4" w:space="0" w:color="000000"/>
+            </w:tcBorders>
+          </w:tcPr>
+          <w:p>
+            <w:pPr>
+              <w:spacing w:after="0"/>
+              <w:rPr>
+                <w:rFonts w:ascii="Times New Roman" w:eastAsia="Times New Roman" w:hAnsi="Times New Roman" w:cs="Times New Roman"/>
+                <w:sz w:val="18"/>
+                <w:szCs w:val="18"/>
+              </w:rPr>
+            </w:pPr>
+            <w:r>
+              <w:rPr>
+                <w:rFonts w:ascii="Times New Roman" w:eastAsia="Times New Roman" w:hAnsi="Times New Roman" w:cs="Times New Roman"/>
+                <w:sz w:val="18"/>
+                <w:szCs w:val="18"/>
+              </w:rPr>
+              <w:t xml:space="preserve">INCLUSIVE DATES            </w:t>
+            </w:r>
+          </w:p>
+        </w:tc>
+        <w:tc>
+          <w:tcPr>
+            <w:tcW w:w="1156" w:type="dxa"/>
+            <w:vMerge w:val="restart"/>
+            <w:tcBorders>
+              <w:top w:val="single" w:sz="4" w:space="0" w:color="000000"/>
+              <w:left w:val="single" w:sz="4" w:space="0" w:color="000000"/>
+              <w:bottom w:val="single" w:sz="4" w:space="0" w:color="000000"/>
+              <w:right w:val="single" w:sz="4" w:space="0" w:color="000000"/>
+            </w:tcBorders>
+          </w:tcPr>
+          <w:p>
+            <w:pPr>
+              <w:spacing w:after="0"/>
+              <w:rPr>
+                <w:rFonts w:ascii="Times New Roman" w:eastAsia="Times New Roman" w:hAnsi="Times New Roman" w:cs="Times New Roman"/>
+                <w:sz w:val="18"/>
+                <w:szCs w:val="18"/>
+              </w:rPr>
+            </w:pPr>
+            <w:r>
+              <w:rPr>
+                <w:rFonts w:ascii="Times New Roman" w:eastAsia="Times New Roman" w:hAnsi="Times New Roman" w:cs="Times New Roman"/>
+                <w:sz w:val="18"/>
+                <w:szCs w:val="18"/>
+              </w:rPr>
+              <w:t>NUMBER OF HOURS</w:t>
+            </w:r>
+          </w:p>
+        </w:tc>
+        <w:tc>
+          <w:tcPr>
+            <w:tcW w:w="3344" w:type="dxa"/>
+            <w:vMerge w:val="restart"/>
+            <w:tcBorders>
+              <w:top w:val="single" w:sz="4" w:space="0" w:color="000000"/>
+              <w:left w:val="single" w:sz="4" w:space="0" w:color="000000"/>
+              <w:bottom w:val="single" w:sz="4" w:space="0" w:color="000000"/>
+              <w:right w:val="single" w:sz="4" w:space="0" w:color="000000"/>
+            </w:tcBorders>
+          </w:tcPr>
+          <w:p>
+            <w:pPr>
+              <w:spacing w:after="0"/>
+              <w:rPr>
+                <w:rFonts w:ascii="Times New Roman" w:eastAsia="Times New Roman" w:hAnsi="Times New Roman" w:cs="Times New Roman"/>
+                <w:sz w:val="18"/>
+                <w:szCs w:val="18"/>
+              </w:rPr>
+            </w:pPr>
+            <w:r>
+              <w:rPr>
+                <w:rFonts w:ascii="Times New Roman" w:eastAsia="Times New Roman" w:hAnsi="Times New Roman" w:cs="Times New Roman"/>
+                <w:sz w:val="18"/>
+                <w:szCs w:val="18"/>
+              </w:rPr>
+              <w:t>INCUBATION PROGRAM OR FOCUS</w:t>
+            </w:r>
+          </w:p>
+        </w:tc>
+      </w:tr>
+      <w:tr>
+        <w:trPr>
+          <w:cantSplit/>
+        </w:trPr>
+        <w:tc>
+          <w:tcPr>
+            <w:tcW w:w="3681" w:type="dxa"/>
+            <w:vMerge/>
+          </w:tcPr>
+          <w:p>
+            <w:pPr>
+              <w:widowControl w:val="0"/>
+              <w:pBdr>
+                <w:top w:val="nil"/>
+                <w:left w:val="nil"/>
+                <w:bottom w:val="nil"/>
+                <w:right w:val="nil"/>
+                <w:between w:val="nil"/>
+              </w:pBdr>
+              <w:spacing w:after="0"/>
+              <w:rPr>
+                <w:rFonts w:ascii="Times New Roman" w:eastAsia="Times New Roman" w:hAnsi="Times New Roman" w:cs="Times New Roman"/>
+                <w:sz w:val="18"/>
+                <w:szCs w:val="18"/>
+              </w:rPr>
+            </w:pPr>
+          </w:p>
+        </w:tc>
+        <w:tc>
+          <w:tcPr>
+            <w:tcW w:w="950" w:type="dxa"/>
+            <w:tcBorders>
+              <w:top w:val="single" w:sz="4" w:space="0" w:color="000000"/>
+              <w:left w:val="single" w:sz="4" w:space="0" w:color="000000"/>
+              <w:bottom w:val="single" w:sz="4" w:space="0" w:color="000000"/>
+              <w:right w:val="single" w:sz="4" w:space="0" w:color="000000"/>
+            </w:tcBorders>
+          </w:tcPr>
+          <w:p>
+            <w:pPr>
+              <w:spacing w:after="0"/>
+              <w:rPr>
+                <w:rFonts w:ascii="Times New Roman" w:eastAsia="Times New Roman" w:hAnsi="Times New Roman" w:cs="Times New Roman"/>
+                <w:sz w:val="18"/>
+                <w:szCs w:val="18"/>
+              </w:rPr>
+            </w:pPr>
+            <w:r>
+              <w:rPr>
+                <w:rFonts w:ascii="Times New Roman" w:eastAsia="Times New Roman" w:hAnsi="Times New Roman" w:cs="Times New Roman"/>
+                <w:sz w:val="18"/>
+                <w:szCs w:val="18"/>
+              </w:rPr>
+              <w:t>From</w:t>
+            </w:r>
+          </w:p>
+        </w:tc>
+        <w:tc>
+          <w:tcPr>
+            <w:tcW w:w="787" w:type="dxa"/>
+            <w:tcBorders>
+              <w:top w:val="single" w:sz="4" w:space="0" w:color="000000"/>
+              <w:left w:val="single" w:sz="4" w:space="0" w:color="000000"/>
+              <w:bottom w:val="single" w:sz="4" w:space="0" w:color="000000"/>
+              <w:right w:val="single" w:sz="4" w:space="0" w:color="000000"/>
+            </w:tcBorders>
+          </w:tcPr>
+          <w:p>
+            <w:pPr>
+              <w:spacing w:after="0"/>
+              <w:rPr>
+                <w:rFonts w:ascii="Times New Roman" w:eastAsia="Times New Roman" w:hAnsi="Times New Roman" w:cs="Times New Roman"/>
+                <w:sz w:val="18"/>
+                <w:szCs w:val="18"/>
+              </w:rPr>
+            </w:pPr>
+            <w:r>
+              <w:rPr>
+                <w:rFonts w:ascii="Times New Roman" w:eastAsia="Times New Roman" w:hAnsi="Times New Roman" w:cs="Times New Roman"/>
+                <w:sz w:val="18"/>
+                <w:szCs w:val="18"/>
+              </w:rPr>
+              <w:t>To</w:t>
+            </w:r>
+          </w:p>
+        </w:tc>
+        <w:tc>
+          <w:tcPr>
+            <w:tcW w:w="1156" w:type="dxa"/>
+            <w:vMerge/>
+          </w:tcPr>
+          <w:p>
+            <w:pPr>
+              <w:widowControl w:val="0"/>
+              <w:pBdr>
+                <w:top w:val="nil"/>
+                <w:left w:val="nil"/>
+                <w:bottom w:val="nil"/>
+                <w:right w:val="nil"/>
+                <w:between w:val="nil"/>
+              </w:pBdr>
+              <w:spacing w:after="0"/>
+              <w:rPr>
+                <w:rFonts w:ascii="Times New Roman" w:eastAsia="Times New Roman" w:hAnsi="Times New Roman" w:cs="Times New Roman"/>
+                <w:sz w:val="18"/>
+                <w:szCs w:val="18"/>
+              </w:rPr>
+            </w:pPr>
+          </w:p>
+        </w:tc>
+        <w:tc>
+          <w:tcPr>
+            <w:tcW w:w="3344" w:type="dxa"/>
+            <w:vMerge/>
+          </w:tcPr>
+          <w:p>
+            <w:pPr>
+              <w:widowControl w:val="0"/>
+              <w:pBdr>
+                <w:top w:val="nil"/>
+                <w:left w:val="nil"/>
+                <w:bottom w:val="nil"/>
+                <w:right w:val="nil"/>
+                <w:between w:val="nil"/>
+              </w:pBdr>
+              <w:spacing w:after="0"/>
+              <w:rPr>
+                <w:rFonts w:ascii="Times New Roman" w:eastAsia="Times New Roman" w:hAnsi="Times New Roman" w:cs="Times New Roman"/>
+                <w:sz w:val="18"/>
+                <w:szCs w:val="18"/>
+              </w:rPr>
+            </w:pPr>
+          </w:p>
+        </w:tc>
+      </w:tr>
+      <w:tr>
+        <w:trPr>
+          <w:cantSplit/>
+          <w:trHeight w:val="355"/>
+        </w:trPr>
+        <w:tc>
+          <w:tcPr>
+            <w:tcW w:w="3681" w:type="dxa"/>
+            <w:tcBorders>
+              <w:top w:val="single" w:sz="4" w:space="0" w:color="000000"/>
+              <w:left w:val="single" w:sz="4" w:space="0" w:color="000000"/>
+              <w:bottom w:val="single" w:sz="4" w:space="0" w:color="000000"/>
+              <w:right w:val="single" w:sz="4" w:space="0" w:color="000000"/>
+            </w:tcBorders>
+          </w:tcPr>
+          <w:p>
+            <w:pPr>
+              <w:spacing w:after="0"/>
+              <w:jc w:val="both"/>
+              <w:rPr>
+                <w:rFonts w:ascii="Times New Roman" w:eastAsia="Times New Roman" w:hAnsi="Times New Roman" w:cs="Times New Roman"/>
+                <w:b/>
+                <w:bCs/>
+                <w:sz w:val="18"/>
+                <w:szCs w:val="18"/>
+                <w:u w:val="single"/>
+              </w:rPr>
+            </w:pPr>
+            <w:r>
+              <w:rPr>
+                <w:rFonts w:ascii="Times New Roman" w:eastAsia="Times New Roman" w:hAnsi="Times New Roman" w:cs="Times New Roman"/>
+                <w:b/>
+                <w:bCs/>
+                <w:sz w:val="18"/>
+                <w:szCs w:val="18"/>
+                <w:u w:val="single"/>
+              </w:rPr>
+              <w:t>${</w:t>
+            </w:r>
+            <w:proofErr w:type="spellStart"/>
+            <w:r>
+              <w:rPr>
+                <w:rFonts w:ascii="Times New Roman" w:eastAsia="Times New Roman" w:hAnsi="Times New Roman" w:cs="Times New Roman"/>
+                <w:b/>
+                <w:bCs/>
+                <w:sz w:val="18"/>
+                <w:szCs w:val="18"/>
+                <w:u w:val="single"/>
+              </w:rPr>
+              <w:t>incub_org</w:t>
+            </w:r>
+            <w:proofErr w:type="spellEnd"/>
+            <w:r>
+              <w:rPr>
+                <w:rFonts w:ascii="Times New Roman" w:eastAsia="Times New Roman" w:hAnsi="Times New Roman" w:cs="Times New Roman"/>
+                <w:b/>
+                <w:bCs/>
+                <w:sz w:val="18"/>
+                <w:szCs w:val="18"/>
+                <w:u w:val="single"/>
+              </w:rPr>
+              <w:t>}</w:t>
+            </w:r>
+          </w:p>
+        </w:tc>
+        <w:tc>
+          <w:tcPr>
+            <w:tcW w:w="950" w:type="dxa"/>
+            <w:tcBorders>
+              <w:top w:val="single" w:sz="4" w:space="0" w:color="000000"/>
+              <w:left w:val="single" w:sz="4" w:space="0" w:color="000000"/>
+              <w:bottom w:val="single" w:sz="4" w:space="0" w:color="000000"/>
+              <w:right w:val="single" w:sz="4" w:space="0" w:color="000000"/>
+            </w:tcBorders>
+          </w:tcPr>
+          <w:p>
+            <w:pPr>
+              <w:spacing w:after="0"/>
+              <w:jc w:val="both"/>
+              <w:rPr>
+                <w:rFonts w:ascii="Times New Roman" w:eastAsia="Times New Roman" w:hAnsi="Times New Roman" w:cs="Times New Roman"/>
+                <w:b/>
+                <w:bCs/>
+                <w:sz w:val="18"/>
+                <w:szCs w:val="18"/>
+                <w:u w:val="single"/>
+              </w:rPr>
+            </w:pPr>
+            <w:r>
+              <w:rPr>
+                <w:rFonts w:ascii="Times New Roman" w:eastAsia="Times New Roman" w:hAnsi="Times New Roman" w:cs="Times New Roman"/>
+                <w:b/>
+                <w:bCs/>
+                <w:sz w:val="18"/>
+                <w:szCs w:val="18"/>
+                <w:u w:val="single"/>
+              </w:rPr>
+              <w:t>${</w:t>
+            </w:r>
+            <w:proofErr w:type="spellStart"/>
+            <w:r>
+              <w:rPr>
+                <w:rFonts w:ascii="Times New Roman" w:eastAsia="Times New Roman" w:hAnsi="Times New Roman" w:cs="Times New Roman"/>
+                <w:b/>
+                <w:bCs/>
+                <w:sz w:val="18"/>
+                <w:szCs w:val="18"/>
+                <w:u w:val="single"/>
+              </w:rPr>
+              <w:t>incub_from</w:t>
+            </w:r>
+            <w:proofErr w:type="spellEnd"/>
+            <w:r>
+              <w:rPr>
+                <w:rFonts w:ascii="Times New Roman" w:eastAsia="Times New Roman" w:hAnsi="Times New Roman" w:cs="Times New Roman"/>
+                <w:b/>
+                <w:bCs/>
+                <w:sz w:val="18"/>
+                <w:szCs w:val="18"/>
+                <w:u w:val="single"/>
+              </w:rPr>
+              <w:t>}</w:t>
+            </w:r>
+          </w:p>
+        </w:tc>
+        <w:tc>
+          <w:tcPr>
+            <w:tcW w:w="787" w:type="dxa"/>
+            <w:tcBorders>
+              <w:top w:val="single" w:sz="4" w:space="0" w:color="000000"/>
+              <w:left w:val="single" w:sz="4" w:space="0" w:color="000000"/>
+              <w:bottom w:val="single" w:sz="4" w:space="0" w:color="000000"/>
+              <w:right w:val="single" w:sz="4" w:space="0" w:color="000000"/>
+            </w:tcBorders>
+          </w:tcPr>
+          <w:p>
+            <w:pPr>
+              <w:spacing w:after="0"/>
+              <w:jc w:val="both"/>
+              <w:rPr>
+                <w:rFonts w:ascii="Times New Roman" w:eastAsia="Times New Roman" w:hAnsi="Times New Roman" w:cs="Times New Roman"/>
+                <w:b/>
+                <w:bCs/>
+                <w:sz w:val="18"/>
+                <w:szCs w:val="18"/>
+                <w:u w:val="single"/>
+              </w:rPr>
+            </w:pPr>
+            <w:r>
+              <w:rPr>
+                <w:rFonts w:ascii="Times New Roman" w:eastAsia="Times New Roman" w:hAnsi="Times New Roman" w:cs="Times New Roman"/>
+                <w:b/>
+                <w:bCs/>
+                <w:sz w:val="18"/>
+                <w:szCs w:val="18"/>
+                <w:u w:val="single"/>
+              </w:rPr>
+              <w:t>${</w:t>
+            </w:r>
+            <w:proofErr w:type="spellStart"/>
+            <w:r>
+              <w:rPr>
+                <w:rFonts w:ascii="Times New Roman" w:eastAsia="Times New Roman" w:hAnsi="Times New Roman" w:cs="Times New Roman"/>
+                <w:b/>
+                <w:bCs/>
+                <w:sz w:val="18"/>
+                <w:szCs w:val="18"/>
+                <w:u w:val="single"/>
+              </w:rPr>
+              <w:t>incub_to</w:t>
+            </w:r>
+            <w:proofErr w:type="spellEnd"/>
+            <w:r>
+              <w:rPr>
+                <w:rFonts w:ascii="Times New Roman" w:eastAsia="Times New Roman" w:hAnsi="Times New Roman" w:cs="Times New Roman"/>
+                <w:b/>
+                <w:bCs/>
+                <w:sz w:val="18"/>
+                <w:szCs w:val="18"/>
+                <w:u w:val="single"/>
+              </w:rPr>
+              <w:t>}</w:t>
+            </w:r>
+          </w:p>
+        </w:tc>
+        <w:tc>
+          <w:tcPr>
+            <w:tcW w:w="1156" w:type="dxa"/>
+            <w:tcBorders>
+              <w:top w:val="single" w:sz="4" w:space="0" w:color="000000"/>
+              <w:left w:val="single" w:sz="4" w:space="0" w:color="000000"/>
+              <w:bottom w:val="single" w:sz="4" w:space="0" w:color="000000"/>
+              <w:right w:val="single" w:sz="4" w:space="0" w:color="000000"/>
+            </w:tcBorders>
+          </w:tcPr>
+          <w:p>
+            <w:pPr>
+              <w:spacing w:after="0"/>
+              <w:jc w:val="both"/>
+              <w:rPr>
+                <w:rFonts w:ascii="Times New Roman" w:eastAsia="Times New Roman" w:hAnsi="Times New Roman" w:cs="Times New Roman"/>
+                <w:b/>
+                <w:bCs/>
+                <w:sz w:val="18"/>
+                <w:szCs w:val="18"/>
+                <w:u w:val="single"/>
+              </w:rPr>
+            </w:pPr>
+            <w:r>
+              <w:rPr>
+                <w:rFonts w:ascii="Times New Roman" w:eastAsia="Times New Roman" w:hAnsi="Times New Roman" w:cs="Times New Roman"/>
+                <w:b/>
+                <w:bCs/>
+                <w:sz w:val="18"/>
+                <w:szCs w:val="18"/>
+                <w:u w:val="single"/>
+              </w:rPr>
+              <w:t>${</w:t>
+            </w:r>
+            <w:proofErr w:type="spellStart"/>
+            <w:r>
+              <w:rPr>
+                <w:rFonts w:ascii="Times New Roman" w:eastAsia="Times New Roman" w:hAnsi="Times New Roman" w:cs="Times New Roman"/>
+                <w:b/>
+                <w:bCs/>
+                <w:sz w:val="18"/>
+                <w:szCs w:val="18"/>
+                <w:u w:val="single"/>
+              </w:rPr>
+              <w:t>incub_hours</w:t>
+            </w:r>
+            <w:proofErr w:type="spellEnd"/>
+            <w:r>
+              <w:rPr>
+                <w:rFonts w:ascii="Times New Roman" w:eastAsia="Times New Roman" w:hAnsi="Times New Roman" w:cs="Times New Roman"/>
+                <w:b/>
+                <w:bCs/>
+                <w:sz w:val="18"/>
+                <w:szCs w:val="18"/>
+                <w:u w:val="single"/>
+              </w:rPr>
+              <w:t>}</w:t>
+            </w:r>
+          </w:p>
+        </w:tc>
+        <w:tc>
+          <w:tcPr>
+            <w:tcW w:w="3344" w:type="dxa"/>
+            <w:tcBorders>
+              <w:top w:val="single" w:sz="4" w:space="0" w:color="000000"/>
+              <w:left w:val="single" w:sz="4" w:space="0" w:color="000000"/>
+              <w:bottom w:val="single" w:sz="4" w:space="0" w:color="000000"/>
+              <w:right w:val="single" w:sz="4" w:space="0" w:color="000000"/>
+            </w:tcBorders>
+          </w:tcPr>
+          <w:p>
+            <w:pPr>
+              <w:spacing w:after="0"/>
+              <w:jc w:val="both"/>
+              <w:rPr>
+                <w:rFonts w:ascii="Times New Roman" w:eastAsia="Times New Roman" w:hAnsi="Times New Roman" w:cs="Times New Roman"/>
+                <w:b/>
+                <w:bCs/>
+                <w:sz w:val="18"/>
+                <w:szCs w:val="18"/>
+                <w:u w:val="single"/>
+              </w:rPr>
+            </w:pPr>
+            <w:r>
+              <w:rPr>
+                <w:rFonts w:ascii="Times New Roman" w:eastAsia="Times New Roman" w:hAnsi="Times New Roman" w:cs="Times New Roman"/>
+                <w:b/>
+                <w:bCs/>
+                <w:sz w:val="18"/>
+                <w:szCs w:val="18"/>
+                <w:u w:val="single"/>
+              </w:rPr>
+              <w:t>${</w:t>
+            </w:r>
+            <w:proofErr w:type="spellStart"/>
+            <w:r>
+              <w:rPr>
+                <w:rFonts w:ascii="Times New Roman" w:eastAsia="Times New Roman" w:hAnsi="Times New Roman" w:cs="Times New Roman"/>
+                <w:b/>
+                <w:bCs/>
+                <w:sz w:val="18"/>
+                <w:szCs w:val="18"/>
+                <w:u w:val="single"/>
+              </w:rPr>
+              <w:t>incub_focus</w:t>
+            </w:r>
+            <w:proofErr w:type="spellEnd"/>
+            <w:r>
+              <w:rPr>
+                <w:rFonts w:ascii="Times New Roman" w:eastAsia="Times New Roman" w:hAnsi="Times New Roman" w:cs="Times New Roman"/>
+                <w:b/>
+                <w:bCs/>
+                <w:sz w:val="18"/>
+                <w:szCs w:val="18"/>
+                <w:u w:val="single"/>
+              </w:rPr>
+              <w:t>}</w:t>
             </w:r>
           </w:p>
         </w:tc>
@@ -4280,1518 +5859,9 @@
           <w:u w:val="single"/>
         </w:rPr>
         <w:drawing>
-          <wp:inline distT="0" distB="0" distL="0" distR="0" wp14:anchorId="5AD3EB02" wp14:editId="0EEB8FE9">
-            <wp:extent cx="6477000" cy="266065"/>
-            <wp:effectExtent l="0" t="0" r="0" b="0"/>
-            <wp:docPr id="2022791841" name="image3.jpg"/>
-            <wp:cNvGraphicFramePr/>
-            <a:graphic xmlns:a="http://schemas.openxmlformats.org/drawingml/2006/main">
-              <a:graphicData uri="http://schemas.openxmlformats.org/drawingml/2006/picture">
-                <pic:pic xmlns:pic="http://schemas.openxmlformats.org/drawingml/2006/picture">
-                  <pic:nvPicPr>
-                    <pic:cNvPr id="0" name="image3.jpg"/>
-                    <pic:cNvPicPr preferRelativeResize="0"/>
-                  </pic:nvPicPr>
-                  <pic:blipFill>
-                    <a:blip r:embed="rId9"/>
-                    <a:srcRect/>
-                    <a:stretch>
-                      <a:fillRect/>
-                    </a:stretch>
-                  </pic:blipFill>
-                  <pic:spPr>
-                    <a:xfrm>
-                      <a:off x="0" y="0"/>
-                      <a:ext cx="6477000" cy="266065"/>
-                    </a:xfrm>
-                    <a:prstGeom prst="rect">
-                      <a:avLst/>
-                    </a:prstGeom>
-                    <a:ln/>
-                  </pic:spPr>
-                </pic:pic>
-              </a:graphicData>
-            </a:graphic>
-          </wp:inline>
-        </w:drawing>
-      </w:r>
-    </w:p>
-    <w:tbl>
-      <w:tblPr>
-        <w:tblStyle w:val="a5"/>
-        <w:tblW w:w="10165" w:type="dxa"/>
-        <w:tblBorders>
-          <w:top w:val="single" w:sz="4" w:space="0" w:color="000000"/>
-          <w:left w:val="single" w:sz="4" w:space="0" w:color="000000"/>
-          <w:bottom w:val="single" w:sz="4" w:space="0" w:color="000000"/>
-          <w:right w:val="single" w:sz="4" w:space="0" w:color="000000"/>
-          <w:insideH w:val="single" w:sz="4" w:space="0" w:color="000000"/>
-          <w:insideV w:val="single" w:sz="4" w:space="0" w:color="000000"/>
-        </w:tblBorders>
-        <w:tblLayout w:type="fixed"/>
-        <w:tblLook w:val="0400" w:firstRow="0" w:lastRow="0" w:firstColumn="0" w:lastColumn="0" w:noHBand="0" w:noVBand="1"/>
-      </w:tblPr>
-      <w:tblGrid>
-        <w:gridCol w:w="1795"/>
-        <w:gridCol w:w="1890"/>
-        <w:gridCol w:w="1170"/>
-        <w:gridCol w:w="1530"/>
-        <w:gridCol w:w="990"/>
-        <w:gridCol w:w="815"/>
-        <w:gridCol w:w="810"/>
-        <w:gridCol w:w="360"/>
-        <w:gridCol w:w="805"/>
-      </w:tblGrid>
-      <w:tr>
-        <w:trPr>
-          <w:cantSplit/>
-        </w:trPr>
-        <w:tc>
-          <w:tcPr>
-            <w:tcW w:w="1795" w:type="dxa"/>
-            <w:tcBorders>
-              <w:top w:val="nil"/>
-              <w:left w:val="nil"/>
-              <w:bottom w:val="single" w:sz="4" w:space="0" w:color="auto"/>
-              <w:right w:val="nil"/>
-            </w:tcBorders>
-          </w:tcPr>
-          <w:p>
-            <w:pPr>
-              <w:spacing w:after="0"/>
-              <w:rPr>
-                <w:rFonts w:ascii="Times New Roman" w:eastAsia="Times New Roman" w:hAnsi="Times New Roman" w:cs="Times New Roman"/>
-                <w:sz w:val="16"/>
-                <w:szCs w:val="16"/>
-              </w:rPr>
-            </w:pPr>
-            <w:r>
-              <w:rPr>
-                <w:rFonts w:ascii="Times New Roman" w:eastAsia="Times New Roman" w:hAnsi="Times New Roman" w:cs="Times New Roman"/>
-                <w:sz w:val="16"/>
-                <w:szCs w:val="16"/>
-              </w:rPr>
-              <w:t>24. NAME (SURNAME, FIRSTNAME, MIDDLE NAME, EXT)</w:t>
-            </w:r>
-          </w:p>
-        </w:tc>
-        <w:tc>
-          <w:tcPr>
-            <w:tcW w:w="1890" w:type="dxa"/>
-            <w:tcBorders>
-              <w:top w:val="nil"/>
-              <w:left w:val="nil"/>
-              <w:bottom w:val="single" w:sz="4" w:space="0" w:color="auto"/>
-              <w:right w:val="nil"/>
-            </w:tcBorders>
-          </w:tcPr>
-          <w:p>
-            <w:pPr>
-              <w:spacing w:after="0"/>
-              <w:rPr>
-                <w:rFonts w:ascii="Times New Roman" w:eastAsia="Times New Roman" w:hAnsi="Times New Roman" w:cs="Times New Roman"/>
-                <w:sz w:val="16"/>
-                <w:szCs w:val="16"/>
-              </w:rPr>
-            </w:pPr>
-            <w:r>
-              <w:rPr>
-                <w:rFonts w:ascii="Times New Roman" w:eastAsia="Times New Roman" w:hAnsi="Times New Roman" w:cs="Times New Roman"/>
-                <w:sz w:val="16"/>
-                <w:szCs w:val="16"/>
-              </w:rPr>
-              <w:t>DESIGNATION</w:t>
-            </w:r>
-          </w:p>
-        </w:tc>
-        <w:tc>
-          <w:tcPr>
-            <w:tcW w:w="1170" w:type="dxa"/>
-            <w:tcBorders>
-              <w:top w:val="nil"/>
-              <w:left w:val="nil"/>
-              <w:bottom w:val="single" w:sz="4" w:space="0" w:color="auto"/>
-              <w:right w:val="nil"/>
-            </w:tcBorders>
-          </w:tcPr>
-          <w:p>
-            <w:pPr>
-              <w:spacing w:after="0"/>
-              <w:rPr>
-                <w:rFonts w:ascii="Times New Roman" w:eastAsia="Times New Roman" w:hAnsi="Times New Roman" w:cs="Times New Roman"/>
-                <w:sz w:val="16"/>
-                <w:szCs w:val="16"/>
-              </w:rPr>
-            </w:pPr>
-            <w:r>
-              <w:rPr>
-                <w:rFonts w:ascii="Times New Roman" w:eastAsia="Times New Roman" w:hAnsi="Times New Roman" w:cs="Times New Roman"/>
-                <w:sz w:val="16"/>
-                <w:szCs w:val="16"/>
-              </w:rPr>
-              <w:t>PHONE NO.</w:t>
-            </w:r>
-          </w:p>
-        </w:tc>
-        <w:tc>
-          <w:tcPr>
-            <w:tcW w:w="1530" w:type="dxa"/>
-            <w:tcBorders>
-              <w:top w:val="nil"/>
-              <w:left w:val="nil"/>
-              <w:bottom w:val="single" w:sz="4" w:space="0" w:color="auto"/>
-              <w:right w:val="nil"/>
-            </w:tcBorders>
-          </w:tcPr>
-          <w:p>
-            <w:pPr>
-              <w:spacing w:after="0"/>
-              <w:rPr>
-                <w:rFonts w:ascii="Times New Roman" w:eastAsia="Times New Roman" w:hAnsi="Times New Roman" w:cs="Times New Roman"/>
-                <w:sz w:val="16"/>
-                <w:szCs w:val="16"/>
-              </w:rPr>
-            </w:pPr>
-            <w:r>
-              <w:rPr>
-                <w:rFonts w:ascii="Times New Roman" w:eastAsia="Times New Roman" w:hAnsi="Times New Roman" w:cs="Times New Roman"/>
-                <w:sz w:val="16"/>
-                <w:szCs w:val="16"/>
-              </w:rPr>
-              <w:t>ADDRESS</w:t>
-            </w:r>
-          </w:p>
-        </w:tc>
-        <w:tc>
-          <w:tcPr>
-            <w:tcW w:w="990" w:type="dxa"/>
-            <w:tcBorders>
-              <w:top w:val="nil"/>
-              <w:left w:val="nil"/>
-              <w:bottom w:val="single" w:sz="4" w:space="0" w:color="auto"/>
-              <w:right w:val="nil"/>
-            </w:tcBorders>
-          </w:tcPr>
-          <w:p>
-            <w:pPr>
-              <w:spacing w:after="0"/>
-              <w:rPr>
-                <w:rFonts w:ascii="Times New Roman" w:eastAsia="Times New Roman" w:hAnsi="Times New Roman" w:cs="Times New Roman"/>
-                <w:sz w:val="16"/>
-                <w:szCs w:val="16"/>
-              </w:rPr>
-            </w:pPr>
-            <w:r>
-              <w:rPr>
-                <w:rFonts w:ascii="Times New Roman" w:eastAsia="Times New Roman" w:hAnsi="Times New Roman" w:cs="Times New Roman"/>
-                <w:sz w:val="16"/>
-                <w:szCs w:val="16"/>
-              </w:rPr>
-              <w:t>DATE OF BIRTH</w:t>
-            </w:r>
-          </w:p>
-        </w:tc>
-        <w:tc>
-          <w:tcPr>
-            <w:tcW w:w="815" w:type="dxa"/>
-            <w:tcBorders>
-              <w:top w:val="nil"/>
-              <w:left w:val="nil"/>
-              <w:bottom w:val="single" w:sz="4" w:space="0" w:color="auto"/>
-              <w:right w:val="nil"/>
-            </w:tcBorders>
-          </w:tcPr>
-          <w:p>
-            <w:pPr>
-              <w:spacing w:after="0"/>
-              <w:rPr>
-                <w:rFonts w:ascii="Times New Roman" w:eastAsia="Times New Roman" w:hAnsi="Times New Roman" w:cs="Times New Roman"/>
-                <w:sz w:val="16"/>
-                <w:szCs w:val="16"/>
-              </w:rPr>
-            </w:pPr>
-            <w:r>
-              <w:rPr>
-                <w:rFonts w:ascii="Times New Roman" w:eastAsia="Times New Roman" w:hAnsi="Times New Roman" w:cs="Times New Roman"/>
-                <w:sz w:val="16"/>
-                <w:szCs w:val="16"/>
-              </w:rPr>
-              <w:t>EMAIL</w:t>
-            </w:r>
-          </w:p>
-        </w:tc>
-        <w:tc>
-          <w:tcPr>
-            <w:tcW w:w="810" w:type="dxa"/>
-            <w:tcBorders>
-              <w:top w:val="nil"/>
-              <w:left w:val="nil"/>
-              <w:bottom w:val="single" w:sz="4" w:space="0" w:color="auto"/>
-              <w:right w:val="nil"/>
-            </w:tcBorders>
-          </w:tcPr>
-          <w:p>
-            <w:pPr>
-              <w:spacing w:after="0"/>
-              <w:rPr>
-                <w:rFonts w:ascii="Times New Roman" w:eastAsia="Times New Roman" w:hAnsi="Times New Roman" w:cs="Times New Roman"/>
-                <w:sz w:val="16"/>
-                <w:szCs w:val="16"/>
-              </w:rPr>
-            </w:pPr>
-            <w:r>
-              <w:rPr>
-                <w:rFonts w:ascii="Times New Roman" w:eastAsia="Times New Roman" w:hAnsi="Times New Roman" w:cs="Times New Roman"/>
-                <w:sz w:val="16"/>
-                <w:szCs w:val="16"/>
-              </w:rPr>
-              <w:t>CITIZENSHIP</w:t>
-            </w:r>
-          </w:p>
-        </w:tc>
-        <w:tc>
-          <w:tcPr>
-            <w:tcW w:w="360" w:type="dxa"/>
-            <w:tcBorders>
-              <w:top w:val="nil"/>
-              <w:left w:val="nil"/>
-              <w:bottom w:val="single" w:sz="4" w:space="0" w:color="auto"/>
-              <w:right w:val="nil"/>
-            </w:tcBorders>
-          </w:tcPr>
-          <w:p>
-            <w:pPr>
-              <w:spacing w:after="0"/>
-              <w:rPr>
-                <w:rFonts w:ascii="Times New Roman" w:eastAsia="Times New Roman" w:hAnsi="Times New Roman" w:cs="Times New Roman"/>
-                <w:sz w:val="16"/>
-                <w:szCs w:val="16"/>
-              </w:rPr>
-            </w:pPr>
-            <w:r>
-              <w:rPr>
-                <w:rFonts w:ascii="Times New Roman" w:eastAsia="Times New Roman" w:hAnsi="Times New Roman" w:cs="Times New Roman"/>
-                <w:sz w:val="16"/>
-                <w:szCs w:val="16"/>
-              </w:rPr>
-              <w:t>SEX</w:t>
-            </w:r>
-          </w:p>
-        </w:tc>
-        <w:tc>
-          <w:tcPr>
-            <w:tcW w:w="805" w:type="dxa"/>
-            <w:tcBorders>
-              <w:top w:val="nil"/>
-              <w:left w:val="nil"/>
-              <w:bottom w:val="single" w:sz="4" w:space="0" w:color="auto"/>
-              <w:right w:val="nil"/>
-            </w:tcBorders>
-          </w:tcPr>
-          <w:p>
-            <w:pPr>
-              <w:spacing w:after="0"/>
-              <w:rPr>
-                <w:rFonts w:ascii="Times New Roman" w:eastAsia="Times New Roman" w:hAnsi="Times New Roman" w:cs="Times New Roman"/>
-                <w:sz w:val="16"/>
-                <w:szCs w:val="16"/>
-              </w:rPr>
-            </w:pPr>
-            <w:r>
-              <w:rPr>
-                <w:rFonts w:ascii="Times New Roman" w:eastAsia="Times New Roman" w:hAnsi="Times New Roman" w:cs="Times New Roman"/>
-                <w:sz w:val="16"/>
-                <w:szCs w:val="16"/>
-              </w:rPr>
-              <w:t>CIVIL STATUS</w:t>
-            </w:r>
-          </w:p>
-        </w:tc>
-      </w:tr>
-      <w:tr>
-        <w:trPr>
-          <w:cantSplit/>
-        </w:trPr>
-        <w:tc>
-          <w:tcPr>
-            <w:tcW w:w="1795" w:type="dxa"/>
-            <w:tcBorders>
-              <w:top w:val="single" w:sz="4" w:space="0" w:color="auto"/>
-              <w:left w:val="single" w:sz="4" w:space="0" w:color="000000"/>
-              <w:bottom w:val="single" w:sz="4" w:space="0" w:color="000000"/>
-              <w:right w:val="single" w:sz="4" w:space="0" w:color="000000"/>
-            </w:tcBorders>
-          </w:tcPr>
-          <w:p>
-            <w:pPr>
-              <w:spacing w:after="0"/>
-              <w:rPr>
-                <w:rFonts w:ascii="Times New Roman" w:eastAsia="Times New Roman" w:hAnsi="Times New Roman" w:cs="Times New Roman"/>
-                <w:sz w:val="16"/>
-                <w:szCs w:val="16"/>
-              </w:rPr>
-            </w:pPr>
-            <w:r>
-              <w:rPr>
-                <w:rFonts w:ascii="Times New Roman" w:eastAsia="Times New Roman" w:hAnsi="Times New Roman" w:cs="Times New Roman"/>
-                <w:sz w:val="16"/>
-                <w:szCs w:val="16"/>
-              </w:rPr>
-              <w:lastRenderedPageBreak/>
-              <w:t>${</w:t>
-            </w:r>
-            <w:proofErr w:type="spellStart"/>
-            <w:r>
-              <w:rPr>
-                <w:rFonts w:ascii="Times New Roman" w:eastAsia="Times New Roman" w:hAnsi="Times New Roman" w:cs="Times New Roman"/>
-                <w:sz w:val="16"/>
-                <w:szCs w:val="16"/>
-              </w:rPr>
-              <w:t>member_full_name</w:t>
-            </w:r>
-            <w:proofErr w:type="spellEnd"/>
-            <w:r>
-              <w:rPr>
-                <w:rFonts w:ascii="Times New Roman" w:eastAsia="Times New Roman" w:hAnsi="Times New Roman" w:cs="Times New Roman"/>
-                <w:sz w:val="16"/>
-                <w:szCs w:val="16"/>
-              </w:rPr>
-              <w:t>}</w:t>
-            </w:r>
-          </w:p>
-        </w:tc>
-        <w:tc>
-          <w:tcPr>
-            <w:tcW w:w="1890" w:type="dxa"/>
-            <w:tcBorders>
-              <w:top w:val="single" w:sz="4" w:space="0" w:color="auto"/>
-              <w:left w:val="single" w:sz="4" w:space="0" w:color="000000"/>
-              <w:bottom w:val="single" w:sz="4" w:space="0" w:color="000000"/>
-              <w:right w:val="single" w:sz="4" w:space="0" w:color="000000"/>
-            </w:tcBorders>
-          </w:tcPr>
-          <w:p>
-            <w:pPr>
-              <w:spacing w:after="0"/>
-              <w:rPr>
-                <w:rFonts w:ascii="Times New Roman" w:eastAsia="Times New Roman" w:hAnsi="Times New Roman" w:cs="Times New Roman"/>
-                <w:sz w:val="16"/>
-                <w:szCs w:val="16"/>
-              </w:rPr>
-            </w:pPr>
-            <w:r>
-              <w:rPr>
-                <w:rFonts w:ascii="Times New Roman" w:eastAsia="Times New Roman" w:hAnsi="Times New Roman" w:cs="Times New Roman"/>
-                <w:sz w:val="16"/>
-                <w:szCs w:val="16"/>
-                <w:u w:val="single"/>
-              </w:rPr>
-              <w:t>${</w:t>
-            </w:r>
-            <w:proofErr w:type="spellStart"/>
-            <w:r>
-              <w:rPr>
-                <w:rFonts w:ascii="Times New Roman" w:eastAsia="Times New Roman" w:hAnsi="Times New Roman" w:cs="Times New Roman"/>
-                <w:sz w:val="16"/>
-                <w:szCs w:val="16"/>
-                <w:u w:val="single"/>
-              </w:rPr>
-              <w:t>member_designation</w:t>
-            </w:r>
-            <w:proofErr w:type="spellEnd"/>
-            <w:r>
-              <w:rPr>
-                <w:rFonts w:ascii="Times New Roman" w:eastAsia="Times New Roman" w:hAnsi="Times New Roman" w:cs="Times New Roman"/>
-                <w:sz w:val="16"/>
-                <w:szCs w:val="16"/>
-                <w:u w:val="single"/>
-              </w:rPr>
-              <w:t>}</w:t>
-            </w:r>
-          </w:p>
-        </w:tc>
-        <w:tc>
-          <w:tcPr>
-            <w:tcW w:w="1170" w:type="dxa"/>
-            <w:tcBorders>
-              <w:top w:val="single" w:sz="4" w:space="0" w:color="auto"/>
-              <w:left w:val="single" w:sz="4" w:space="0" w:color="000000"/>
-              <w:bottom w:val="single" w:sz="4" w:space="0" w:color="000000"/>
-              <w:right w:val="single" w:sz="4" w:space="0" w:color="000000"/>
-            </w:tcBorders>
-          </w:tcPr>
-          <w:p>
-            <w:pPr>
-              <w:spacing w:after="0"/>
-              <w:rPr>
-                <w:rFonts w:ascii="Times New Roman" w:eastAsia="Times New Roman" w:hAnsi="Times New Roman" w:cs="Times New Roman"/>
-                <w:sz w:val="16"/>
-                <w:szCs w:val="16"/>
-              </w:rPr>
-            </w:pPr>
-            <w:r>
-              <w:rPr>
-                <w:rFonts w:ascii="Times New Roman" w:eastAsia="Times New Roman" w:hAnsi="Times New Roman" w:cs="Times New Roman"/>
-                <w:sz w:val="16"/>
-                <w:szCs w:val="16"/>
-                <w:u w:val="single"/>
-              </w:rPr>
-              <w:t>${</w:t>
-            </w:r>
-            <w:proofErr w:type="spellStart"/>
-            <w:r>
-              <w:rPr>
-                <w:rFonts w:ascii="Times New Roman" w:eastAsia="Times New Roman" w:hAnsi="Times New Roman" w:cs="Times New Roman"/>
-                <w:sz w:val="16"/>
-                <w:szCs w:val="16"/>
-                <w:u w:val="single"/>
-              </w:rPr>
-              <w:t>member_phone</w:t>
-            </w:r>
-            <w:proofErr w:type="spellEnd"/>
-            <w:r>
-              <w:rPr>
-                <w:rFonts w:ascii="Times New Roman" w:eastAsia="Times New Roman" w:hAnsi="Times New Roman" w:cs="Times New Roman"/>
-                <w:sz w:val="16"/>
-                <w:szCs w:val="16"/>
-                <w:u w:val="single"/>
-              </w:rPr>
-              <w:t>}</w:t>
-            </w:r>
-          </w:p>
-        </w:tc>
-        <w:tc>
-          <w:tcPr>
-            <w:tcW w:w="1530" w:type="dxa"/>
-            <w:tcBorders>
-              <w:top w:val="single" w:sz="4" w:space="0" w:color="auto"/>
-              <w:left w:val="single" w:sz="4" w:space="0" w:color="000000"/>
-              <w:bottom w:val="single" w:sz="4" w:space="0" w:color="000000"/>
-              <w:right w:val="single" w:sz="4" w:space="0" w:color="000000"/>
-            </w:tcBorders>
-          </w:tcPr>
-          <w:p>
-            <w:pPr>
-              <w:spacing w:after="0"/>
-              <w:rPr>
-                <w:rFonts w:ascii="Times New Roman" w:eastAsia="Times New Roman" w:hAnsi="Times New Roman" w:cs="Times New Roman"/>
-                <w:sz w:val="16"/>
-                <w:szCs w:val="16"/>
-              </w:rPr>
-            </w:pPr>
-            <w:r>
-              <w:rPr>
-                <w:rFonts w:ascii="Times New Roman" w:eastAsia="Times New Roman" w:hAnsi="Times New Roman" w:cs="Times New Roman"/>
-                <w:sz w:val="16"/>
-                <w:szCs w:val="16"/>
-                <w:u w:val="single"/>
-              </w:rPr>
-              <w:t>${</w:t>
-            </w:r>
-            <w:proofErr w:type="spellStart"/>
-            <w:r>
-              <w:rPr>
-                <w:rFonts w:ascii="Times New Roman" w:eastAsia="Times New Roman" w:hAnsi="Times New Roman" w:cs="Times New Roman"/>
-                <w:sz w:val="16"/>
-                <w:szCs w:val="16"/>
-                <w:u w:val="single"/>
-              </w:rPr>
-              <w:t>member_address</w:t>
-            </w:r>
-            <w:proofErr w:type="spellEnd"/>
-            <w:r>
-              <w:rPr>
-                <w:rFonts w:ascii="Times New Roman" w:eastAsia="Times New Roman" w:hAnsi="Times New Roman" w:cs="Times New Roman"/>
-                <w:sz w:val="16"/>
-                <w:szCs w:val="16"/>
-                <w:u w:val="single"/>
-              </w:rPr>
-              <w:t>}</w:t>
-            </w:r>
-          </w:p>
-        </w:tc>
-        <w:tc>
-          <w:tcPr>
-            <w:tcW w:w="990" w:type="dxa"/>
-            <w:tcBorders>
-              <w:top w:val="single" w:sz="4" w:space="0" w:color="auto"/>
-              <w:left w:val="single" w:sz="4" w:space="0" w:color="000000"/>
-              <w:bottom w:val="single" w:sz="4" w:space="0" w:color="000000"/>
-              <w:right w:val="single" w:sz="4" w:space="0" w:color="000000"/>
-            </w:tcBorders>
-          </w:tcPr>
-          <w:p>
-            <w:pPr>
-              <w:spacing w:after="0"/>
-              <w:rPr>
-                <w:rFonts w:ascii="Times New Roman" w:eastAsia="Times New Roman" w:hAnsi="Times New Roman" w:cs="Times New Roman"/>
-                <w:sz w:val="16"/>
-                <w:szCs w:val="16"/>
-              </w:rPr>
-            </w:pPr>
-            <w:r>
-              <w:rPr>
-                <w:rFonts w:ascii="Times New Roman" w:eastAsia="Times New Roman" w:hAnsi="Times New Roman" w:cs="Times New Roman"/>
-                <w:sz w:val="16"/>
-                <w:szCs w:val="16"/>
-                <w:u w:val="single"/>
-              </w:rPr>
-              <w:t>${</w:t>
-            </w:r>
-            <w:proofErr w:type="spellStart"/>
-            <w:r>
-              <w:rPr>
-                <w:rFonts w:ascii="Times New Roman" w:eastAsia="Times New Roman" w:hAnsi="Times New Roman" w:cs="Times New Roman"/>
-                <w:sz w:val="16"/>
-                <w:szCs w:val="16"/>
-                <w:u w:val="single"/>
-              </w:rPr>
-              <w:t>member_date_of_birth</w:t>
-            </w:r>
-            <w:proofErr w:type="spellEnd"/>
-            <w:r>
-              <w:rPr>
-                <w:rFonts w:ascii="Times New Roman" w:eastAsia="Times New Roman" w:hAnsi="Times New Roman" w:cs="Times New Roman"/>
-                <w:sz w:val="16"/>
-                <w:szCs w:val="16"/>
-                <w:u w:val="single"/>
-              </w:rPr>
-              <w:t>}</w:t>
-            </w:r>
-          </w:p>
-        </w:tc>
-        <w:tc>
-          <w:tcPr>
-            <w:tcW w:w="815" w:type="dxa"/>
-            <w:tcBorders>
-              <w:top w:val="single" w:sz="4" w:space="0" w:color="auto"/>
-              <w:left w:val="single" w:sz="4" w:space="0" w:color="000000"/>
-              <w:bottom w:val="single" w:sz="4" w:space="0" w:color="000000"/>
-              <w:right w:val="single" w:sz="4" w:space="0" w:color="000000"/>
-            </w:tcBorders>
-          </w:tcPr>
-          <w:p>
-            <w:pPr>
-              <w:spacing w:after="0"/>
-              <w:rPr>
-                <w:rFonts w:ascii="Times New Roman" w:eastAsia="Times New Roman" w:hAnsi="Times New Roman" w:cs="Times New Roman"/>
-                <w:sz w:val="16"/>
-                <w:szCs w:val="16"/>
-              </w:rPr>
-            </w:pPr>
-            <w:r>
-              <w:rPr>
-                <w:rFonts w:ascii="Times New Roman" w:eastAsia="Times New Roman" w:hAnsi="Times New Roman" w:cs="Times New Roman"/>
-                <w:sz w:val="16"/>
-                <w:szCs w:val="16"/>
-                <w:u w:val="single"/>
-              </w:rPr>
-              <w:t>${</w:t>
-            </w:r>
-            <w:proofErr w:type="spellStart"/>
-            <w:r>
-              <w:rPr>
-                <w:rFonts w:ascii="Times New Roman" w:eastAsia="Times New Roman" w:hAnsi="Times New Roman" w:cs="Times New Roman"/>
-                <w:sz w:val="16"/>
-                <w:szCs w:val="16"/>
-                <w:u w:val="single"/>
-              </w:rPr>
-              <w:t>member_email</w:t>
-            </w:r>
-            <w:proofErr w:type="spellEnd"/>
-            <w:r>
-              <w:rPr>
-                <w:rFonts w:ascii="Times New Roman" w:eastAsia="Times New Roman" w:hAnsi="Times New Roman" w:cs="Times New Roman"/>
-                <w:sz w:val="16"/>
-                <w:szCs w:val="16"/>
-                <w:u w:val="single"/>
-              </w:rPr>
-              <w:t>}</w:t>
-            </w:r>
-          </w:p>
-        </w:tc>
-        <w:tc>
-          <w:tcPr>
-            <w:tcW w:w="810" w:type="dxa"/>
-            <w:tcBorders>
-              <w:top w:val="single" w:sz="4" w:space="0" w:color="auto"/>
-              <w:left w:val="single" w:sz="4" w:space="0" w:color="000000"/>
-              <w:bottom w:val="single" w:sz="4" w:space="0" w:color="000000"/>
-              <w:right w:val="single" w:sz="4" w:space="0" w:color="000000"/>
-            </w:tcBorders>
-          </w:tcPr>
-          <w:p>
-            <w:pPr>
-              <w:spacing w:after="0"/>
-              <w:rPr>
-                <w:rFonts w:ascii="Times New Roman" w:eastAsia="Times New Roman" w:hAnsi="Times New Roman" w:cs="Times New Roman"/>
-                <w:sz w:val="16"/>
-                <w:szCs w:val="16"/>
-              </w:rPr>
-            </w:pPr>
-            <w:r>
-              <w:rPr>
-                <w:rFonts w:ascii="Times New Roman" w:eastAsia="Times New Roman" w:hAnsi="Times New Roman" w:cs="Times New Roman"/>
-                <w:sz w:val="16"/>
-                <w:szCs w:val="16"/>
-                <w:u w:val="single"/>
-              </w:rPr>
-              <w:t>${</w:t>
-            </w:r>
-            <w:proofErr w:type="spellStart"/>
-            <w:r>
-              <w:rPr>
-                <w:rFonts w:ascii="Times New Roman" w:eastAsia="Times New Roman" w:hAnsi="Times New Roman" w:cs="Times New Roman"/>
-                <w:sz w:val="16"/>
-                <w:szCs w:val="16"/>
-                <w:u w:val="single"/>
-              </w:rPr>
-              <w:t>member_citizenship</w:t>
-            </w:r>
-            <w:proofErr w:type="spellEnd"/>
-            <w:r>
-              <w:rPr>
-                <w:rFonts w:ascii="Times New Roman" w:eastAsia="Times New Roman" w:hAnsi="Times New Roman" w:cs="Times New Roman"/>
-                <w:sz w:val="16"/>
-                <w:szCs w:val="16"/>
-                <w:u w:val="single"/>
-              </w:rPr>
-              <w:t>}</w:t>
-            </w:r>
-          </w:p>
-        </w:tc>
-        <w:tc>
-          <w:tcPr>
-            <w:tcW w:w="360" w:type="dxa"/>
-            <w:tcBorders>
-              <w:top w:val="single" w:sz="4" w:space="0" w:color="auto"/>
-              <w:left w:val="single" w:sz="4" w:space="0" w:color="000000"/>
-              <w:bottom w:val="single" w:sz="4" w:space="0" w:color="000000"/>
-              <w:right w:val="single" w:sz="4" w:space="0" w:color="000000"/>
-            </w:tcBorders>
-          </w:tcPr>
-          <w:p>
-            <w:pPr>
-              <w:spacing w:after="0"/>
-              <w:rPr>
-                <w:rFonts w:ascii="Times New Roman" w:eastAsia="Times New Roman" w:hAnsi="Times New Roman" w:cs="Times New Roman"/>
-                <w:sz w:val="16"/>
-                <w:szCs w:val="16"/>
-              </w:rPr>
-            </w:pPr>
-            <w:r>
-              <w:rPr>
-                <w:rFonts w:ascii="Times New Roman" w:eastAsia="Times New Roman" w:hAnsi="Times New Roman" w:cs="Times New Roman"/>
-                <w:sz w:val="16"/>
-                <w:szCs w:val="16"/>
-                <w:u w:val="single"/>
-              </w:rPr>
-              <w:t>${</w:t>
-            </w:r>
-            <w:proofErr w:type="spellStart"/>
-            <w:r>
-              <w:rPr>
-                <w:rFonts w:ascii="Times New Roman" w:eastAsia="Times New Roman" w:hAnsi="Times New Roman" w:cs="Times New Roman"/>
-                <w:sz w:val="16"/>
-                <w:szCs w:val="16"/>
-                <w:u w:val="single"/>
-              </w:rPr>
-              <w:t>member_sex</w:t>
-            </w:r>
-            <w:proofErr w:type="spellEnd"/>
-            <w:r>
-              <w:rPr>
-                <w:rFonts w:ascii="Times New Roman" w:eastAsia="Times New Roman" w:hAnsi="Times New Roman" w:cs="Times New Roman"/>
-                <w:sz w:val="16"/>
-                <w:szCs w:val="16"/>
-                <w:u w:val="single"/>
-              </w:rPr>
-              <w:t>}</w:t>
-            </w:r>
-          </w:p>
-        </w:tc>
-        <w:tc>
-          <w:tcPr>
-            <w:tcW w:w="805" w:type="dxa"/>
-            <w:tcBorders>
-              <w:top w:val="single" w:sz="4" w:space="0" w:color="auto"/>
-              <w:left w:val="single" w:sz="4" w:space="0" w:color="000000"/>
-              <w:bottom w:val="single" w:sz="4" w:space="0" w:color="000000"/>
-              <w:right w:val="single" w:sz="4" w:space="0" w:color="000000"/>
-            </w:tcBorders>
-          </w:tcPr>
-          <w:p>
-            <w:pPr>
-              <w:spacing w:after="0"/>
-              <w:rPr>
-                <w:rFonts w:ascii="Times New Roman" w:eastAsia="Times New Roman" w:hAnsi="Times New Roman" w:cs="Times New Roman"/>
-                <w:sz w:val="16"/>
-                <w:szCs w:val="16"/>
-              </w:rPr>
-            </w:pPr>
-            <w:r>
-              <w:rPr>
-                <w:rFonts w:ascii="Times New Roman" w:eastAsia="Times New Roman" w:hAnsi="Times New Roman" w:cs="Times New Roman"/>
-                <w:sz w:val="16"/>
-                <w:szCs w:val="16"/>
-                <w:u w:val="single"/>
-              </w:rPr>
-              <w:t>${</w:t>
-            </w:r>
-            <w:proofErr w:type="spellStart"/>
-            <w:r>
-              <w:rPr>
-                <w:rFonts w:ascii="Times New Roman" w:eastAsia="Times New Roman" w:hAnsi="Times New Roman" w:cs="Times New Roman"/>
-                <w:sz w:val="16"/>
-                <w:szCs w:val="16"/>
-                <w:u w:val="single"/>
-              </w:rPr>
-              <w:t>member_civil_status</w:t>
-            </w:r>
-            <w:proofErr w:type="spellEnd"/>
-            <w:r>
-              <w:rPr>
-                <w:rFonts w:ascii="Times New Roman" w:eastAsia="Times New Roman" w:hAnsi="Times New Roman" w:cs="Times New Roman"/>
-                <w:sz w:val="16"/>
-                <w:szCs w:val="16"/>
-                <w:u w:val="single"/>
-              </w:rPr>
-              <w:t>}</w:t>
-            </w:r>
-          </w:p>
-        </w:tc>
-      </w:tr>
-    </w:tbl>
-    <w:p>
-      <w:pPr>
-        <w:spacing w:after="0"/>
-        <w:jc w:val="both"/>
-        <w:rPr>
-          <w:rFonts w:ascii="Times New Roman" w:eastAsia="Times New Roman" w:hAnsi="Times New Roman" w:cs="Times New Roman"/>
-          <w:sz w:val="16"/>
-          <w:szCs w:val="16"/>
-          <w:u w:val="single"/>
-        </w:rPr>
-      </w:pPr>
-    </w:p>
-    <w:p>
-      <w:pPr>
-        <w:spacing w:after="0"/>
-        <w:jc w:val="both"/>
-        <w:rPr>
-          <w:rFonts w:ascii="Times New Roman" w:eastAsia="Times New Roman" w:hAnsi="Times New Roman" w:cs="Times New Roman"/>
-          <w:b/>
-          <w:bCs/>
-          <w:i/>
-          <w:iCs/>
-          <w:sz w:val="18"/>
-          <w:szCs w:val="18"/>
-          <w:u w:val="single"/>
-        </w:rPr>
-      </w:pPr>
-      <w:r>
-        <w:rPr>
-          <w:rFonts w:ascii="Times New Roman" w:eastAsia="Times New Roman" w:hAnsi="Times New Roman" w:cs="Times New Roman"/>
-          <w:b/>
-          <w:bCs/>
-          <w:i/>
-          <w:iCs/>
-          <w:noProof/>
-          <w:sz w:val="18"/>
-          <w:szCs w:val="18"/>
-          <w:u w:val="single"/>
-        </w:rPr>
-        <w:drawing>
-          <wp:inline distT="0" distB="0" distL="0" distR="0" wp14:anchorId="7DFC8B7F" wp14:editId="5C808DA2">
-            <wp:extent cx="6457950" cy="266065"/>
-            <wp:effectExtent l="0" t="0" r="0" b="0"/>
-            <wp:docPr id="2022791840" name="image8.jpg"/>
-            <wp:cNvGraphicFramePr/>
-            <a:graphic xmlns:a="http://schemas.openxmlformats.org/drawingml/2006/main">
-              <a:graphicData uri="http://schemas.openxmlformats.org/drawingml/2006/picture">
-                <pic:pic xmlns:pic="http://schemas.openxmlformats.org/drawingml/2006/picture">
-                  <pic:nvPicPr>
-                    <pic:cNvPr id="0" name="image8.jpg"/>
-                    <pic:cNvPicPr preferRelativeResize="0"/>
-                  </pic:nvPicPr>
-                  <pic:blipFill>
-                    <a:blip r:embed="rId10"/>
-                    <a:srcRect/>
-                    <a:stretch>
-                      <a:fillRect/>
-                    </a:stretch>
-                  </pic:blipFill>
-                  <pic:spPr>
-                    <a:xfrm>
-                      <a:off x="0" y="0"/>
-                      <a:ext cx="6457950" cy="266065"/>
-                    </a:xfrm>
-                    <a:prstGeom prst="rect">
-                      <a:avLst/>
-                    </a:prstGeom>
-                    <a:ln/>
-                  </pic:spPr>
-                </pic:pic>
-              </a:graphicData>
-            </a:graphic>
-          </wp:inline>
-        </w:drawing>
-      </w:r>
-    </w:p>
-    <w:tbl>
-      <w:tblPr>
-        <w:tblStyle w:val="a7"/>
-        <w:tblW w:w="10165" w:type="dxa"/>
-        <w:tblBorders>
-          <w:top w:val="single" w:sz="4" w:space="0" w:color="000000"/>
-          <w:left w:val="single" w:sz="4" w:space="0" w:color="000000"/>
-          <w:bottom w:val="single" w:sz="4" w:space="0" w:color="000000"/>
-          <w:right w:val="single" w:sz="4" w:space="0" w:color="000000"/>
-          <w:insideH w:val="single" w:sz="4" w:space="0" w:color="000000"/>
-          <w:insideV w:val="single" w:sz="4" w:space="0" w:color="000000"/>
-        </w:tblBorders>
-        <w:tblLayout w:type="fixed"/>
-        <w:tblLook w:val="0400" w:firstRow="0" w:lastRow="0" w:firstColumn="0" w:lastColumn="0" w:noHBand="0" w:noVBand="1"/>
-      </w:tblPr>
-      <w:tblGrid>
-        <w:gridCol w:w="3844"/>
-        <w:gridCol w:w="787"/>
-        <w:gridCol w:w="787"/>
-        <w:gridCol w:w="1156"/>
-        <w:gridCol w:w="3591"/>
-      </w:tblGrid>
-      <w:tr>
-        <w:trPr>
-          <w:cantSplit/>
-        </w:trPr>
-        <w:tc>
-          <w:tcPr>
-            <w:tcW w:w="3844" w:type="dxa"/>
-            <w:vMerge w:val="restart"/>
-            <w:tcBorders>
-              <w:top w:val="single" w:sz="4" w:space="0" w:color="000000"/>
-              <w:left w:val="single" w:sz="4" w:space="0" w:color="000000"/>
-              <w:bottom w:val="single" w:sz="4" w:space="0" w:color="000000"/>
-              <w:right w:val="single" w:sz="4" w:space="0" w:color="000000"/>
-            </w:tcBorders>
-          </w:tcPr>
-          <w:p>
-            <w:pPr>
-              <w:spacing w:after="0"/>
-              <w:rPr>
-                <w:rFonts w:ascii="Times New Roman" w:eastAsia="Times New Roman" w:hAnsi="Times New Roman" w:cs="Times New Roman"/>
-                <w:sz w:val="18"/>
-                <w:szCs w:val="18"/>
-              </w:rPr>
-            </w:pPr>
-            <w:r>
-              <w:rPr>
-                <w:rFonts w:ascii="Times New Roman" w:eastAsia="Times New Roman" w:hAnsi="Times New Roman" w:cs="Times New Roman"/>
-                <w:sz w:val="18"/>
-                <w:szCs w:val="18"/>
-              </w:rPr>
-              <w:t xml:space="preserve">25. NAME &amp; ADDRESS OF ORGANIZATION                                                                                                  </w:t>
-            </w:r>
-            <w:proofErr w:type="gramStart"/>
-            <w:r>
-              <w:rPr>
-                <w:rFonts w:ascii="Times New Roman" w:eastAsia="Times New Roman" w:hAnsi="Times New Roman" w:cs="Times New Roman"/>
-                <w:sz w:val="18"/>
-                <w:szCs w:val="18"/>
-              </w:rPr>
-              <w:t xml:space="preserve">   (</w:t>
-            </w:r>
-            <w:proofErr w:type="gramEnd"/>
-            <w:r>
-              <w:rPr>
-                <w:rFonts w:ascii="Times New Roman" w:eastAsia="Times New Roman" w:hAnsi="Times New Roman" w:cs="Times New Roman"/>
-                <w:sz w:val="18"/>
-                <w:szCs w:val="18"/>
-              </w:rPr>
-              <w:t>Write in full)</w:t>
-            </w:r>
-          </w:p>
-        </w:tc>
-        <w:tc>
-          <w:tcPr>
-            <w:tcW w:w="1574" w:type="dxa"/>
-            <w:gridSpan w:val="2"/>
-            <w:tcBorders>
-              <w:top w:val="single" w:sz="4" w:space="0" w:color="000000"/>
-              <w:left w:val="single" w:sz="4" w:space="0" w:color="000000"/>
-              <w:bottom w:val="single" w:sz="4" w:space="0" w:color="000000"/>
-              <w:right w:val="single" w:sz="4" w:space="0" w:color="000000"/>
-            </w:tcBorders>
-          </w:tcPr>
-          <w:p>
-            <w:pPr>
-              <w:spacing w:after="0"/>
-              <w:rPr>
-                <w:rFonts w:ascii="Times New Roman" w:eastAsia="Times New Roman" w:hAnsi="Times New Roman" w:cs="Times New Roman"/>
-                <w:sz w:val="18"/>
-                <w:szCs w:val="18"/>
-              </w:rPr>
-            </w:pPr>
-            <w:r>
-              <w:rPr>
-                <w:rFonts w:ascii="Times New Roman" w:eastAsia="Times New Roman" w:hAnsi="Times New Roman" w:cs="Times New Roman"/>
-                <w:sz w:val="18"/>
-                <w:szCs w:val="18"/>
-              </w:rPr>
-              <w:t xml:space="preserve">INCLUSIVE DATES            </w:t>
-            </w:r>
-          </w:p>
-        </w:tc>
-        <w:tc>
-          <w:tcPr>
-            <w:tcW w:w="1156" w:type="dxa"/>
-            <w:vMerge w:val="restart"/>
-            <w:tcBorders>
-              <w:top w:val="single" w:sz="4" w:space="0" w:color="000000"/>
-              <w:left w:val="single" w:sz="4" w:space="0" w:color="000000"/>
-              <w:bottom w:val="single" w:sz="4" w:space="0" w:color="000000"/>
-              <w:right w:val="single" w:sz="4" w:space="0" w:color="000000"/>
-            </w:tcBorders>
-          </w:tcPr>
-          <w:p>
-            <w:pPr>
-              <w:spacing w:after="0"/>
-              <w:rPr>
-                <w:rFonts w:ascii="Times New Roman" w:eastAsia="Times New Roman" w:hAnsi="Times New Roman" w:cs="Times New Roman"/>
-                <w:sz w:val="18"/>
-                <w:szCs w:val="18"/>
-              </w:rPr>
-            </w:pPr>
-            <w:r>
-              <w:rPr>
-                <w:rFonts w:ascii="Times New Roman" w:eastAsia="Times New Roman" w:hAnsi="Times New Roman" w:cs="Times New Roman"/>
-                <w:sz w:val="18"/>
-                <w:szCs w:val="18"/>
-              </w:rPr>
-              <w:t>NUMBER OF HOURS</w:t>
-            </w:r>
-          </w:p>
-        </w:tc>
-        <w:tc>
-          <w:tcPr>
-            <w:tcW w:w="3591" w:type="dxa"/>
-            <w:vMerge w:val="restart"/>
-            <w:tcBorders>
-              <w:top w:val="single" w:sz="4" w:space="0" w:color="000000"/>
-              <w:left w:val="single" w:sz="4" w:space="0" w:color="000000"/>
-              <w:bottom w:val="single" w:sz="4" w:space="0" w:color="000000"/>
-              <w:right w:val="single" w:sz="4" w:space="0" w:color="000000"/>
-            </w:tcBorders>
-          </w:tcPr>
-          <w:p>
-            <w:pPr>
-              <w:spacing w:after="0"/>
-              <w:rPr>
-                <w:rFonts w:ascii="Times New Roman" w:eastAsia="Times New Roman" w:hAnsi="Times New Roman" w:cs="Times New Roman"/>
-                <w:sz w:val="18"/>
-                <w:szCs w:val="18"/>
-              </w:rPr>
-            </w:pPr>
-            <w:r>
-              <w:rPr>
-                <w:rFonts w:ascii="Times New Roman" w:eastAsia="Times New Roman" w:hAnsi="Times New Roman" w:cs="Times New Roman"/>
-                <w:sz w:val="18"/>
-                <w:szCs w:val="18"/>
-              </w:rPr>
-              <w:t>INCUBATION PROGRAM OR FOCUS</w:t>
-            </w:r>
-          </w:p>
-        </w:tc>
-      </w:tr>
-      <w:tr>
-        <w:trPr>
-          <w:cantSplit/>
-        </w:trPr>
-        <w:tc>
-          <w:tcPr>
-            <w:tcW w:w="3844" w:type="dxa"/>
-            <w:vMerge/>
-          </w:tcPr>
-          <w:p>
-            <w:pPr>
-              <w:widowControl w:val="0"/>
-              <w:pBdr>
-                <w:top w:val="nil"/>
-                <w:left w:val="nil"/>
-                <w:bottom w:val="nil"/>
-                <w:right w:val="nil"/>
-                <w:between w:val="nil"/>
-              </w:pBdr>
-              <w:spacing w:after="0"/>
-              <w:rPr>
-                <w:rFonts w:ascii="Times New Roman" w:eastAsia="Times New Roman" w:hAnsi="Times New Roman" w:cs="Times New Roman"/>
-                <w:sz w:val="18"/>
-                <w:szCs w:val="18"/>
-              </w:rPr>
-            </w:pPr>
-          </w:p>
-        </w:tc>
-        <w:tc>
-          <w:tcPr>
-            <w:tcW w:w="787" w:type="dxa"/>
-            <w:tcBorders>
-              <w:top w:val="single" w:sz="4" w:space="0" w:color="000000"/>
-              <w:left w:val="single" w:sz="4" w:space="0" w:color="000000"/>
-              <w:bottom w:val="single" w:sz="4" w:space="0" w:color="000000"/>
-              <w:right w:val="single" w:sz="4" w:space="0" w:color="000000"/>
-            </w:tcBorders>
-          </w:tcPr>
-          <w:p>
-            <w:pPr>
-              <w:spacing w:after="0"/>
-              <w:rPr>
-                <w:rFonts w:ascii="Times New Roman" w:eastAsia="Times New Roman" w:hAnsi="Times New Roman" w:cs="Times New Roman"/>
-                <w:sz w:val="18"/>
-                <w:szCs w:val="18"/>
-              </w:rPr>
-            </w:pPr>
-            <w:r>
-              <w:rPr>
-                <w:rFonts w:ascii="Times New Roman" w:eastAsia="Times New Roman" w:hAnsi="Times New Roman" w:cs="Times New Roman"/>
-                <w:sz w:val="18"/>
-                <w:szCs w:val="18"/>
-              </w:rPr>
-              <w:t>From</w:t>
-            </w:r>
-          </w:p>
-        </w:tc>
-        <w:tc>
-          <w:tcPr>
-            <w:tcW w:w="787" w:type="dxa"/>
-            <w:tcBorders>
-              <w:top w:val="single" w:sz="4" w:space="0" w:color="000000"/>
-              <w:left w:val="single" w:sz="4" w:space="0" w:color="000000"/>
-              <w:bottom w:val="single" w:sz="4" w:space="0" w:color="000000"/>
-              <w:right w:val="single" w:sz="4" w:space="0" w:color="000000"/>
-            </w:tcBorders>
-          </w:tcPr>
-          <w:p>
-            <w:pPr>
-              <w:spacing w:after="0"/>
-              <w:rPr>
-                <w:rFonts w:ascii="Times New Roman" w:eastAsia="Times New Roman" w:hAnsi="Times New Roman" w:cs="Times New Roman"/>
-                <w:sz w:val="18"/>
-                <w:szCs w:val="18"/>
-              </w:rPr>
-            </w:pPr>
-            <w:r>
-              <w:rPr>
-                <w:rFonts w:ascii="Times New Roman" w:eastAsia="Times New Roman" w:hAnsi="Times New Roman" w:cs="Times New Roman"/>
-                <w:sz w:val="18"/>
-                <w:szCs w:val="18"/>
-              </w:rPr>
-              <w:t>To</w:t>
-            </w:r>
-          </w:p>
-        </w:tc>
-        <w:tc>
-          <w:tcPr>
-            <w:tcW w:w="1156" w:type="dxa"/>
-            <w:vMerge/>
-          </w:tcPr>
-          <w:p>
-            <w:pPr>
-              <w:widowControl w:val="0"/>
-              <w:pBdr>
-                <w:top w:val="nil"/>
-                <w:left w:val="nil"/>
-                <w:bottom w:val="nil"/>
-                <w:right w:val="nil"/>
-                <w:between w:val="nil"/>
-              </w:pBdr>
-              <w:spacing w:after="0"/>
-              <w:rPr>
-                <w:rFonts w:ascii="Times New Roman" w:eastAsia="Times New Roman" w:hAnsi="Times New Roman" w:cs="Times New Roman"/>
-                <w:sz w:val="18"/>
-                <w:szCs w:val="18"/>
-              </w:rPr>
-            </w:pPr>
-          </w:p>
-        </w:tc>
-        <w:tc>
-          <w:tcPr>
-            <w:tcW w:w="3591" w:type="dxa"/>
-            <w:vMerge/>
-          </w:tcPr>
-          <w:p>
-            <w:pPr>
-              <w:widowControl w:val="0"/>
-              <w:pBdr>
-                <w:top w:val="nil"/>
-                <w:left w:val="nil"/>
-                <w:bottom w:val="nil"/>
-                <w:right w:val="nil"/>
-                <w:between w:val="nil"/>
-              </w:pBdr>
-              <w:spacing w:after="0"/>
-              <w:rPr>
-                <w:rFonts w:ascii="Times New Roman" w:eastAsia="Times New Roman" w:hAnsi="Times New Roman" w:cs="Times New Roman"/>
-                <w:sz w:val="18"/>
-                <w:szCs w:val="18"/>
-              </w:rPr>
-            </w:pPr>
-          </w:p>
-        </w:tc>
-      </w:tr>
-      <w:tr>
-        <w:trPr>
-          <w:cantSplit/>
-          <w:trHeight w:val="355"/>
-        </w:trPr>
-        <w:tc>
-          <w:tcPr>
-            <w:tcW w:w="3844" w:type="dxa"/>
-            <w:tcBorders>
-              <w:top w:val="single" w:sz="4" w:space="0" w:color="000000"/>
-              <w:left w:val="single" w:sz="4" w:space="0" w:color="000000"/>
-              <w:bottom w:val="single" w:sz="4" w:space="0" w:color="000000"/>
-              <w:right w:val="single" w:sz="4" w:space="0" w:color="000000"/>
-            </w:tcBorders>
-          </w:tcPr>
-          <w:p>
-            <w:pPr>
-              <w:spacing w:after="0"/>
-              <w:jc w:val="both"/>
-              <w:rPr>
-                <w:rFonts w:ascii="Times New Roman" w:eastAsia="Times New Roman" w:hAnsi="Times New Roman" w:cs="Times New Roman"/>
-                <w:b/>
-                <w:bCs/>
-                <w:sz w:val="18"/>
-                <w:szCs w:val="18"/>
-                <w:u w:val="single"/>
-              </w:rPr>
-            </w:pPr>
-            <w:r>
-              <w:rPr>
-                <w:rFonts w:ascii="Times New Roman" w:eastAsia="Times New Roman" w:hAnsi="Times New Roman" w:cs="Times New Roman"/>
-                <w:b/>
-                <w:bCs/>
-                <w:sz w:val="18"/>
-                <w:szCs w:val="18"/>
-                <w:u w:val="single"/>
-              </w:rPr>
-              <w:t>${</w:t>
-            </w:r>
-            <w:proofErr w:type="spellStart"/>
-            <w:r>
-              <w:rPr>
-                <w:rFonts w:ascii="Times New Roman" w:eastAsia="Times New Roman" w:hAnsi="Times New Roman" w:cs="Times New Roman"/>
-                <w:b/>
-                <w:bCs/>
-                <w:sz w:val="18"/>
-                <w:szCs w:val="18"/>
-                <w:u w:val="single"/>
-              </w:rPr>
-              <w:t>incub_org</w:t>
-            </w:r>
-            <w:proofErr w:type="spellEnd"/>
-            <w:r>
-              <w:rPr>
-                <w:rFonts w:ascii="Times New Roman" w:eastAsia="Times New Roman" w:hAnsi="Times New Roman" w:cs="Times New Roman"/>
-                <w:b/>
-                <w:bCs/>
-                <w:sz w:val="18"/>
-                <w:szCs w:val="18"/>
-                <w:u w:val="single"/>
-              </w:rPr>
-              <w:t>}</w:t>
-            </w:r>
-          </w:p>
-        </w:tc>
-        <w:tc>
-          <w:tcPr>
-            <w:tcW w:w="787" w:type="dxa"/>
-            <w:tcBorders>
-              <w:top w:val="single" w:sz="4" w:space="0" w:color="000000"/>
-              <w:left w:val="single" w:sz="4" w:space="0" w:color="000000"/>
-              <w:bottom w:val="single" w:sz="4" w:space="0" w:color="000000"/>
-              <w:right w:val="single" w:sz="4" w:space="0" w:color="000000"/>
-            </w:tcBorders>
-          </w:tcPr>
-          <w:p>
-            <w:pPr>
-              <w:spacing w:after="0"/>
-              <w:jc w:val="both"/>
-              <w:rPr>
-                <w:rFonts w:ascii="Times New Roman" w:eastAsia="Times New Roman" w:hAnsi="Times New Roman" w:cs="Times New Roman"/>
-                <w:b/>
-                <w:bCs/>
-                <w:sz w:val="18"/>
-                <w:szCs w:val="18"/>
-                <w:u w:val="single"/>
-              </w:rPr>
-            </w:pPr>
-            <w:r>
-              <w:rPr>
-                <w:rFonts w:ascii="Times New Roman" w:eastAsia="Times New Roman" w:hAnsi="Times New Roman" w:cs="Times New Roman"/>
-                <w:b/>
-                <w:bCs/>
-                <w:sz w:val="18"/>
-                <w:szCs w:val="18"/>
-                <w:u w:val="single"/>
-              </w:rPr>
-              <w:t>${</w:t>
-            </w:r>
-            <w:proofErr w:type="spellStart"/>
-            <w:r>
-              <w:rPr>
-                <w:rFonts w:ascii="Times New Roman" w:eastAsia="Times New Roman" w:hAnsi="Times New Roman" w:cs="Times New Roman"/>
-                <w:b/>
-                <w:bCs/>
-                <w:sz w:val="18"/>
-                <w:szCs w:val="18"/>
-                <w:u w:val="single"/>
-              </w:rPr>
-              <w:t>incub_from</w:t>
-            </w:r>
-            <w:proofErr w:type="spellEnd"/>
-            <w:r>
-              <w:rPr>
-                <w:rFonts w:ascii="Times New Roman" w:eastAsia="Times New Roman" w:hAnsi="Times New Roman" w:cs="Times New Roman"/>
-                <w:b/>
-                <w:bCs/>
-                <w:sz w:val="18"/>
-                <w:szCs w:val="18"/>
-                <w:u w:val="single"/>
-              </w:rPr>
-              <w:t>}</w:t>
-            </w:r>
-          </w:p>
-        </w:tc>
-        <w:tc>
-          <w:tcPr>
-            <w:tcW w:w="787" w:type="dxa"/>
-            <w:tcBorders>
-              <w:top w:val="single" w:sz="4" w:space="0" w:color="000000"/>
-              <w:left w:val="single" w:sz="4" w:space="0" w:color="000000"/>
-              <w:bottom w:val="single" w:sz="4" w:space="0" w:color="000000"/>
-              <w:right w:val="single" w:sz="4" w:space="0" w:color="000000"/>
-            </w:tcBorders>
-          </w:tcPr>
-          <w:p>
-            <w:pPr>
-              <w:spacing w:after="0"/>
-              <w:jc w:val="both"/>
-              <w:rPr>
-                <w:rFonts w:ascii="Times New Roman" w:eastAsia="Times New Roman" w:hAnsi="Times New Roman" w:cs="Times New Roman"/>
-                <w:b/>
-                <w:bCs/>
-                <w:sz w:val="18"/>
-                <w:szCs w:val="18"/>
-                <w:u w:val="single"/>
-              </w:rPr>
-            </w:pPr>
-            <w:r>
-              <w:rPr>
-                <w:rFonts w:ascii="Times New Roman" w:eastAsia="Times New Roman" w:hAnsi="Times New Roman" w:cs="Times New Roman"/>
-                <w:b/>
-                <w:bCs/>
-                <w:sz w:val="18"/>
-                <w:szCs w:val="18"/>
-                <w:u w:val="single"/>
-              </w:rPr>
-              <w:t>${</w:t>
-            </w:r>
-            <w:proofErr w:type="spellStart"/>
-            <w:r>
-              <w:rPr>
-                <w:rFonts w:ascii="Times New Roman" w:eastAsia="Times New Roman" w:hAnsi="Times New Roman" w:cs="Times New Roman"/>
-                <w:b/>
-                <w:bCs/>
-                <w:sz w:val="18"/>
-                <w:szCs w:val="18"/>
-                <w:u w:val="single"/>
-              </w:rPr>
-              <w:t>incub_to</w:t>
-            </w:r>
-            <w:proofErr w:type="spellEnd"/>
-            <w:r>
-              <w:rPr>
-                <w:rFonts w:ascii="Times New Roman" w:eastAsia="Times New Roman" w:hAnsi="Times New Roman" w:cs="Times New Roman"/>
-                <w:b/>
-                <w:bCs/>
-                <w:sz w:val="18"/>
-                <w:szCs w:val="18"/>
-                <w:u w:val="single"/>
-              </w:rPr>
-              <w:t>}</w:t>
-            </w:r>
-          </w:p>
-        </w:tc>
-        <w:tc>
-          <w:tcPr>
-            <w:tcW w:w="1156" w:type="dxa"/>
-            <w:tcBorders>
-              <w:top w:val="single" w:sz="4" w:space="0" w:color="000000"/>
-              <w:left w:val="single" w:sz="4" w:space="0" w:color="000000"/>
-              <w:bottom w:val="single" w:sz="4" w:space="0" w:color="000000"/>
-              <w:right w:val="single" w:sz="4" w:space="0" w:color="000000"/>
-            </w:tcBorders>
-          </w:tcPr>
-          <w:p>
-            <w:pPr>
-              <w:spacing w:after="0"/>
-              <w:jc w:val="both"/>
-              <w:rPr>
-                <w:rFonts w:ascii="Times New Roman" w:eastAsia="Times New Roman" w:hAnsi="Times New Roman" w:cs="Times New Roman"/>
-                <w:b/>
-                <w:bCs/>
-                <w:sz w:val="18"/>
-                <w:szCs w:val="18"/>
-                <w:u w:val="single"/>
-              </w:rPr>
-            </w:pPr>
-            <w:r>
-              <w:rPr>
-                <w:rFonts w:ascii="Times New Roman" w:eastAsia="Times New Roman" w:hAnsi="Times New Roman" w:cs="Times New Roman"/>
-                <w:b/>
-                <w:bCs/>
-                <w:sz w:val="18"/>
-                <w:szCs w:val="18"/>
-                <w:u w:val="single"/>
-              </w:rPr>
-              <w:t>${</w:t>
-            </w:r>
-            <w:proofErr w:type="spellStart"/>
-            <w:r>
-              <w:rPr>
-                <w:rFonts w:ascii="Times New Roman" w:eastAsia="Times New Roman" w:hAnsi="Times New Roman" w:cs="Times New Roman"/>
-                <w:b/>
-                <w:bCs/>
-                <w:sz w:val="18"/>
-                <w:szCs w:val="18"/>
-                <w:u w:val="single"/>
-              </w:rPr>
-              <w:t>incub_hours</w:t>
-            </w:r>
-            <w:proofErr w:type="spellEnd"/>
-            <w:r>
-              <w:rPr>
-                <w:rFonts w:ascii="Times New Roman" w:eastAsia="Times New Roman" w:hAnsi="Times New Roman" w:cs="Times New Roman"/>
-                <w:b/>
-                <w:bCs/>
-                <w:sz w:val="18"/>
-                <w:szCs w:val="18"/>
-                <w:u w:val="single"/>
-              </w:rPr>
-              <w:t>}</w:t>
-            </w:r>
-          </w:p>
-        </w:tc>
-        <w:tc>
-          <w:tcPr>
-            <w:tcW w:w="3591" w:type="dxa"/>
-            <w:tcBorders>
-              <w:top w:val="single" w:sz="4" w:space="0" w:color="000000"/>
-              <w:left w:val="single" w:sz="4" w:space="0" w:color="000000"/>
-              <w:bottom w:val="single" w:sz="4" w:space="0" w:color="000000"/>
-              <w:right w:val="single" w:sz="4" w:space="0" w:color="000000"/>
-            </w:tcBorders>
-          </w:tcPr>
-          <w:p>
-            <w:pPr>
-              <w:spacing w:after="0"/>
-              <w:jc w:val="both"/>
-              <w:rPr>
-                <w:rFonts w:ascii="Times New Roman" w:eastAsia="Times New Roman" w:hAnsi="Times New Roman" w:cs="Times New Roman"/>
-                <w:b/>
-                <w:bCs/>
-                <w:sz w:val="18"/>
-                <w:szCs w:val="18"/>
-                <w:u w:val="single"/>
-              </w:rPr>
-            </w:pPr>
-            <w:r>
-              <w:rPr>
-                <w:rFonts w:ascii="Times New Roman" w:eastAsia="Times New Roman" w:hAnsi="Times New Roman" w:cs="Times New Roman"/>
-                <w:b/>
-                <w:bCs/>
-                <w:sz w:val="18"/>
-                <w:szCs w:val="18"/>
-                <w:u w:val="single"/>
-              </w:rPr>
-              <w:t>${</w:t>
-            </w:r>
-            <w:proofErr w:type="spellStart"/>
-            <w:r>
-              <w:rPr>
-                <w:rFonts w:ascii="Times New Roman" w:eastAsia="Times New Roman" w:hAnsi="Times New Roman" w:cs="Times New Roman"/>
-                <w:b/>
-                <w:bCs/>
-                <w:sz w:val="18"/>
-                <w:szCs w:val="18"/>
-                <w:u w:val="single"/>
-              </w:rPr>
-              <w:t>incub_focus</w:t>
-            </w:r>
-            <w:proofErr w:type="spellEnd"/>
-            <w:r>
-              <w:rPr>
-                <w:rFonts w:ascii="Times New Roman" w:eastAsia="Times New Roman" w:hAnsi="Times New Roman" w:cs="Times New Roman"/>
-                <w:b/>
-                <w:bCs/>
-                <w:sz w:val="18"/>
-                <w:szCs w:val="18"/>
-                <w:u w:val="single"/>
-              </w:rPr>
-              <w:t>}</w:t>
-            </w:r>
-          </w:p>
-        </w:tc>
-      </w:tr>
-    </w:tbl>
-    <w:p>
-      <w:pPr>
-        <w:spacing w:after="0"/>
-        <w:jc w:val="both"/>
-        <w:rPr>
-          <w:rFonts w:ascii="Times New Roman" w:eastAsia="Times New Roman" w:hAnsi="Times New Roman" w:cs="Times New Roman"/>
-          <w:b/>
-          <w:bCs/>
-          <w:i/>
-          <w:iCs/>
-          <w:sz w:val="18"/>
-          <w:szCs w:val="18"/>
-          <w:u w:val="single"/>
-        </w:rPr>
-      </w:pPr>
-    </w:p>
-    <w:p>
-      <w:pPr>
-        <w:spacing w:after="0"/>
-        <w:jc w:val="both"/>
-        <w:rPr>
-          <w:rFonts w:ascii="Times New Roman" w:eastAsia="Times New Roman" w:hAnsi="Times New Roman" w:cs="Times New Roman"/>
-          <w:b/>
-          <w:bCs/>
-          <w:i/>
-          <w:iCs/>
-          <w:sz w:val="18"/>
-          <w:szCs w:val="18"/>
-          <w:u w:val="single"/>
-        </w:rPr>
-      </w:pPr>
-      <w:r>
-        <w:rPr>
-          <w:rFonts w:ascii="Times New Roman" w:eastAsia="Times New Roman" w:hAnsi="Times New Roman" w:cs="Times New Roman"/>
-          <w:b/>
-          <w:bCs/>
-          <w:i/>
-          <w:iCs/>
-          <w:noProof/>
-          <w:sz w:val="18"/>
-          <w:szCs w:val="18"/>
-          <w:u w:val="single"/>
-        </w:rPr>
-        <w:drawing>
-          <wp:inline distT="0" distB="0" distL="0" distR="0" wp14:anchorId="4AC65B7D" wp14:editId="36B0A9DF">
-            <wp:extent cx="6461081" cy="266194"/>
-            <wp:effectExtent l="0" t="0" r="0" b="0"/>
+          <wp:inline distT="0" distB="0" distL="0" distR="0" wp14:anchorId="4AC65B7D" wp14:editId="0929EA61">
+            <wp:extent cx="6300788" cy="266065"/>
+            <wp:effectExtent l="0" t="0" r="5080" b="635"/>
             <wp:docPr id="2022791842" name="image9.jpg"/>
             <wp:cNvGraphicFramePr/>
             <a:graphic xmlns:a="http://schemas.openxmlformats.org/drawingml/2006/main">
@@ -5811,7 +5881,7 @@
                   <pic:spPr>
                     <a:xfrm>
                       <a:off x="0" y="0"/>
-                      <a:ext cx="6461081" cy="266194"/>
+                      <a:ext cx="6336820" cy="267587"/>
                     </a:xfrm>
                     <a:prstGeom prst="rect">
                       <a:avLst/>
@@ -5828,7 +5898,7 @@
     <w:tbl>
       <w:tblPr>
         <w:tblStyle w:val="a8"/>
-        <w:tblW w:w="10165" w:type="dxa"/>
+        <w:tblW w:w="9918" w:type="dxa"/>
         <w:tblBorders>
           <w:top w:val="single" w:sz="4" w:space="0" w:color="000000"/>
           <w:left w:val="single" w:sz="4" w:space="0" w:color="000000"/>
@@ -5841,11 +5911,11 @@
         <w:tblLook w:val="0400" w:firstRow="0" w:lastRow="0" w:firstColumn="0" w:lastColumn="0" w:noHBand="0" w:noVBand="1"/>
       </w:tblPr>
       <w:tblGrid>
-        <w:gridCol w:w="3887"/>
-        <w:gridCol w:w="787"/>
+        <w:gridCol w:w="3681"/>
+        <w:gridCol w:w="993"/>
         <w:gridCol w:w="787"/>
         <w:gridCol w:w="1153"/>
-        <w:gridCol w:w="3551"/>
+        <w:gridCol w:w="3304"/>
       </w:tblGrid>
       <w:tr>
         <w:trPr>
@@ -5853,7 +5923,7 @@
         </w:trPr>
         <w:tc>
           <w:tcPr>
-            <w:tcW w:w="3887" w:type="dxa"/>
+            <w:tcW w:w="3681" w:type="dxa"/>
             <w:vMerge w:val="restart"/>
             <w:tcBorders>
               <w:top w:val="single" w:sz="4" w:space="0" w:color="000000"/>
@@ -5883,7 +5953,7 @@
         </w:tc>
         <w:tc>
           <w:tcPr>
-            <w:tcW w:w="1574" w:type="dxa"/>
+            <w:tcW w:w="1780" w:type="dxa"/>
             <w:gridSpan w:val="2"/>
             <w:tcBorders>
               <w:top w:val="single" w:sz="4" w:space="0" w:color="000000"/>
@@ -5943,7 +6013,7 @@
         </w:tc>
         <w:tc>
           <w:tcPr>
-            <w:tcW w:w="3551" w:type="dxa"/>
+            <w:tcW w:w="3304" w:type="dxa"/>
             <w:vMerge w:val="restart"/>
             <w:tcBorders>
               <w:top w:val="single" w:sz="4" w:space="0" w:color="000000"/>
@@ -5978,7 +6048,7 @@
         </w:trPr>
         <w:tc>
           <w:tcPr>
-            <w:tcW w:w="3887" w:type="dxa"/>
+            <w:tcW w:w="3681" w:type="dxa"/>
             <w:vMerge/>
           </w:tcPr>
           <w:p>
@@ -6002,7 +6072,7 @@
         </w:tc>
         <w:tc>
           <w:tcPr>
-            <w:tcW w:w="787" w:type="dxa"/>
+            <w:tcW w:w="993" w:type="dxa"/>
             <w:tcBorders>
               <w:top w:val="single" w:sz="4" w:space="0" w:color="000000"/>
               <w:left w:val="single" w:sz="4" w:space="0" w:color="000000"/>
@@ -6084,7 +6154,7 @@
         </w:tc>
         <w:tc>
           <w:tcPr>
-            <w:tcW w:w="3551" w:type="dxa"/>
+            <w:tcW w:w="3304" w:type="dxa"/>
             <w:vMerge/>
           </w:tcPr>
           <w:p>
@@ -6114,7 +6184,7 @@
         </w:trPr>
         <w:tc>
           <w:tcPr>
-            <w:tcW w:w="3887" w:type="dxa"/>
+            <w:tcW w:w="3681" w:type="dxa"/>
             <w:tcBorders>
               <w:top w:val="single" w:sz="4" w:space="0" w:color="000000"/>
               <w:left w:val="single" w:sz="4" w:space="0" w:color="000000"/>
@@ -6173,7 +6243,7 @@
         </w:tc>
         <w:tc>
           <w:tcPr>
-            <w:tcW w:w="787" w:type="dxa"/>
+            <w:tcW w:w="993" w:type="dxa"/>
             <w:tcBorders>
               <w:top w:val="single" w:sz="4" w:space="0" w:color="000000"/>
               <w:left w:val="single" w:sz="4" w:space="0" w:color="000000"/>
@@ -6350,7 +6420,7 @@
         </w:tc>
         <w:tc>
           <w:tcPr>
-            <w:tcW w:w="3551" w:type="dxa"/>
+            <w:tcW w:w="3304" w:type="dxa"/>
             <w:tcBorders>
               <w:top w:val="single" w:sz="4" w:space="0" w:color="000000"/>
               <w:left w:val="single" w:sz="4" w:space="0" w:color="000000"/>
@@ -6434,9 +6504,9 @@
           <w:noProof/>
         </w:rPr>
         <w:drawing>
-          <wp:inline distT="0" distB="0" distL="0" distR="0" wp14:anchorId="32719339" wp14:editId="4A29C8EC">
-            <wp:extent cx="6461081" cy="266194"/>
-            <wp:effectExtent l="0" t="0" r="0" b="0"/>
+          <wp:inline distT="0" distB="0" distL="0" distR="0" wp14:anchorId="32719339" wp14:editId="37CDDBD1">
+            <wp:extent cx="6306671" cy="258445"/>
+            <wp:effectExtent l="0" t="0" r="0" b="8255"/>
             <wp:docPr id="2022791844" name="Picture 2022791844"/>
             <wp:cNvGraphicFramePr>
               <a:graphicFrameLocks xmlns:a="http://schemas.openxmlformats.org/drawingml/2006/main" noChangeAspect="1"/>
@@ -6457,7 +6527,7 @@
                   <pic:spPr>
                     <a:xfrm>
                       <a:off x="0" y="0"/>
-                      <a:ext cx="6461081" cy="266194"/>
+                      <a:ext cx="6544342" cy="268185"/>
                     </a:xfrm>
                     <a:prstGeom prst="rect">
                       <a:avLst/>
@@ -6473,7 +6543,7 @@
     <w:tbl>
       <w:tblPr>
         <w:tblStyle w:val="a9"/>
-        <w:tblW w:w="10080" w:type="dxa"/>
+        <w:tblW w:w="9923" w:type="dxa"/>
         <w:tblBorders>
           <w:top w:val="single" w:sz="4" w:space="0" w:color="000000"/>
           <w:left w:val="single" w:sz="4" w:space="0" w:color="000000"/>
@@ -6488,7 +6558,7 @@
       <w:tblGrid>
         <w:gridCol w:w="2520"/>
         <w:gridCol w:w="2065"/>
-        <w:gridCol w:w="5495"/>
+        <w:gridCol w:w="5338"/>
       </w:tblGrid>
       <w:tr>
         <w:tc>
@@ -6569,7 +6639,7 @@
         </w:tc>
         <w:tc>
           <w:tcPr>
-            <w:tcW w:w="5495" w:type="dxa"/>
+            <w:tcW w:w="5338" w:type="dxa"/>
             <w:tcBorders>
               <w:top w:val="nil"/>
               <w:left w:val="nil"/>
@@ -6676,7 +6746,7 @@
         </w:tc>
         <w:tc>
           <w:tcPr>
-            <w:tcW w:w="5495" w:type="dxa"/>
+            <w:tcW w:w="5338" w:type="dxa"/>
             <w:vMerge w:val="restart"/>
             <w:tcBorders>
               <w:top w:val="single" w:sz="4" w:space="0" w:color="auto"/>
@@ -6802,7 +6872,7 @@
         </w:tc>
         <w:tc>
           <w:tcPr>
-            <w:tcW w:w="5495" w:type="dxa"/>
+            <w:tcW w:w="5338" w:type="dxa"/>
             <w:vMerge/>
             <w:tcBorders>
               <w:top w:val="nil"/>
@@ -6910,7 +6980,7 @@
         </w:tc>
         <w:tc>
           <w:tcPr>
-            <w:tcW w:w="5495" w:type="dxa"/>
+            <w:tcW w:w="5338" w:type="dxa"/>
             <w:vMerge/>
             <w:tcBorders>
               <w:top w:val="nil"/>
@@ -7018,7 +7088,7 @@
         </w:tc>
         <w:tc>
           <w:tcPr>
-            <w:tcW w:w="5495" w:type="dxa"/>
+            <w:tcW w:w="5338" w:type="dxa"/>
             <w:vMerge/>
             <w:tcBorders>
               <w:top w:val="nil"/>
@@ -7092,7 +7162,7 @@
         </w:tc>
         <w:tc>
           <w:tcPr>
-            <w:tcW w:w="5495" w:type="dxa"/>
+            <w:tcW w:w="5338" w:type="dxa"/>
             <w:vMerge/>
             <w:tcBorders>
               <w:top w:val="nil"/>
@@ -7166,7 +7236,7 @@
         </w:tc>
         <w:tc>
           <w:tcPr>
-            <w:tcW w:w="5495" w:type="dxa"/>
+            <w:tcW w:w="5338" w:type="dxa"/>
             <w:vMerge/>
             <w:tcBorders>
               <w:top w:val="nil"/>
@@ -7240,7 +7310,7 @@
         </w:tc>
         <w:tc>
           <w:tcPr>
-            <w:tcW w:w="5495" w:type="dxa"/>
+            <w:tcW w:w="5338" w:type="dxa"/>
             <w:vMerge/>
             <w:tcBorders>
               <w:top w:val="nil"/>
@@ -7314,7 +7384,7 @@
         </w:tc>
         <w:tc>
           <w:tcPr>
-            <w:tcW w:w="5495" w:type="dxa"/>
+            <w:tcW w:w="5338" w:type="dxa"/>
             <w:vMerge/>
             <w:tcBorders>
               <w:top w:val="nil"/>
@@ -7357,7 +7427,7 @@
     <w:tbl>
       <w:tblPr>
         <w:tblStyle w:val="aa"/>
-        <w:tblW w:w="10075" w:type="dxa"/>
+        <w:tblW w:w="9918" w:type="dxa"/>
         <w:tblBorders>
           <w:top w:val="single" w:sz="4" w:space="0" w:color="000000"/>
           <w:left w:val="single" w:sz="4" w:space="0" w:color="000000"/>
@@ -7371,7 +7441,7 @@
       </w:tblPr>
       <w:tblGrid>
         <w:gridCol w:w="5215"/>
-        <w:gridCol w:w="4860"/>
+        <w:gridCol w:w="4703"/>
       </w:tblGrid>
       <w:tr>
         <w:tc>
@@ -7405,7 +7475,7 @@
         </w:tc>
         <w:tc>
           <w:tcPr>
-            <w:tcW w:w="4860" w:type="dxa"/>
+            <w:tcW w:w="4703" w:type="dxa"/>
             <w:tcBorders>
               <w:top w:val="single" w:sz="4" w:space="0" w:color="000000"/>
               <w:left w:val="single" w:sz="4" w:space="0" w:color="000000"/>
@@ -7483,7 +7553,7 @@
         </w:tc>
         <w:tc>
           <w:tcPr>
-            <w:tcW w:w="4860" w:type="dxa"/>
+            <w:tcW w:w="4703" w:type="dxa"/>
             <w:tcBorders>
               <w:top w:val="single" w:sz="4" w:space="0" w:color="000000"/>
               <w:left w:val="single" w:sz="4" w:space="0" w:color="000000"/>
@@ -7553,7 +7623,7 @@
         </w:tc>
         <w:tc>
           <w:tcPr>
-            <w:tcW w:w="4860" w:type="dxa"/>
+            <w:tcW w:w="4703" w:type="dxa"/>
             <w:tcBorders>
               <w:top w:val="single" w:sz="4" w:space="0" w:color="000000"/>
               <w:left w:val="single" w:sz="4" w:space="0" w:color="000000"/>
@@ -7597,7 +7667,7 @@
         </w:tc>
         <w:tc>
           <w:tcPr>
-            <w:tcW w:w="4860" w:type="dxa"/>
+            <w:tcW w:w="4703" w:type="dxa"/>
             <w:tcBorders>
               <w:top w:val="single" w:sz="4" w:space="0" w:color="000000"/>
               <w:left w:val="single" w:sz="4" w:space="0" w:color="000000"/>
@@ -7636,7 +7706,7 @@
     <w:tbl>
       <w:tblPr>
         <w:tblStyle w:val="ab"/>
-        <w:tblW w:w="10075" w:type="dxa"/>
+        <w:tblW w:w="9918" w:type="dxa"/>
         <w:tblBorders>
           <w:top w:val="single" w:sz="4" w:space="0" w:color="000000"/>
           <w:left w:val="single" w:sz="4" w:space="0" w:color="000000"/>
@@ -7652,7 +7722,7 @@
         <w:gridCol w:w="2785"/>
         <w:gridCol w:w="2001"/>
         <w:gridCol w:w="2589"/>
-        <w:gridCol w:w="2700"/>
+        <w:gridCol w:w="2543"/>
       </w:tblGrid>
       <w:tr>
         <w:trPr>
@@ -7660,7 +7730,7 @@
         </w:trPr>
         <w:tc>
           <w:tcPr>
-            <w:tcW w:w="10075" w:type="dxa"/>
+            <w:tcW w:w="9918" w:type="dxa"/>
             <w:gridSpan w:val="4"/>
             <w:tcBorders>
               <w:top w:val="single" w:sz="4" w:space="0" w:color="000000"/>
@@ -7718,6 +7788,7 @@
                 <w:sz w:val="18"/>
                 <w:szCs w:val="18"/>
               </w:rPr>
+              <w:lastRenderedPageBreak/>
               <w:t>NAME</w:t>
             </w:r>
           </w:p>
@@ -7782,7 +7853,7 @@
         </w:tc>
         <w:tc>
           <w:tcPr>
-            <w:tcW w:w="2700" w:type="dxa"/>
+            <w:tcW w:w="2543" w:type="dxa"/>
             <w:tcBorders>
               <w:top w:val="single" w:sz="4" w:space="0" w:color="000000"/>
               <w:left w:val="single" w:sz="4" w:space="0" w:color="000000"/>
@@ -7963,7 +8034,7 @@
         </w:tc>
         <w:tc>
           <w:tcPr>
-            <w:tcW w:w="2700" w:type="dxa"/>
+            <w:tcW w:w="2543" w:type="dxa"/>
             <w:tcBorders>
               <w:top w:val="single" w:sz="4" w:space="0" w:color="000000"/>
               <w:left w:val="single" w:sz="4" w:space="0" w:color="000000"/>
@@ -8054,10 +8125,9 @@
           <w:szCs w:val="18"/>
           <w:u w:val="single"/>
         </w:rPr>
-        <w:lastRenderedPageBreak/>
         <w:drawing>
-          <wp:inline distT="0" distB="0" distL="0" distR="0" wp14:anchorId="400DF00F" wp14:editId="71BF3F9F">
-            <wp:extent cx="6461081" cy="266194"/>
+          <wp:inline distT="0" distB="0" distL="0" distR="0" wp14:anchorId="400DF00F" wp14:editId="22684A98">
+            <wp:extent cx="6306820" cy="274955"/>
             <wp:effectExtent l="0" t="0" r="0" b="0"/>
             <wp:docPr id="2022791843" name="image6.jpg"/>
             <wp:cNvGraphicFramePr/>
@@ -8078,7 +8148,7 @@
                   <pic:spPr>
                     <a:xfrm>
                       <a:off x="0" y="0"/>
-                      <a:ext cx="6461081" cy="266194"/>
+                      <a:ext cx="6384579" cy="278345"/>
                     </a:xfrm>
                     <a:prstGeom prst="rect">
                       <a:avLst/>
@@ -8095,7 +8165,7 @@
     <w:tbl>
       <w:tblPr>
         <w:tblStyle w:val="ac"/>
-        <w:tblW w:w="10165" w:type="dxa"/>
+        <w:tblW w:w="9923" w:type="dxa"/>
         <w:tblBorders>
           <w:top w:val="single" w:sz="4" w:space="0" w:color="000000"/>
           <w:left w:val="single" w:sz="4" w:space="0" w:color="000000"/>
@@ -8108,10 +8178,10 @@
         <w:tblLook w:val="0400" w:firstRow="0" w:lastRow="0" w:firstColumn="0" w:lastColumn="0" w:noHBand="0" w:noVBand="1"/>
       </w:tblPr>
       <w:tblGrid>
-        <w:gridCol w:w="1795"/>
-        <w:gridCol w:w="3510"/>
+        <w:gridCol w:w="1276"/>
+        <w:gridCol w:w="4029"/>
         <w:gridCol w:w="3420"/>
-        <w:gridCol w:w="1440"/>
+        <w:gridCol w:w="1198"/>
       </w:tblGrid>
       <w:tr>
         <w:trPr>
@@ -8119,7 +8189,7 @@
         </w:trPr>
         <w:tc>
           <w:tcPr>
-            <w:tcW w:w="10165" w:type="dxa"/>
+            <w:tcW w:w="9923" w:type="dxa"/>
             <w:gridSpan w:val="4"/>
             <w:tcBorders>
               <w:top w:val="nil"/>
@@ -8173,7 +8243,7 @@
         </w:trPr>
         <w:tc>
           <w:tcPr>
-            <w:tcW w:w="1795" w:type="dxa"/>
+            <w:tcW w:w="1276" w:type="dxa"/>
             <w:tcBorders>
               <w:top w:val="nil"/>
               <w:left w:val="nil"/>
@@ -8195,7 +8265,7 @@
         </w:tc>
         <w:tc>
           <w:tcPr>
-            <w:tcW w:w="3510" w:type="dxa"/>
+            <w:tcW w:w="4029" w:type="dxa"/>
             <w:tcBorders>
               <w:top w:val="nil"/>
               <w:left w:val="nil"/>
@@ -8239,7 +8309,7 @@
         </w:tc>
         <w:tc>
           <w:tcPr>
-            <w:tcW w:w="1440" w:type="dxa"/>
+            <w:tcW w:w="1198" w:type="dxa"/>
             <w:tcBorders>
               <w:top w:val="nil"/>
               <w:left w:val="nil"/>
@@ -8266,7 +8336,7 @@
         </w:trPr>
         <w:tc>
           <w:tcPr>
-            <w:tcW w:w="1795" w:type="dxa"/>
+            <w:tcW w:w="1276" w:type="dxa"/>
             <w:tcBorders>
               <w:top w:val="nil"/>
               <w:left w:val="nil"/>
@@ -8288,7 +8358,7 @@
         </w:tc>
         <w:tc>
           <w:tcPr>
-            <w:tcW w:w="6930" w:type="dxa"/>
+            <w:tcW w:w="7449" w:type="dxa"/>
             <w:gridSpan w:val="2"/>
             <w:vMerge w:val="restart"/>
             <w:tcBorders>
@@ -8312,7 +8382,7 @@
         </w:tc>
         <w:tc>
           <w:tcPr>
-            <w:tcW w:w="1440" w:type="dxa"/>
+            <w:tcW w:w="1198" w:type="dxa"/>
             <w:tcBorders>
               <w:top w:val="nil"/>
               <w:left w:val="single" w:sz="4" w:space="0" w:color="000000"/>
@@ -8339,7 +8409,7 @@
         </w:trPr>
         <w:tc>
           <w:tcPr>
-            <w:tcW w:w="1795" w:type="dxa"/>
+            <w:tcW w:w="1276" w:type="dxa"/>
             <w:tcBorders>
               <w:top w:val="nil"/>
               <w:left w:val="nil"/>
@@ -8361,7 +8431,7 @@
         </w:tc>
         <w:tc>
           <w:tcPr>
-            <w:tcW w:w="6930" w:type="dxa"/>
+            <w:tcW w:w="7449" w:type="dxa"/>
             <w:gridSpan w:val="2"/>
             <w:vMerge/>
             <w:tcBorders>
@@ -8392,7 +8462,7 @@
         </w:tc>
         <w:tc>
           <w:tcPr>
-            <w:tcW w:w="1440" w:type="dxa"/>
+            <w:tcW w:w="1198" w:type="dxa"/>
             <w:tcBorders>
               <w:top w:val="nil"/>
               <w:left w:val="single" w:sz="4" w:space="0" w:color="000000"/>
@@ -8419,7 +8489,7 @@
         </w:trPr>
         <w:tc>
           <w:tcPr>
-            <w:tcW w:w="1795" w:type="dxa"/>
+            <w:tcW w:w="1276" w:type="dxa"/>
             <w:tcBorders>
               <w:top w:val="nil"/>
               <w:left w:val="nil"/>
@@ -8441,7 +8511,7 @@
         </w:tc>
         <w:tc>
           <w:tcPr>
-            <w:tcW w:w="6930" w:type="dxa"/>
+            <w:tcW w:w="7449" w:type="dxa"/>
             <w:gridSpan w:val="2"/>
             <w:tcBorders>
               <w:top w:val="single" w:sz="4" w:space="0" w:color="000000"/>
@@ -8473,7 +8543,7 @@
         </w:tc>
         <w:tc>
           <w:tcPr>
-            <w:tcW w:w="1440" w:type="dxa"/>
+            <w:tcW w:w="1198" w:type="dxa"/>
             <w:tcBorders>
               <w:top w:val="nil"/>
               <w:left w:val="nil"/>
@@ -8500,7 +8570,7 @@
         </w:trPr>
         <w:tc>
           <w:tcPr>
-            <w:tcW w:w="1795" w:type="dxa"/>
+            <w:tcW w:w="1276" w:type="dxa"/>
             <w:tcBorders>
               <w:top w:val="nil"/>
               <w:left w:val="nil"/>
@@ -8522,7 +8592,7 @@
         </w:tc>
         <w:tc>
           <w:tcPr>
-            <w:tcW w:w="6930" w:type="dxa"/>
+            <w:tcW w:w="7449" w:type="dxa"/>
             <w:gridSpan w:val="2"/>
             <w:tcBorders>
               <w:top w:val="nil"/>
@@ -8569,7 +8639,7 @@
         </w:tc>
         <w:tc>
           <w:tcPr>
-            <w:tcW w:w="1440" w:type="dxa"/>
+            <w:tcW w:w="1198" w:type="dxa"/>
             <w:tcBorders>
               <w:top w:val="nil"/>
               <w:left w:val="nil"/>
@@ -8596,7 +8666,7 @@
         </w:trPr>
         <w:tc>
           <w:tcPr>
-            <w:tcW w:w="1795" w:type="dxa"/>
+            <w:tcW w:w="1276" w:type="dxa"/>
             <w:tcBorders>
               <w:top w:val="nil"/>
               <w:left w:val="nil"/>
@@ -8618,7 +8688,7 @@
         </w:tc>
         <w:tc>
           <w:tcPr>
-            <w:tcW w:w="6930" w:type="dxa"/>
+            <w:tcW w:w="7449" w:type="dxa"/>
             <w:gridSpan w:val="2"/>
             <w:tcBorders>
               <w:top w:val="single" w:sz="4" w:space="0" w:color="000000"/>
@@ -8650,7 +8720,7 @@
         </w:tc>
         <w:tc>
           <w:tcPr>
-            <w:tcW w:w="1440" w:type="dxa"/>
+            <w:tcW w:w="1198" w:type="dxa"/>
             <w:tcBorders>
               <w:top w:val="nil"/>
               <w:left w:val="nil"/>
@@ -8678,7 +8748,7 @@
         </w:trPr>
         <w:tc>
           <w:tcPr>
-            <w:tcW w:w="1795" w:type="dxa"/>
+            <w:tcW w:w="1276" w:type="dxa"/>
             <w:tcBorders>
               <w:top w:val="nil"/>
               <w:left w:val="nil"/>
@@ -8700,7 +8770,7 @@
         </w:tc>
         <w:tc>
           <w:tcPr>
-            <w:tcW w:w="3510" w:type="dxa"/>
+            <w:tcW w:w="4029" w:type="dxa"/>
             <w:tcBorders>
               <w:top w:val="nil"/>
               <w:left w:val="nil"/>
@@ -8744,7 +8814,7 @@
         </w:tc>
         <w:tc>
           <w:tcPr>
-            <w:tcW w:w="1440" w:type="dxa"/>
+            <w:tcW w:w="1198" w:type="dxa"/>
             <w:tcBorders>
               <w:top w:val="nil"/>
               <w:left w:val="nil"/>
@@ -8772,7 +8842,7 @@
         </w:trPr>
         <w:tc>
           <w:tcPr>
-            <w:tcW w:w="10165" w:type="dxa"/>
+            <w:tcW w:w="9923" w:type="dxa"/>
             <w:gridSpan w:val="4"/>
             <w:tcBorders>
               <w:top w:val="nil"/>
@@ -8803,6 +8873,67 @@
                 <w:szCs w:val="18"/>
               </w:rPr>
               <w:t>For Technology Business Incubation &amp; Development Office Only</w:t>
+            </w:r>
+          </w:p>
+        </w:tc>
+      </w:tr>
+    </w:tbl>
+    <w:p/>
+    <w:tbl>
+      <w:tblPr>
+        <w:tblStyle w:val="ac"/>
+        <w:tblW w:w="9923" w:type="dxa"/>
+        <w:tblBorders>
+          <w:top w:val="single" w:sz="4" w:space="0" w:color="000000"/>
+          <w:left w:val="single" w:sz="4" w:space="0" w:color="000000"/>
+          <w:bottom w:val="single" w:sz="4" w:space="0" w:color="000000"/>
+          <w:right w:val="single" w:sz="4" w:space="0" w:color="000000"/>
+          <w:insideH w:val="single" w:sz="4" w:space="0" w:color="000000"/>
+          <w:insideV w:val="single" w:sz="4" w:space="0" w:color="000000"/>
+        </w:tblBorders>
+        <w:tblLayout w:type="fixed"/>
+        <w:tblLook w:val="0400" w:firstRow="0" w:lastRow="0" w:firstColumn="0" w:lastColumn="0" w:noHBand="0" w:noVBand="1"/>
+      </w:tblPr>
+      <w:tblGrid>
+        <w:gridCol w:w="1701"/>
+        <w:gridCol w:w="3604"/>
+        <w:gridCol w:w="3420"/>
+        <w:gridCol w:w="1198"/>
+      </w:tblGrid>
+      <w:tr>
+        <w:trPr>
+          <w:cantSplit/>
+          <w:trHeight w:val="77"/>
+        </w:trPr>
+        <w:tc>
+          <w:tcPr>
+            <w:tcW w:w="9923" w:type="dxa"/>
+            <w:gridSpan w:val="4"/>
+            <w:tcBorders>
+              <w:top w:val="single" w:sz="4" w:space="0" w:color="000000"/>
+              <w:left w:val="nil"/>
+              <w:bottom w:val="nil"/>
+              <w:right w:val="nil"/>
+            </w:tcBorders>
+          </w:tcPr>
+          <w:p>
+            <w:pPr>
+              <w:keepNext/>
+              <w:spacing w:after="0"/>
+              <w:jc w:val="center"/>
+              <w:rPr>
+                <w:rFonts w:ascii="Times New Roman" w:eastAsia="Times New Roman" w:hAnsi="Times New Roman" w:cs="Times New Roman"/>
+                <w:sz w:val="18"/>
+                <w:szCs w:val="18"/>
+              </w:rPr>
+            </w:pPr>
+            <w:r>
+              <w:rPr>
+                <w:rFonts w:ascii="Times New Roman" w:eastAsia="Times New Roman" w:hAnsi="Times New Roman" w:cs="Times New Roman"/>
+                <w:sz w:val="18"/>
+                <w:szCs w:val="18"/>
+              </w:rPr>
+              <w:t>ENDORSEMENT AND APPROVAL</w:t>
             </w:r>
           </w:p>
         </w:tc>
@@ -8814,10 +8945,10 @@
         </w:trPr>
         <w:tc>
           <w:tcPr>
-            <w:tcW w:w="10165" w:type="dxa"/>
+            <w:tcW w:w="9923" w:type="dxa"/>
             <w:gridSpan w:val="4"/>
             <w:tcBorders>
-              <w:top w:val="single" w:sz="4" w:space="0" w:color="000000"/>
+              <w:top w:val="nil"/>
               <w:left w:val="nil"/>
               <w:bottom w:val="nil"/>
               <w:right w:val="nil"/>
@@ -8827,21 +8958,12 @@
             <w:pPr>
               <w:keepNext/>
               <w:spacing w:after="0"/>
-              <w:jc w:val="center"/>
-              <w:rPr>
-                <w:rFonts w:ascii="Times New Roman" w:eastAsia="Times New Roman" w:hAnsi="Times New Roman" w:cs="Times New Roman"/>
-                <w:sz w:val="18"/>
-                <w:szCs w:val="18"/>
-              </w:rPr>
-            </w:pPr>
-            <w:r>
-              <w:rPr>
-                <w:rFonts w:ascii="Times New Roman" w:eastAsia="Times New Roman" w:hAnsi="Times New Roman" w:cs="Times New Roman"/>
-                <w:sz w:val="18"/>
-                <w:szCs w:val="18"/>
-              </w:rPr>
-              <w:t>ENDORSEMENT AND APPROVAL</w:t>
-            </w:r>
+              <w:rPr>
+                <w:rFonts w:ascii="Times New Roman" w:eastAsia="Times New Roman" w:hAnsi="Times New Roman" w:cs="Times New Roman"/>
+                <w:sz w:val="18"/>
+                <w:szCs w:val="18"/>
+              </w:rPr>
+            </w:pPr>
           </w:p>
         </w:tc>
       </w:tr>
@@ -8852,13 +8974,214 @@
         </w:trPr>
         <w:tc>
           <w:tcPr>
-            <w:tcW w:w="10165" w:type="dxa"/>
-            <w:gridSpan w:val="4"/>
+            <w:tcW w:w="1701" w:type="dxa"/>
             <w:tcBorders>
               <w:top w:val="nil"/>
               <w:left w:val="nil"/>
               <w:bottom w:val="nil"/>
+              <w:right w:val="single" w:sz="4" w:space="0" w:color="000000"/>
+            </w:tcBorders>
+          </w:tcPr>
+          <w:p>
+            <w:pPr>
+              <w:keepNext/>
+              <w:spacing w:after="0"/>
+              <w:rPr>
+                <w:rFonts w:ascii="Times New Roman" w:eastAsia="Times New Roman" w:hAnsi="Times New Roman" w:cs="Times New Roman"/>
+                <w:sz w:val="18"/>
+                <w:szCs w:val="18"/>
+              </w:rPr>
+            </w:pPr>
+            <w:r>
+              <w:rPr>
+                <w:rFonts w:ascii="Times New Roman" w:eastAsia="Times New Roman" w:hAnsi="Times New Roman" w:cs="Times New Roman"/>
+                <w:sz w:val="18"/>
+                <w:szCs w:val="18"/>
+              </w:rPr>
+              <w:t>Portfolio Manager:</w:t>
+            </w:r>
+          </w:p>
+        </w:tc>
+        <w:tc>
+          <w:tcPr>
+            <w:tcW w:w="3604" w:type="dxa"/>
+            <w:tcBorders>
+              <w:top w:val="nil"/>
+              <w:left w:val="single" w:sz="4" w:space="0" w:color="000000"/>
+              <w:bottom w:val="nil"/>
               <w:right w:val="nil"/>
+            </w:tcBorders>
+          </w:tcPr>
+          <w:p>
+            <w:pPr>
+              <w:keepNext/>
+              <w:spacing w:after="0"/>
+              <w:rPr>
+                <w:rFonts w:ascii="Times New Roman" w:eastAsia="Times New Roman" w:hAnsi="Times New Roman" w:cs="Times New Roman"/>
+                <w:sz w:val="18"/>
+                <w:szCs w:val="18"/>
+              </w:rPr>
+            </w:pPr>
+            <w:r>
+              <w:rPr>
+                <w:rFonts w:ascii="Times New Roman" w:eastAsia="Times New Roman" w:hAnsi="Times New Roman" w:cs="Times New Roman"/>
+                <w:sz w:val="18"/>
+                <w:szCs w:val="18"/>
+              </w:rPr>
+              <w:t>${</w:t>
+            </w:r>
+            <w:proofErr w:type="spellStart"/>
+            <w:r>
+              <w:rPr>
+                <w:rFonts w:ascii="Times New Roman" w:eastAsia="Times New Roman" w:hAnsi="Times New Roman" w:cs="Times New Roman"/>
+                <w:sz w:val="18"/>
+                <w:szCs w:val="18"/>
+              </w:rPr>
+              <w:t>portfolio_manager</w:t>
+            </w:r>
+            <w:proofErr w:type="spellEnd"/>
+            <w:r>
+              <w:rPr>
+                <w:rFonts w:ascii="Times New Roman" w:eastAsia="Times New Roman" w:hAnsi="Times New Roman" w:cs="Times New Roman"/>
+                <w:sz w:val="18"/>
+                <w:szCs w:val="18"/>
+              </w:rPr>
+              <w:t>}</w:t>
+            </w:r>
+          </w:p>
+        </w:tc>
+        <w:tc>
+          <w:tcPr>
+            <w:tcW w:w="3420" w:type="dxa"/>
+            <w:tcBorders>
+              <w:top w:val="nil"/>
+              <w:left w:val="nil"/>
+              <w:bottom w:val="single" w:sz="4" w:space="0" w:color="000000"/>
+              <w:right w:val="nil"/>
+            </w:tcBorders>
+          </w:tcPr>
+          <w:p>
+            <w:pPr>
+              <w:keepNext/>
+              <w:spacing w:after="0"/>
+              <w:rPr>
+                <w:rFonts w:ascii="Times New Roman" w:eastAsia="Times New Roman" w:hAnsi="Times New Roman" w:cs="Times New Roman"/>
+                <w:sz w:val="18"/>
+                <w:szCs w:val="18"/>
+              </w:rPr>
+            </w:pPr>
+          </w:p>
+        </w:tc>
+        <w:tc>
+          <w:tcPr>
+            <w:tcW w:w="1198" w:type="dxa"/>
+            <w:tcBorders>
+              <w:top w:val="nil"/>
+              <w:left w:val="nil"/>
+              <w:bottom w:val="single" w:sz="4" w:space="0" w:color="000000"/>
+              <w:right w:val="nil"/>
+            </w:tcBorders>
+          </w:tcPr>
+          <w:p>
+            <w:pPr>
+              <w:keepNext/>
+              <w:spacing w:after="0"/>
+              <w:rPr>
+                <w:rFonts w:ascii="Times New Roman" w:eastAsia="Times New Roman" w:hAnsi="Times New Roman" w:cs="Times New Roman"/>
+                <w:sz w:val="18"/>
+                <w:szCs w:val="18"/>
+              </w:rPr>
+            </w:pPr>
+          </w:p>
+        </w:tc>
+      </w:tr>
+      <w:tr>
+        <w:trPr>
+          <w:cantSplit/>
+          <w:trHeight w:val="518"/>
+        </w:trPr>
+        <w:tc>
+          <w:tcPr>
+            <w:tcW w:w="1701" w:type="dxa"/>
+            <w:tcBorders>
+              <w:top w:val="nil"/>
+              <w:left w:val="nil"/>
+              <w:bottom w:val="nil"/>
+              <w:right w:val="single" w:sz="4" w:space="0" w:color="000000"/>
+            </w:tcBorders>
+          </w:tcPr>
+          <w:p>
+            <w:pPr>
+              <w:keepNext/>
+              <w:spacing w:after="0"/>
+              <w:rPr>
+                <w:rFonts w:ascii="Times New Roman" w:eastAsia="Times New Roman" w:hAnsi="Times New Roman" w:cs="Times New Roman"/>
+                <w:sz w:val="18"/>
+                <w:szCs w:val="18"/>
+              </w:rPr>
+            </w:pPr>
+            <w:r>
+              <w:rPr>
+                <w:rFonts w:ascii="Times New Roman" w:eastAsia="Times New Roman" w:hAnsi="Times New Roman" w:cs="Times New Roman"/>
+                <w:sz w:val="18"/>
+                <w:szCs w:val="18"/>
+              </w:rPr>
+              <w:t>Signature:</w:t>
+            </w:r>
+          </w:p>
+        </w:tc>
+        <w:tc>
+          <w:tcPr>
+            <w:tcW w:w="3604" w:type="dxa"/>
+            <w:tcBorders>
+              <w:top w:val="nil"/>
+              <w:left w:val="single" w:sz="4" w:space="0" w:color="000000"/>
+              <w:bottom w:val="nil"/>
+              <w:right w:val="single" w:sz="4" w:space="0" w:color="000000"/>
+            </w:tcBorders>
+          </w:tcPr>
+          <w:p>
+            <w:pPr>
+              <w:keepNext/>
+              <w:spacing w:after="0"/>
+              <w:rPr>
+                <w:rFonts w:ascii="Times New Roman" w:eastAsia="Times New Roman" w:hAnsi="Times New Roman" w:cs="Times New Roman"/>
+                <w:sz w:val="18"/>
+                <w:szCs w:val="18"/>
+              </w:rPr>
+            </w:pPr>
+          </w:p>
+        </w:tc>
+        <w:tc>
+          <w:tcPr>
+            <w:tcW w:w="3420" w:type="dxa"/>
+            <w:tcBorders>
+              <w:top w:val="single" w:sz="4" w:space="0" w:color="000000"/>
+              <w:left w:val="single" w:sz="4" w:space="0" w:color="000000"/>
+              <w:bottom w:val="single" w:sz="4" w:space="0" w:color="000000"/>
+              <w:right w:val="nil"/>
+            </w:tcBorders>
+          </w:tcPr>
+          <w:p>
+            <w:pPr>
+              <w:keepNext/>
+              <w:spacing w:after="0"/>
+              <w:rPr>
+                <w:rFonts w:ascii="Times New Roman" w:eastAsia="Times New Roman" w:hAnsi="Times New Roman" w:cs="Times New Roman"/>
+                <w:sz w:val="18"/>
+                <w:szCs w:val="18"/>
+              </w:rPr>
+            </w:pPr>
+          </w:p>
+        </w:tc>
+        <w:tc>
+          <w:tcPr>
+            <w:tcW w:w="1198" w:type="dxa"/>
+            <w:tcBorders>
+              <w:top w:val="single" w:sz="4" w:space="0" w:color="000000"/>
+              <w:left w:val="nil"/>
+              <w:bottom w:val="single" w:sz="4" w:space="0" w:color="000000"/>
+              <w:right w:val="single" w:sz="4" w:space="0" w:color="000000"/>
             </w:tcBorders>
           </w:tcPr>
           <w:p>
@@ -8881,7 +9204,7 @@
         </w:trPr>
         <w:tc>
           <w:tcPr>
-            <w:tcW w:w="1795" w:type="dxa"/>
+            <w:tcW w:w="1701" w:type="dxa"/>
             <w:tcBorders>
               <w:top w:val="nil"/>
               <w:left w:val="nil"/>
@@ -8905,13 +9228,13 @@
                 <w:sz w:val="18"/>
                 <w:szCs w:val="18"/>
               </w:rPr>
-              <w:t>Portfolio Manager:</w:t>
-            </w:r>
-          </w:p>
-        </w:tc>
-        <w:tc>
-          <w:tcPr>
-            <w:tcW w:w="3510" w:type="dxa"/>
+              <w:t>Cohort No:</w:t>
+            </w:r>
+          </w:p>
+        </w:tc>
+        <w:tc>
+          <w:tcPr>
+            <w:tcW w:w="3604" w:type="dxa"/>
             <w:tcBorders>
               <w:top w:val="nil"/>
               <w:left w:val="single" w:sz="4" w:space="0" w:color="000000"/>
@@ -8944,7 +9267,7 @@
                 <w:sz w:val="18"/>
                 <w:szCs w:val="18"/>
               </w:rPr>
-              <w:t>portfolio_manager</w:t>
+              <w:t>cohort_no</w:t>
             </w:r>
             <w:proofErr w:type="spellEnd"/>
             <w:r>
@@ -8959,148 +9282,34 @@
         </w:tc>
         <w:tc>
           <w:tcPr>
-            <w:tcW w:w="3420" w:type="dxa"/>
-            <w:tcBorders>
-              <w:top w:val="nil"/>
-              <w:left w:val="nil"/>
-              <w:bottom w:val="single" w:sz="4" w:space="0" w:color="000000"/>
-              <w:right w:val="nil"/>
-            </w:tcBorders>
-          </w:tcPr>
-          <w:p>
-            <w:pPr>
-              <w:keepNext/>
-              <w:spacing w:after="0"/>
-              <w:rPr>
-                <w:rFonts w:ascii="Times New Roman" w:eastAsia="Times New Roman" w:hAnsi="Times New Roman" w:cs="Times New Roman"/>
-                <w:sz w:val="18"/>
-                <w:szCs w:val="18"/>
-              </w:rPr>
-            </w:pPr>
-          </w:p>
-        </w:tc>
-        <w:tc>
-          <w:tcPr>
-            <w:tcW w:w="1440" w:type="dxa"/>
-            <w:tcBorders>
-              <w:top w:val="nil"/>
-              <w:left w:val="nil"/>
-              <w:bottom w:val="single" w:sz="4" w:space="0" w:color="000000"/>
-              <w:right w:val="nil"/>
-            </w:tcBorders>
-          </w:tcPr>
-          <w:p>
-            <w:pPr>
-              <w:keepNext/>
-              <w:spacing w:after="0"/>
-              <w:rPr>
-                <w:rFonts w:ascii="Times New Roman" w:eastAsia="Times New Roman" w:hAnsi="Times New Roman" w:cs="Times New Roman"/>
-                <w:sz w:val="18"/>
-                <w:szCs w:val="18"/>
-              </w:rPr>
-            </w:pPr>
-          </w:p>
-        </w:tc>
-      </w:tr>
-      <w:tr>
-        <w:trPr>
-          <w:cantSplit/>
-          <w:trHeight w:val="518"/>
-        </w:trPr>
-        <w:tc>
-          <w:tcPr>
-            <w:tcW w:w="1795" w:type="dxa"/>
-            <w:tcBorders>
-              <w:top w:val="nil"/>
+            <w:tcW w:w="4618" w:type="dxa"/>
+            <w:gridSpan w:val="2"/>
+            <w:tcBorders>
+              <w:top w:val="single" w:sz="4" w:space="0" w:color="000000"/>
               <w:left w:val="nil"/>
               <w:bottom w:val="nil"/>
-              <w:right w:val="single" w:sz="4" w:space="0" w:color="000000"/>
+              <w:right w:val="nil"/>
             </w:tcBorders>
           </w:tcPr>
           <w:p>
             <w:pPr>
               <w:keepNext/>
               <w:spacing w:after="0"/>
-              <w:rPr>
-                <w:rFonts w:ascii="Times New Roman" w:eastAsia="Times New Roman" w:hAnsi="Times New Roman" w:cs="Times New Roman"/>
-                <w:sz w:val="18"/>
-                <w:szCs w:val="18"/>
-              </w:rPr>
-            </w:pPr>
-            <w:r>
-              <w:rPr>
-                <w:rFonts w:ascii="Times New Roman" w:eastAsia="Times New Roman" w:hAnsi="Times New Roman" w:cs="Times New Roman"/>
-                <w:sz w:val="18"/>
-                <w:szCs w:val="18"/>
-              </w:rPr>
-              <w:t>Signature:</w:t>
-            </w:r>
-          </w:p>
-        </w:tc>
-        <w:tc>
-          <w:tcPr>
-            <w:tcW w:w="3510" w:type="dxa"/>
-            <w:tcBorders>
-              <w:top w:val="nil"/>
-              <w:left w:val="single" w:sz="4" w:space="0" w:color="000000"/>
-              <w:bottom w:val="nil"/>
-              <w:right w:val="single" w:sz="4" w:space="0" w:color="000000"/>
-            </w:tcBorders>
-          </w:tcPr>
-          <w:p>
-            <w:pPr>
-              <w:keepNext/>
-              <w:spacing w:after="0"/>
-              <w:rPr>
-                <w:rFonts w:ascii="Times New Roman" w:eastAsia="Times New Roman" w:hAnsi="Times New Roman" w:cs="Times New Roman"/>
-                <w:sz w:val="18"/>
-                <w:szCs w:val="18"/>
-              </w:rPr>
-            </w:pPr>
-          </w:p>
-        </w:tc>
-        <w:tc>
-          <w:tcPr>
-            <w:tcW w:w="3420" w:type="dxa"/>
-            <w:tcBorders>
-              <w:top w:val="single" w:sz="4" w:space="0" w:color="000000"/>
-              <w:left w:val="single" w:sz="4" w:space="0" w:color="000000"/>
-              <w:bottom w:val="single" w:sz="4" w:space="0" w:color="000000"/>
-              <w:right w:val="nil"/>
-            </w:tcBorders>
-          </w:tcPr>
-          <w:p>
-            <w:pPr>
-              <w:keepNext/>
-              <w:spacing w:after="0"/>
-              <w:rPr>
-                <w:rFonts w:ascii="Times New Roman" w:eastAsia="Times New Roman" w:hAnsi="Times New Roman" w:cs="Times New Roman"/>
-                <w:sz w:val="18"/>
-                <w:szCs w:val="18"/>
-              </w:rPr>
-            </w:pPr>
-          </w:p>
-        </w:tc>
-        <w:tc>
-          <w:tcPr>
-            <w:tcW w:w="1440" w:type="dxa"/>
-            <w:tcBorders>
-              <w:top w:val="single" w:sz="4" w:space="0" w:color="000000"/>
-              <w:left w:val="nil"/>
-              <w:bottom w:val="single" w:sz="4" w:space="0" w:color="000000"/>
-              <w:right w:val="single" w:sz="4" w:space="0" w:color="000000"/>
-            </w:tcBorders>
-          </w:tcPr>
-          <w:p>
-            <w:pPr>
-              <w:keepNext/>
-              <w:spacing w:after="0"/>
-              <w:rPr>
-                <w:rFonts w:ascii="Times New Roman" w:eastAsia="Times New Roman" w:hAnsi="Times New Roman" w:cs="Times New Roman"/>
-                <w:sz w:val="18"/>
-                <w:szCs w:val="18"/>
-              </w:rPr>
-            </w:pPr>
+              <w:jc w:val="center"/>
+              <w:rPr>
+                <w:rFonts w:ascii="Times New Roman" w:eastAsia="Times New Roman" w:hAnsi="Times New Roman" w:cs="Times New Roman"/>
+                <w:sz w:val="18"/>
+                <w:szCs w:val="18"/>
+              </w:rPr>
+            </w:pPr>
+            <w:r>
+              <w:rPr>
+                <w:rFonts w:ascii="Times New Roman" w:eastAsia="Times New Roman" w:hAnsi="Times New Roman" w:cs="Times New Roman"/>
+                <w:sz w:val="18"/>
+                <w:szCs w:val="18"/>
+              </w:rPr>
+              <w:t>Director's signature (Sign inside the box)</w:t>
+            </w:r>
           </w:p>
         </w:tc>
       </w:tr>
@@ -9111,7 +9320,7 @@
         </w:trPr>
         <w:tc>
           <w:tcPr>
-            <w:tcW w:w="1795" w:type="dxa"/>
+            <w:tcW w:w="1701" w:type="dxa"/>
             <w:tcBorders>
               <w:top w:val="nil"/>
               <w:left w:val="nil"/>
@@ -9135,13 +9344,13 @@
                 <w:sz w:val="18"/>
                 <w:szCs w:val="18"/>
               </w:rPr>
-              <w:t>Cohort No:</w:t>
-            </w:r>
-          </w:p>
-        </w:tc>
-        <w:tc>
-          <w:tcPr>
-            <w:tcW w:w="3510" w:type="dxa"/>
+              <w:t>Endorsed by:</w:t>
+            </w:r>
+          </w:p>
+        </w:tc>
+        <w:tc>
+          <w:tcPr>
+            <w:tcW w:w="3604" w:type="dxa"/>
             <w:tcBorders>
               <w:top w:val="nil"/>
               <w:left w:val="single" w:sz="4" w:space="0" w:color="000000"/>
@@ -9174,7 +9383,7 @@
                 <w:sz w:val="18"/>
                 <w:szCs w:val="18"/>
               </w:rPr>
-              <w:t>cohort_no</w:t>
+              <w:t>endorsed_by</w:t>
             </w:r>
             <w:proofErr w:type="spellEnd"/>
             <w:r>
@@ -9189,12 +9398,12 @@
         </w:tc>
         <w:tc>
           <w:tcPr>
-            <w:tcW w:w="4860" w:type="dxa"/>
+            <w:tcW w:w="4618" w:type="dxa"/>
             <w:gridSpan w:val="2"/>
             <w:tcBorders>
-              <w:top w:val="single" w:sz="4" w:space="0" w:color="000000"/>
+              <w:top w:val="nil"/>
               <w:left w:val="nil"/>
-              <w:bottom w:val="nil"/>
+              <w:bottom w:val="single" w:sz="4" w:space="0" w:color="000000"/>
               <w:right w:val="nil"/>
             </w:tcBorders>
           </w:tcPr>
@@ -9202,21 +9411,12 @@
             <w:pPr>
               <w:keepNext/>
               <w:spacing w:after="0"/>
-              <w:jc w:val="center"/>
-              <w:rPr>
-                <w:rFonts w:ascii="Times New Roman" w:eastAsia="Times New Roman" w:hAnsi="Times New Roman" w:cs="Times New Roman"/>
-                <w:sz w:val="18"/>
-                <w:szCs w:val="18"/>
-              </w:rPr>
-            </w:pPr>
-            <w:r>
-              <w:rPr>
-                <w:rFonts w:ascii="Times New Roman" w:eastAsia="Times New Roman" w:hAnsi="Times New Roman" w:cs="Times New Roman"/>
-                <w:sz w:val="18"/>
-                <w:szCs w:val="18"/>
-              </w:rPr>
-              <w:t>Director's signature (Sign inside the box)</w:t>
-            </w:r>
+              <w:rPr>
+                <w:rFonts w:ascii="Times New Roman" w:eastAsia="Times New Roman" w:hAnsi="Times New Roman" w:cs="Times New Roman"/>
+                <w:sz w:val="18"/>
+                <w:szCs w:val="18"/>
+              </w:rPr>
+            </w:pPr>
           </w:p>
         </w:tc>
       </w:tr>
@@ -9227,7 +9427,7 @@
         </w:trPr>
         <w:tc>
           <w:tcPr>
-            <w:tcW w:w="1795" w:type="dxa"/>
+            <w:tcW w:w="1701" w:type="dxa"/>
             <w:tcBorders>
               <w:top w:val="nil"/>
               <w:left w:val="nil"/>
@@ -9237,27 +9437,26 @@
           </w:tcPr>
           <w:p>
             <w:pPr>
-              <w:keepNext/>
-              <w:spacing w:after="0"/>
-              <w:rPr>
-                <w:rFonts w:ascii="Times New Roman" w:eastAsia="Times New Roman" w:hAnsi="Times New Roman" w:cs="Times New Roman"/>
-                <w:sz w:val="18"/>
-                <w:szCs w:val="18"/>
-              </w:rPr>
-            </w:pPr>
-            <w:r>
-              <w:rPr>
-                <w:rFonts w:ascii="Times New Roman" w:eastAsia="Times New Roman" w:hAnsi="Times New Roman" w:cs="Times New Roman"/>
-                <w:sz w:val="18"/>
-                <w:szCs w:val="18"/>
-              </w:rPr>
-              <w:t>Endorsed by:</w:t>
-            </w:r>
-          </w:p>
-        </w:tc>
-        <w:tc>
-          <w:tcPr>
-            <w:tcW w:w="3510" w:type="dxa"/>
+              <w:spacing w:after="0"/>
+              <w:rPr>
+                <w:rFonts w:ascii="Times New Roman" w:eastAsia="Times New Roman" w:hAnsi="Times New Roman" w:cs="Times New Roman"/>
+                <w:sz w:val="18"/>
+                <w:szCs w:val="18"/>
+              </w:rPr>
+            </w:pPr>
+            <w:r>
+              <w:rPr>
+                <w:rFonts w:ascii="Times New Roman" w:eastAsia="Times New Roman" w:hAnsi="Times New Roman" w:cs="Times New Roman"/>
+                <w:sz w:val="18"/>
+                <w:szCs w:val="18"/>
+              </w:rPr>
+              <w:t>Date:</w:t>
+            </w:r>
+          </w:p>
+        </w:tc>
+        <w:tc>
+          <w:tcPr>
+            <w:tcW w:w="3604" w:type="dxa"/>
             <w:tcBorders>
               <w:top w:val="nil"/>
               <w:left w:val="single" w:sz="4" w:space="0" w:color="000000"/>
@@ -9267,7 +9466,6 @@
           </w:tcPr>
           <w:p>
             <w:pPr>
-              <w:keepNext/>
               <w:spacing w:after="0"/>
               <w:rPr>
                 <w:rFonts w:ascii="Times New Roman" w:eastAsia="Times New Roman" w:hAnsi="Times New Roman" w:cs="Times New Roman"/>
@@ -9290,7 +9488,7 @@
                 <w:sz w:val="18"/>
                 <w:szCs w:val="18"/>
               </w:rPr>
-              <w:t>endorsed_by</w:t>
+              <w:t>endorsement_date</w:t>
             </w:r>
             <w:proofErr w:type="spellEnd"/>
             <w:r>
@@ -9305,112 +9503,7 @@
         </w:tc>
         <w:tc>
           <w:tcPr>
-            <w:tcW w:w="4860" w:type="dxa"/>
-            <w:gridSpan w:val="2"/>
-            <w:tcBorders>
-              <w:top w:val="nil"/>
-              <w:left w:val="nil"/>
-              <w:bottom w:val="single" w:sz="4" w:space="0" w:color="000000"/>
-              <w:right w:val="nil"/>
-            </w:tcBorders>
-          </w:tcPr>
-          <w:p>
-            <w:pPr>
-              <w:keepNext/>
-              <w:spacing w:after="0"/>
-              <w:rPr>
-                <w:rFonts w:ascii="Times New Roman" w:eastAsia="Times New Roman" w:hAnsi="Times New Roman" w:cs="Times New Roman"/>
-                <w:sz w:val="18"/>
-                <w:szCs w:val="18"/>
-              </w:rPr>
-            </w:pPr>
-          </w:p>
-        </w:tc>
-      </w:tr>
-      <w:tr>
-        <w:trPr>
-          <w:cantSplit/>
-          <w:trHeight w:val="77"/>
-        </w:trPr>
-        <w:tc>
-          <w:tcPr>
-            <w:tcW w:w="1795" w:type="dxa"/>
-            <w:tcBorders>
-              <w:top w:val="nil"/>
-              <w:left w:val="nil"/>
-              <w:bottom w:val="nil"/>
-              <w:right w:val="single" w:sz="4" w:space="0" w:color="000000"/>
-            </w:tcBorders>
-          </w:tcPr>
-          <w:p>
-            <w:pPr>
-              <w:spacing w:after="0"/>
-              <w:rPr>
-                <w:rFonts w:ascii="Times New Roman" w:eastAsia="Times New Roman" w:hAnsi="Times New Roman" w:cs="Times New Roman"/>
-                <w:sz w:val="18"/>
-                <w:szCs w:val="18"/>
-              </w:rPr>
-            </w:pPr>
-            <w:r>
-              <w:rPr>
-                <w:rFonts w:ascii="Times New Roman" w:eastAsia="Times New Roman" w:hAnsi="Times New Roman" w:cs="Times New Roman"/>
-                <w:sz w:val="18"/>
-                <w:szCs w:val="18"/>
-              </w:rPr>
-              <w:t>Date:</w:t>
-            </w:r>
-          </w:p>
-        </w:tc>
-        <w:tc>
-          <w:tcPr>
-            <w:tcW w:w="3510" w:type="dxa"/>
-            <w:tcBorders>
-              <w:top w:val="nil"/>
-              <w:left w:val="single" w:sz="4" w:space="0" w:color="000000"/>
-              <w:bottom w:val="nil"/>
-              <w:right w:val="nil"/>
-            </w:tcBorders>
-          </w:tcPr>
-          <w:p>
-            <w:pPr>
-              <w:spacing w:after="0"/>
-              <w:rPr>
-                <w:rFonts w:ascii="Times New Roman" w:eastAsia="Times New Roman" w:hAnsi="Times New Roman" w:cs="Times New Roman"/>
-                <w:sz w:val="18"/>
-                <w:szCs w:val="18"/>
-              </w:rPr>
-            </w:pPr>
-            <w:r>
-              <w:rPr>
-                <w:rFonts w:ascii="Times New Roman" w:eastAsia="Times New Roman" w:hAnsi="Times New Roman" w:cs="Times New Roman"/>
-                <w:sz w:val="18"/>
-                <w:szCs w:val="18"/>
-              </w:rPr>
-              <w:t>${</w:t>
-            </w:r>
-            <w:proofErr w:type="spellStart"/>
-            <w:r>
-              <w:rPr>
-                <w:rFonts w:ascii="Times New Roman" w:eastAsia="Times New Roman" w:hAnsi="Times New Roman" w:cs="Times New Roman"/>
-                <w:sz w:val="18"/>
-                <w:szCs w:val="18"/>
-              </w:rPr>
-              <w:t>endorsement_date</w:t>
-            </w:r>
-            <w:proofErr w:type="spellEnd"/>
-            <w:r>
-              <w:rPr>
-                <w:rFonts w:ascii="Times New Roman" w:eastAsia="Times New Roman" w:hAnsi="Times New Roman" w:cs="Times New Roman"/>
-                <w:sz w:val="18"/>
-                <w:szCs w:val="18"/>
-              </w:rPr>
-              <w:t>}</w:t>
-            </w:r>
-          </w:p>
-        </w:tc>
-        <w:tc>
-          <w:tcPr>
-            <w:tcW w:w="4860" w:type="dxa"/>
+            <w:tcW w:w="4618" w:type="dxa"/>
             <w:gridSpan w:val="2"/>
             <w:tcBorders>
               <w:top w:val="single" w:sz="4" w:space="0" w:color="000000"/>
@@ -9461,11 +9554,12 @@
       <w:footerReference w:type="default" r:id="rId15"/>
       <w:headerReference w:type="first" r:id="rId16"/>
       <w:footerReference w:type="first" r:id="rId17"/>
-      <w:pgSz w:w="12240" w:h="18720"/>
-      <w:pgMar w:top="1150" w:right="1440" w:bottom="994" w:left="1440" w:header="274" w:footer="584" w:gutter="0"/>
+      <w:pgSz w:w="11906" w:h="16838" w:code="9"/>
+      <w:pgMar w:top="635" w:right="1440" w:bottom="992" w:left="1440" w:header="272" w:footer="584" w:gutter="0"/>
       <w:pgNumType w:start="1"/>
       <w:cols w:space="720"/>
       <w:titlePg/>
+      <w:docGrid w:linePitch="299"/>
     </w:sectPr>
   </w:body>
 </w:document>
@@ -9564,7 +9658,7 @@
           <wp:extent cx="2560320" cy="1036320"/>
           <wp:effectExtent l="0" t="0" r="0" b="0"/>
           <wp:wrapSquare wrapText="bothSides" distT="0" distB="0" distL="114300" distR="114300"/>
-          <wp:docPr id="2022791835" name="image7.jpg" descr="A close-up of a list of information&#10;&#10;Description automatically generated"/>
+          <wp:docPr id="1042947314" name="image7.jpg" descr="A close-up of a list of information&#10;&#10;Description automatically generated"/>
           <wp:cNvGraphicFramePr/>
           <a:graphic xmlns:a="http://schemas.openxmlformats.org/drawingml/2006/main">
             <a:graphicData uri="http://schemas.openxmlformats.org/drawingml/2006/picture">
@@ -9857,7 +9951,7 @@
           <wp:extent cx="2560320" cy="1036320"/>
           <wp:effectExtent l="0" t="0" r="0" b="0"/>
           <wp:wrapSquare wrapText="bothSides" distT="0" distB="0" distL="114300" distR="114300"/>
-          <wp:docPr id="2022791839" name="image7.jpg" descr="A close-up of a list of information&#10;&#10;Description automatically generated"/>
+          <wp:docPr id="1429872223" name="image7.jpg" descr="A close-up of a list of information&#10;&#10;Description automatically generated"/>
           <wp:cNvGraphicFramePr/>
           <a:graphic xmlns:a="http://schemas.openxmlformats.org/drawingml/2006/main">
             <a:graphicData uri="http://schemas.openxmlformats.org/drawingml/2006/picture">
@@ -10165,7 +10259,7 @@
           <wp:extent cx="914400" cy="927735"/>
           <wp:effectExtent l="0" t="0" r="0" b="0"/>
           <wp:wrapNone/>
-          <wp:docPr id="2022791834" name="image4.png" descr="A yellow star with a black background&#10;&#10;Description automatically generated"/>
+          <wp:docPr id="1454374871" name="image4.png" descr="A yellow star with a black background&#10;&#10;Description automatically generated"/>
           <wp:cNvGraphicFramePr/>
           <a:graphic xmlns:a="http://schemas.openxmlformats.org/drawingml/2006/main">
             <a:graphicData uri="http://schemas.openxmlformats.org/drawingml/2006/picture">
@@ -10213,7 +10307,7 @@
           <wp:extent cx="1047750" cy="1047750"/>
           <wp:effectExtent l="0" t="0" r="0" b="0"/>
           <wp:wrapNone/>
-          <wp:docPr id="2022791833" name="image2.png" descr="A logo with a sun and stars&#10;&#10;Description automatically generated"/>
+          <wp:docPr id="1654667651" name="image2.png" descr="A logo with a sun and stars&#10;&#10;Description automatically generated"/>
           <wp:cNvGraphicFramePr/>
           <a:graphic xmlns:a="http://schemas.openxmlformats.org/drawingml/2006/main">
             <a:graphicData uri="http://schemas.openxmlformats.org/drawingml/2006/picture">
@@ -10430,7 +10524,7 @@
           <wp:extent cx="914400" cy="927735"/>
           <wp:effectExtent l="0" t="0" r="0" b="0"/>
           <wp:wrapNone/>
-          <wp:docPr id="1315876515" name="image4.png"/>
+          <wp:docPr id="249045700" name="image4.png"/>
           <wp:cNvGraphicFramePr/>
           <a:graphic xmlns:a="http://schemas.openxmlformats.org/drawingml/2006/main">
             <a:graphicData uri="http://schemas.openxmlformats.org/drawingml/2006/picture">
@@ -10478,7 +10572,7 @@
           <wp:extent cx="1047750" cy="1047750"/>
           <wp:effectExtent l="0" t="0" r="0" b="0"/>
           <wp:wrapNone/>
-          <wp:docPr id="2022791837" name="image2.png" descr="A logo with a sun and stars&#10;&#10;Description automatically generated"/>
+          <wp:docPr id="893075199" name="image2.png" descr="A logo with a sun and stars&#10;&#10;Description automatically generated"/>
           <wp:cNvGraphicFramePr/>
           <a:graphic xmlns:a="http://schemas.openxmlformats.org/drawingml/2006/main">
             <a:graphicData uri="http://schemas.openxmlformats.org/drawingml/2006/picture">
